--- a/access.docx
+++ b/access.docx
@@ -2945,6 +2945,78 @@
       <w:pPr>
         <w:spacing w:after="0"/>
       </w:pPr>
+    </w:p>
+    <w:p>
+      <w:pPr>
+        <w:spacing w:after="0"/>
+      </w:pPr>
+    </w:p>
+    <w:p>
+      <w:pPr>
+        <w:spacing w:after="0"/>
+      </w:pPr>
+      <w:proofErr w:type="spellStart"/>
+      <w:r>
+        <w:t>git</w:t>
+      </w:r>
+      <w:proofErr w:type="spellEnd"/>
+      <w:r>
+        <w:t xml:space="preserve"> </w:t>
+      </w:r>
+      <w:proofErr w:type="spellStart"/>
+      <w:r>
+        <w:t>config</w:t>
+      </w:r>
+      <w:proofErr w:type="spellEnd"/>
+      <w:r>
+        <w:t xml:space="preserve"> --global </w:t>
+      </w:r>
+      <w:proofErr w:type="spellStart"/>
+      <w:proofErr w:type="gramStart"/>
+      <w:r>
+        <w:t>user.email</w:t>
+      </w:r>
+      <w:proofErr w:type="spellEnd"/>
+      <w:proofErr w:type="gramEnd"/>
+      <w:r>
+        <w:t xml:space="preserve"> "</w:t>
+      </w:r>
+      <w:proofErr w:type="spellStart"/>
+      <w:r>
+        <w:t>administrativo@crewwellness.club</w:t>
+      </w:r>
+      <w:proofErr w:type="spellEnd"/>
+      <w:r>
+        <w:t>"</w:t>
+      </w:r>
+    </w:p>
+    <w:p>
+      <w:pPr>
+        <w:spacing w:after="0"/>
+      </w:pPr>
+      <w:proofErr w:type="spellStart"/>
+      <w:r>
+        <w:lastRenderedPageBreak/>
+        <w:t>git</w:t>
+      </w:r>
+      <w:proofErr w:type="spellEnd"/>
+      <w:r>
+        <w:t xml:space="preserve"> </w:t>
+      </w:r>
+      <w:proofErr w:type="spellStart"/>
+      <w:r>
+        <w:t>config</w:t>
+      </w:r>
+      <w:proofErr w:type="spellEnd"/>
+      <w:r>
+        <w:t xml:space="preserve"> --global user.name "</w:t>
+      </w:r>
+      <w:r>
+        <w:t>administrativo-hash</w:t>
+      </w:r>
+      <w:r>
+        <w:t>"</w:t>
+      </w:r>
     </w:p>
     <w:sectPr>
       <w:pgSz w:w="12240" w:h="15840"/>

--- a/access.docx
+++ b/access.docx
@@ -4,11 +4,294 @@
   <w:body>
     <w:p>
       <w:r>
+        <w:t xml:space="preserve">Instrucciones directas para </w:t>
+      </w:r>
+      <w:r>
+        <w:rPr>
+          <w:b/>
+          <w:bCs/>
+        </w:rPr>
+        <w:t>generar un token válido de SIIGO (sin errores)</w:t>
+      </w:r>
+      <w:r>
+        <w:t>:</w:t>
+      </w:r>
+    </w:p>
+    <w:p>
+      <w:r>
+        <w:pict w14:anchorId="36789FE5">
+          <v:rect id="_x0000_i1037" style="width:0;height:1.5pt" o:hralign="center" o:hrstd="t" o:hr="t" fillcolor="#a0a0a0" stroked="f"/>
+        </w:pict>
+      </w:r>
+    </w:p>
+    <w:p>
+      <w:pPr>
+        <w:rPr>
+          <w:b/>
+          <w:bCs/>
+        </w:rPr>
+      </w:pPr>
+      <w:r>
+        <w:rPr>
+          <w:rFonts w:ascii="Segoe UI Emoji" w:hAnsi="Segoe UI Emoji" w:cs="Segoe UI Emoji"/>
+          <w:b/>
+          <w:bCs/>
+        </w:rPr>
+        <w:t>🔐</w:t>
+      </w:r>
+      <w:r>
+        <w:rPr>
+          <w:b/>
+          <w:bCs/>
+        </w:rPr>
+        <w:t xml:space="preserve"> OPCIÓN 1 — POSTMAN (RECOMENDADO)</w:t>
+      </w:r>
+    </w:p>
+    <w:p>
+      <w:pPr>
+        <w:rPr>
+          <w:b/>
+          <w:bCs/>
+        </w:rPr>
+      </w:pPr>
+      <w:r>
+        <w:rPr>
+          <w:b/>
+          <w:bCs/>
+        </w:rPr>
+        <w:t>1. Crear petición</w:t>
+      </w:r>
+    </w:p>
+    <w:p>
+      <w:r>
+        <w:t>Método:</w:t>
+      </w:r>
+    </w:p>
+    <w:p>
+      <w:r>
+        <w:t>POST</w:t>
+      </w:r>
+    </w:p>
+    <w:p>
+      <w:r>
+        <w:t>URL:</w:t>
+      </w:r>
+    </w:p>
+    <w:p>
+      <w:r>
+        <w:t>https://api.siigo.com/auth</w:t>
+      </w:r>
+    </w:p>
+    <w:p>
+      <w:r>
+        <w:pict w14:anchorId="4C9AD41B">
+          <v:rect id="_x0000_i1038" style="width:0;height:1.5pt" o:hralign="center" o:hrstd="t" o:hr="t" fillcolor="#a0a0a0" stroked="f"/>
+        </w:pict>
+      </w:r>
+    </w:p>
+    <w:p>
+      <w:pPr>
+        <w:rPr>
+          <w:b/>
+          <w:bCs/>
+        </w:rPr>
+      </w:pPr>
+      <w:r>
+        <w:rPr>
+          <w:b/>
+          <w:bCs/>
+        </w:rPr>
+        <w:t xml:space="preserve">2. </w:t>
+      </w:r>
+      <w:proofErr w:type="spellStart"/>
+      <w:r>
+        <w:rPr>
+          <w:b/>
+          <w:bCs/>
+        </w:rPr>
+        <w:t>Headers</w:t>
+      </w:r>
+      <w:proofErr w:type="spellEnd"/>
+    </w:p>
+    <w:p>
+      <w:r>
+        <w:t>Agrega exactamente:</w:t>
+      </w:r>
+    </w:p>
+    <w:p>
+      <w:r>
+        <w:t>Content-</w:t>
+      </w:r>
+      <w:proofErr w:type="spellStart"/>
+      <w:r>
+        <w:t>Type</w:t>
+      </w:r>
+      <w:proofErr w:type="spellEnd"/>
+      <w:r>
+        <w:t xml:space="preserve">: </w:t>
+      </w:r>
+      <w:proofErr w:type="spellStart"/>
+      <w:r>
+        <w:t>application</w:t>
+      </w:r>
+      <w:proofErr w:type="spellEnd"/>
+      <w:r>
+        <w:t>/</w:t>
+      </w:r>
+      <w:proofErr w:type="spellStart"/>
+      <w:r>
+        <w:t>json</w:t>
+      </w:r>
+      <w:proofErr w:type="spellEnd"/>
+      <w:r>
+        <w:br/>
+        <w:t xml:space="preserve">Partner-Id: </w:t>
+      </w:r>
+      <w:proofErr w:type="spellStart"/>
+      <w:r>
+        <w:t>CrewWellnessAPI</w:t>
+      </w:r>
+      <w:proofErr w:type="spellEnd"/>
+    </w:p>
+    <w:p>
+      <w:pPr>
+        <w:rPr>
+          <w:b/>
+          <w:bCs/>
+        </w:rPr>
+      </w:pPr>
+      <w:r>
+        <w:rPr>
+          <w:b/>
+          <w:bCs/>
+        </w:rPr>
+        <w:t>3. Body (raw → JSON)</w:t>
+      </w:r>
+    </w:p>
+    <w:p>
+      <w:r>
         <w:t>{</w:t>
       </w:r>
-    </w:p>
-    <w:p>
-      <w:r>
+      <w:r>
+        <w:br/>
+        <w:t xml:space="preserve">  "</w:t>
+      </w:r>
+      <w:proofErr w:type="spellStart"/>
+      <w:r>
+        <w:t>username</w:t>
+      </w:r>
+      <w:proofErr w:type="spellEnd"/>
+      <w:r>
+        <w:t>": "</w:t>
+      </w:r>
+      <w:proofErr w:type="spellStart"/>
+      <w:r>
+        <w:t>administrativo@crewwellness.club</w:t>
+      </w:r>
+      <w:proofErr w:type="spellEnd"/>
+      <w:r>
+        <w:t>",</w:t>
+      </w:r>
+      <w:r>
+        <w:br/>
+        <w:t xml:space="preserve">  "</w:t>
+      </w:r>
+      <w:proofErr w:type="spellStart"/>
+      <w:r>
+        <w:t>access_key</w:t>
+      </w:r>
+      <w:proofErr w:type="spellEnd"/>
+      <w:r>
+        <w:t>": "TU_ACCESS_KEY"</w:t>
+      </w:r>
+      <w:r>
+        <w:br/>
+        <w:t>}</w:t>
+      </w:r>
+    </w:p>
+    <w:p>
+      <w:r>
+        <w:rPr>
+          <w:rFonts w:ascii="Segoe UI Emoji" w:hAnsi="Segoe UI Emoji" w:cs="Segoe UI Emoji"/>
+        </w:rPr>
+        <w:t>👉</w:t>
+      </w:r>
+      <w:r>
+        <w:t xml:space="preserve"> </w:t>
+      </w:r>
+      <w:r>
+        <w:rPr>
+          <w:b/>
+          <w:bCs/>
+        </w:rPr>
+        <w:t>IMPORTANTE:</w:t>
+      </w:r>
+    </w:p>
+    <w:p>
+      <w:pPr>
+        <w:numPr>
+          <w:ilvl w:val="0"/>
+          <w:numId w:val="2"/>
+        </w:numPr>
+      </w:pPr>
+      <w:proofErr w:type="spellStart"/>
+      <w:r>
+        <w:t>username</w:t>
+      </w:r>
+      <w:proofErr w:type="spellEnd"/>
+      <w:r>
+        <w:t xml:space="preserve"> = el mismo que usaste antes </w:t>
+      </w:r>
+    </w:p>
+    <w:p>
+      <w:pPr>
+        <w:numPr>
+          <w:ilvl w:val="0"/>
+          <w:numId w:val="2"/>
+        </w:numPr>
+      </w:pPr>
+      <w:proofErr w:type="spellStart"/>
+      <w:r>
+        <w:t>access_key</w:t>
+      </w:r>
+      <w:proofErr w:type="spellEnd"/>
+      <w:r>
+        <w:t xml:space="preserve"> = NO es el token, es la clave API de SIIGO </w:t>
+      </w:r>
+    </w:p>
+    <w:p>
+      <w:r>
+        <w:pict w14:anchorId="6A9C1112">
+          <v:rect id="_x0000_i1047" style="width:0;height:1.5pt" o:hralign="center" o:hrstd="t" o:hr="t" fillcolor="#a0a0a0" stroked="f"/>
+        </w:pict>
+      </w:r>
+    </w:p>
+    <w:p>
+      <w:pPr>
+        <w:rPr>
+          <w:b/>
+          <w:bCs/>
+        </w:rPr>
+      </w:pPr>
+      <w:r>
+        <w:rPr>
+          <w:b/>
+          <w:bCs/>
+        </w:rPr>
+        <w:t>4. Enviar (Send)</w:t>
+      </w:r>
+    </w:p>
+    <w:p/>
+    <w:p/>
+    <w:p/>
+    <w:p>
+      <w:r>
+        <w:t>{</w:t>
+      </w:r>
+    </w:p>
+    <w:p>
+      <w:r>
+        <w:lastRenderedPageBreak/>
         <w:t xml:space="preserve">    "</w:t>
       </w:r>
       <w:proofErr w:type="spellStart"/>
@@ -17,7 +300,13 @@
       </w:r>
       <w:proofErr w:type="spellEnd"/>
       <w:r>
-        <w:t>": "eyJhbGciOiJSUzI1NiIsImtpZCI6IkM3QzFFQTY5M0FCMDREQTM5RkRBNTc3RDc4NTM0NEYxRkI5MDcwQzhSUzI1NiIsInR5cCI6ImF0K2p3dCIsIng1dCI6Ing4SHFhVHF3VGFPZjJsZDllRk5FOGZ1UWNNZyJ9.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.J1mQQI0sMKV68N2Ex8Wfez0ztn_dzmyPQWsBJjKWTemX4cd-otkoR-xRBvH3j5kwPY72IaRQ9kaFQc3ZxE5bUw-raebzCFPBAravGqgofqnrkOk9e8sDQLIDPKwMOBPAw_8jmDY1QTbhKTndjJ47NW2V6neO15CZHxhZrafVG6gsf33YG0dv6AymoW4o4ErzAZFp45wFpSfrvP9x26g2--tWYx5YRm8WQEnIOBG2h2aTDHaxRV9C6jVAcOSCMwuo8mDg5hXpqPJBWC5UEEGio163nMi96b0LeXz-ir6ZPJWGI5Cxd8vxxKQtbaOP0NAdJg5zZMaREUQQq-K6HRXRYA",</w:t>
+        <w:t>": "</w:t>
+      </w:r>
+      <w:r>
+        <w:t>eyJhbGciOiJSUzI1NiIsImtpZCI6IkM3QzFFQTY5M0FCMDREQTM5RkRBNTc3RDc4NTM0NEYxRkI5MDcwQzhSUzI1NiIsInR5cCI6ImF0K2p3dCIsIng1dCI6Ing4SHFhVHF3VGFPZjJsZDllRk5FOGZ1UWNNZyJ9.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.gfVWcgLvjhewDPcpGE9T8sCoRTFu3U4iui1TZrwRDy1JbvqncPI6KVqF6VPFIHMPGhOrXc5ftoykPLRDbXcRm0oVa24iu5A0zBjdtQ-YUcnTgDGyb84rKuys-XdYa3fWlPDCkA8RMr-uP3sEMxAaawnyuM1flQjETyY9tvxfcAnxPk3ZzxaE3iemiSMRkAKZPFrTG8kIx9FyxSeu7WqEAJEhvcx68CnkU93HSqyoumysHCs7kSjVev18Q09sGD2bGYaDDXuodSxdv-f8Igk01f2tbhtQKeiAO-MK1f1qNcsyu-wCWl3hPQy8rMUthDqf4BESzuq0Ur_0SAwJvGLAcg</w:t>
+      </w:r>
+      <w:r>
+        <w:t>",</w:t>
       </w:r>
     </w:p>
     <w:p>
@@ -3018,6 +3307,89 @@
         <w:t>"</w:t>
       </w:r>
     </w:p>
+    <w:p>
+      <w:pPr>
+        <w:spacing w:after="0"/>
+      </w:pPr>
+    </w:p>
+    <w:p>
+      <w:pPr>
+        <w:spacing w:after="0"/>
+      </w:pPr>
+    </w:p>
+    <w:p>
+      <w:pPr>
+        <w:spacing w:after="0"/>
+      </w:pPr>
+      <w:proofErr w:type="gramStart"/>
+      <w:r>
+        <w:t>código java</w:t>
+      </w:r>
+      <w:proofErr w:type="gramEnd"/>
+      <w:r>
+        <w:t xml:space="preserve"> </w:t>
+      </w:r>
+      <w:proofErr w:type="spellStart"/>
+      <w:r>
+        <w:t>detectarfacturas</w:t>
+      </w:r>
+      <w:proofErr w:type="spellEnd"/>
+      <w:r>
+        <w:t xml:space="preserve"> línea 10: </w:t>
+      </w:r>
+      <w:proofErr w:type="spellStart"/>
+      <w:r>
+        <w:t>if</w:t>
+      </w:r>
+      <w:proofErr w:type="spellEnd"/>
+      <w:r>
+        <w:t xml:space="preserve"> </w:t>
+      </w:r>
+      <w:proofErr w:type="gramStart"/>
+      <w:r>
+        <w:t>(!</w:t>
+      </w:r>
+      <w:proofErr w:type="spellStart"/>
+      <w:r>
+        <w:t>yaProcesado</w:t>
+      </w:r>
+      <w:proofErr w:type="spellEnd"/>
+      <w:proofErr w:type="gramEnd"/>
+      <w:r>
+        <w:t xml:space="preserve"> &amp;&amp; </w:t>
+      </w:r>
+      <w:proofErr w:type="spellStart"/>
+      <w:proofErr w:type="gramStart"/>
+      <w:r>
+        <w:t>archivo.getMimeType</w:t>
+      </w:r>
+      <w:proofErr w:type="spellEnd"/>
+      <w:proofErr w:type="gramEnd"/>
+      <w:r>
+        <w:t>() === "</w:t>
+      </w:r>
+      <w:proofErr w:type="spellStart"/>
+      <w:r>
+        <w:t>text</w:t>
+      </w:r>
+      <w:proofErr w:type="spellEnd"/>
+      <w:r>
+        <w:t>/</w:t>
+      </w:r>
+      <w:proofErr w:type="spellStart"/>
+      <w:r>
+        <w:t>xml</w:t>
+      </w:r>
+      <w:proofErr w:type="spellEnd"/>
+      <w:r>
+        <w:t>") {</w:t>
+      </w:r>
+    </w:p>
+    <w:p>
+      <w:pPr>
+        <w:spacing w:after="0"/>
+      </w:pPr>
+    </w:p>
     <w:sectPr>
       <w:pgSz w:w="12240" w:h="15840"/>
       <w:pgMar w:top="1417" w:right="1701" w:bottom="1417" w:left="1701" w:header="708" w:footer="708" w:gutter="0"/>
@@ -3031,9 +3403,9 @@
 <file path=word/numbering.xml><?xml version="1.0" encoding="utf-8"?>
 <w:numbering xmlns:wpc="http://schemas.microsoft.com/office/word/2010/wordprocessingCanvas" xmlns:cx="http://schemas.microsoft.com/office/drawing/2014/chartex" xmlns:cx1="http://schemas.microsoft.com/office/drawing/2015/9/8/chartex" xmlns:cx2="http://schemas.microsoft.com/office/drawing/2015/10/21/chartex" xmlns:cx3="http://schemas.microsoft.com/office/drawing/2016/5/9/chartex" xmlns:cx4="http://schemas.microsoft.com/office/drawing/2016/5/10/chartex" xmlns:cx5="http://schemas.microsoft.com/office/drawing/2016/5/11/chartex" xmlns:cx6="http://schemas.microsoft.com/office/drawing/2016/5/12/chartex" xmlns:cx7="http://schemas.microsoft.com/office/drawing/2016/5/13/chartex" xmlns:cx8="http://schemas.microsoft.com/office/drawing/2016/5/14/chartex" xmlns:mc="http://schemas.openxmlformats.org/markup-compatibility/2006" xmlns:aink="http://schemas.microsoft.com/office/drawing/2016/ink" xmlns:am3d="http://schemas.microsoft.com/office/drawing/2017/model3d" xmlns:o="urn:schemas-microsoft-com:office:office" xmlns:oel="http://schemas.microsoft.com/office/2019/extlst" xmlns:r="http://schemas.openxmlformats.org/officeDocument/2006/relationships" xmlns:m="http://schemas.openxmlformats.org/officeDocument/2006/math" xmlns:v="urn:schemas-microsoft-com:vml" xmlns:wp14="http://schemas.microsoft.com/office/word/2010/wordprocessingDrawing" xmlns:wp="http://schemas.openxmlformats.org/drawingml/2006/wordprocessingDrawing" xmlns:w10="urn:schemas-microsoft-com:office:word" xmlns:w="http://schemas.openxmlformats.org/wordprocessingml/2006/main" xmlns:w14="http://schemas.microsoft.com/office/word/2010/wordml" xmlns:w15="http://schemas.microsoft.com/office/word/2012/wordml" xmlns:w16cex="http://schemas.microsoft.com/office/word/2018/wordml/cex" xmlns:w16cid="http://schemas.microsoft.com/office/word/2016/wordml/cid" xmlns:w16="http://schemas.microsoft.com/office/word/2018/wordml" xmlns:w16du="http://schemas.microsoft.com/office/word/2023/wordml/word16du" xmlns:w16sdtdh="http://schemas.microsoft.com/office/word/2020/wordml/sdtdatahash" xmlns:w16sdtfl="http://schemas.microsoft.com/office/word/2024/wordml/sdtformatlock" xmlns:w16se="http://schemas.microsoft.com/office/word/2015/wordml/symex" xmlns:wpg="http://schemas.microsoft.com/office/word/2010/wordprocessingGroup" xmlns:wpi="http://schemas.microsoft.com/office/word/2010/wordprocessingInk" xmlns:wne="http://schemas.microsoft.com/office/word/2006/wordml" xmlns:wps="http://schemas.microsoft.com/office/word/2010/wordprocessingShape" mc:Ignorable="w14 w15 w16se w16cid w16 w16cex w16sdtdh w16sdtfl w16du wp14">
   <w:abstractNum w:abstractNumId="0" w15:restartNumberingAfterBreak="0">
-    <w:nsid w:val="74715250"/>
+    <w:nsid w:val="0ED073D4"/>
     <w:multiLevelType w:val="multilevel"/>
-    <w:tmpl w:val="3DC40D26"/>
+    <w:tmpl w:val="D3CE1D08"/>
     <w:lvl w:ilvl="0">
       <w:start w:val="1"/>
       <w:numFmt w:val="bullet"/>
@@ -3179,7 +3551,159 @@
       </w:rPr>
     </w:lvl>
   </w:abstractNum>
+  <w:abstractNum w:abstractNumId="1" w15:restartNumberingAfterBreak="0">
+    <w:nsid w:val="74715250"/>
+    <w:multiLevelType w:val="multilevel"/>
+    <w:tmpl w:val="3DC40D26"/>
+    <w:lvl w:ilvl="0">
+      <w:start w:val="1"/>
+      <w:numFmt w:val="bullet"/>
+      <w:lvlText w:val=""/>
+      <w:lvlJc w:val="left"/>
+      <w:pPr>
+        <w:tabs>
+          <w:tab w:val="num" w:pos="720"/>
+        </w:tabs>
+        <w:ind w:left="720" w:hanging="360"/>
+      </w:pPr>
+      <w:rPr>
+        <w:rFonts w:ascii="Symbol" w:hAnsi="Symbol" w:hint="default"/>
+        <w:sz w:val="20"/>
+      </w:rPr>
+    </w:lvl>
+    <w:lvl w:ilvl="1" w:tentative="1">
+      <w:start w:val="1"/>
+      <w:numFmt w:val="bullet"/>
+      <w:lvlText w:val="o"/>
+      <w:lvlJc w:val="left"/>
+      <w:pPr>
+        <w:tabs>
+          <w:tab w:val="num" w:pos="1440"/>
+        </w:tabs>
+        <w:ind w:left="1440" w:hanging="360"/>
+      </w:pPr>
+      <w:rPr>
+        <w:rFonts w:ascii="Courier New" w:hAnsi="Courier New" w:hint="default"/>
+        <w:sz w:val="20"/>
+      </w:rPr>
+    </w:lvl>
+    <w:lvl w:ilvl="2" w:tentative="1">
+      <w:start w:val="1"/>
+      <w:numFmt w:val="bullet"/>
+      <w:lvlText w:val=""/>
+      <w:lvlJc w:val="left"/>
+      <w:pPr>
+        <w:tabs>
+          <w:tab w:val="num" w:pos="2160"/>
+        </w:tabs>
+        <w:ind w:left="2160" w:hanging="360"/>
+      </w:pPr>
+      <w:rPr>
+        <w:rFonts w:ascii="Wingdings" w:hAnsi="Wingdings" w:hint="default"/>
+        <w:sz w:val="20"/>
+      </w:rPr>
+    </w:lvl>
+    <w:lvl w:ilvl="3" w:tentative="1">
+      <w:start w:val="1"/>
+      <w:numFmt w:val="bullet"/>
+      <w:lvlText w:val=""/>
+      <w:lvlJc w:val="left"/>
+      <w:pPr>
+        <w:tabs>
+          <w:tab w:val="num" w:pos="2880"/>
+        </w:tabs>
+        <w:ind w:left="2880" w:hanging="360"/>
+      </w:pPr>
+      <w:rPr>
+        <w:rFonts w:ascii="Wingdings" w:hAnsi="Wingdings" w:hint="default"/>
+        <w:sz w:val="20"/>
+      </w:rPr>
+    </w:lvl>
+    <w:lvl w:ilvl="4" w:tentative="1">
+      <w:start w:val="1"/>
+      <w:numFmt w:val="bullet"/>
+      <w:lvlText w:val=""/>
+      <w:lvlJc w:val="left"/>
+      <w:pPr>
+        <w:tabs>
+          <w:tab w:val="num" w:pos="3600"/>
+        </w:tabs>
+        <w:ind w:left="3600" w:hanging="360"/>
+      </w:pPr>
+      <w:rPr>
+        <w:rFonts w:ascii="Wingdings" w:hAnsi="Wingdings" w:hint="default"/>
+        <w:sz w:val="20"/>
+      </w:rPr>
+    </w:lvl>
+    <w:lvl w:ilvl="5" w:tentative="1">
+      <w:start w:val="1"/>
+      <w:numFmt w:val="bullet"/>
+      <w:lvlText w:val=""/>
+      <w:lvlJc w:val="left"/>
+      <w:pPr>
+        <w:tabs>
+          <w:tab w:val="num" w:pos="4320"/>
+        </w:tabs>
+        <w:ind w:left="4320" w:hanging="360"/>
+      </w:pPr>
+      <w:rPr>
+        <w:rFonts w:ascii="Wingdings" w:hAnsi="Wingdings" w:hint="default"/>
+        <w:sz w:val="20"/>
+      </w:rPr>
+    </w:lvl>
+    <w:lvl w:ilvl="6" w:tentative="1">
+      <w:start w:val="1"/>
+      <w:numFmt w:val="bullet"/>
+      <w:lvlText w:val=""/>
+      <w:lvlJc w:val="left"/>
+      <w:pPr>
+        <w:tabs>
+          <w:tab w:val="num" w:pos="5040"/>
+        </w:tabs>
+        <w:ind w:left="5040" w:hanging="360"/>
+      </w:pPr>
+      <w:rPr>
+        <w:rFonts w:ascii="Wingdings" w:hAnsi="Wingdings" w:hint="default"/>
+        <w:sz w:val="20"/>
+      </w:rPr>
+    </w:lvl>
+    <w:lvl w:ilvl="7" w:tentative="1">
+      <w:start w:val="1"/>
+      <w:numFmt w:val="bullet"/>
+      <w:lvlText w:val=""/>
+      <w:lvlJc w:val="left"/>
+      <w:pPr>
+        <w:tabs>
+          <w:tab w:val="num" w:pos="5760"/>
+        </w:tabs>
+        <w:ind w:left="5760" w:hanging="360"/>
+      </w:pPr>
+      <w:rPr>
+        <w:rFonts w:ascii="Wingdings" w:hAnsi="Wingdings" w:hint="default"/>
+        <w:sz w:val="20"/>
+      </w:rPr>
+    </w:lvl>
+    <w:lvl w:ilvl="8" w:tentative="1">
+      <w:start w:val="1"/>
+      <w:numFmt w:val="bullet"/>
+      <w:lvlText w:val=""/>
+      <w:lvlJc w:val="left"/>
+      <w:pPr>
+        <w:tabs>
+          <w:tab w:val="num" w:pos="6480"/>
+        </w:tabs>
+        <w:ind w:left="6480" w:hanging="360"/>
+      </w:pPr>
+      <w:rPr>
+        <w:rFonts w:ascii="Wingdings" w:hAnsi="Wingdings" w:hint="default"/>
+        <w:sz w:val="20"/>
+      </w:rPr>
+    </w:lvl>
+  </w:abstractNum>
   <w:num w:numId="1" w16cid:durableId="1690838081">
+    <w:abstractNumId w:val="1"/>
+  </w:num>
+  <w:num w:numId="2" w16cid:durableId="219681953">
     <w:abstractNumId w:val="0"/>
   </w:num>
 </w:numbering>

--- a/access.docx
+++ b/access.docx
@@ -20,7 +20,7 @@
     <w:p>
       <w:r>
         <w:pict w14:anchorId="36789FE5">
-          <v:rect id="_x0000_i1037" style="width:0;height:1.5pt" o:hralign="center" o:hrstd="t" o:hr="t" fillcolor="#a0a0a0" stroked="f"/>
+          <v:rect id="_x0000_i1025" style="width:0;height:1.5pt" o:hralign="center" o:hrstd="t" o:hr="t" fillcolor="#a0a0a0" stroked="f"/>
         </w:pict>
       </w:r>
     </w:p>
@@ -85,7 +85,7 @@
     <w:p>
       <w:r>
         <w:pict w14:anchorId="4C9AD41B">
-          <v:rect id="_x0000_i1038" style="width:0;height:1.5pt" o:hralign="center" o:hrstd="t" o:hr="t" fillcolor="#a0a0a0" stroked="f"/>
+          <v:rect id="_x0000_i1026" style="width:0;height:1.5pt" o:hralign="center" o:hrstd="t" o:hr="t" fillcolor="#a0a0a0" stroked="f"/>
         </w:pict>
       </w:r>
     </w:p>
@@ -262,7 +262,7 @@
     <w:p>
       <w:r>
         <w:pict w14:anchorId="6A9C1112">
-          <v:rect id="_x0000_i1047" style="width:0;height:1.5pt" o:hralign="center" o:hrstd="t" o:hr="t" fillcolor="#a0a0a0" stroked="f"/>
+          <v:rect id="_x0000_i1027" style="width:0;height:1.5pt" o:hralign="center" o:hrstd="t" o:hr="t" fillcolor="#a0a0a0" stroked="f"/>
         </w:pict>
       </w:r>
     </w:p>
@@ -1681,15 +1681,7 @@
       </w:r>
       <w:proofErr w:type="spellEnd"/>
       <w:r>
-        <w:t xml:space="preserve"> </w:t>
-      </w:r>
-      <w:proofErr w:type="spellStart"/>
-      <w:r>
-        <w:t>not</w:t>
-      </w:r>
-      <w:proofErr w:type="spellEnd"/>
-      <w:r>
-        <w:t xml:space="preserve"> </w:t>
+        <w:t xml:space="preserve"> not </w:t>
       </w:r>
       <w:proofErr w:type="spellStart"/>
       <w:r>
@@ -3298,13 +3290,7 @@
       </w:r>
       <w:proofErr w:type="spellEnd"/>
       <w:r>
-        <w:t xml:space="preserve"> --global user.name "</w:t>
-      </w:r>
-      <w:r>
-        <w:t>administrativo-hash</w:t>
-      </w:r>
-      <w:r>
-        <w:t>"</w:t>
+        <w:t xml:space="preserve"> --global user.name "administrativo-hash"</w:t>
       </w:r>
     </w:p>
     <w:p>
@@ -4312,6 +4298,7 @@
   <w:style w:type="character" w:default="1" w:styleId="Fuentedeprrafopredeter">
     <w:name w:val="Default Paragraph Font"/>
     <w:uiPriority w:val="1"/>
+    <w:semiHidden/>
     <w:unhideWhenUsed/>
   </w:style>
   <w:style w:type="table" w:default="1" w:styleId="Tablanormal">

--- a/access.docx
+++ b/access.docx
@@ -3231,145 +3231,6 @@
       <w:pPr>
         <w:spacing w:after="0"/>
       </w:pPr>
-    </w:p>
-    <w:p>
-      <w:pPr>
-        <w:spacing w:after="0"/>
-      </w:pPr>
-      <w:proofErr w:type="spellStart"/>
-      <w:r>
-        <w:t>git</w:t>
-      </w:r>
-      <w:proofErr w:type="spellEnd"/>
-      <w:r>
-        <w:t xml:space="preserve"> </w:t>
-      </w:r>
-      <w:proofErr w:type="spellStart"/>
-      <w:r>
-        <w:t>config</w:t>
-      </w:r>
-      <w:proofErr w:type="spellEnd"/>
-      <w:r>
-        <w:t xml:space="preserve"> --global </w:t>
-      </w:r>
-      <w:proofErr w:type="spellStart"/>
-      <w:proofErr w:type="gramStart"/>
-      <w:r>
-        <w:t>user.email</w:t>
-      </w:r>
-      <w:proofErr w:type="spellEnd"/>
-      <w:proofErr w:type="gramEnd"/>
-      <w:r>
-        <w:t xml:space="preserve"> "</w:t>
-      </w:r>
-      <w:proofErr w:type="spellStart"/>
-      <w:r>
-        <w:t>administrativo@crewwellness.club</w:t>
-      </w:r>
-      <w:proofErr w:type="spellEnd"/>
-      <w:r>
-        <w:t>"</w:t>
-      </w:r>
-    </w:p>
-    <w:p>
-      <w:pPr>
-        <w:spacing w:after="0"/>
-      </w:pPr>
-      <w:proofErr w:type="spellStart"/>
-      <w:r>
-        <w:lastRenderedPageBreak/>
-        <w:t>git</w:t>
-      </w:r>
-      <w:proofErr w:type="spellEnd"/>
-      <w:r>
-        <w:t xml:space="preserve"> </w:t>
-      </w:r>
-      <w:proofErr w:type="spellStart"/>
-      <w:r>
-        <w:t>config</w:t>
-      </w:r>
-      <w:proofErr w:type="spellEnd"/>
-      <w:r>
-        <w:t xml:space="preserve"> --global user.name "administrativo-hash"</w:t>
-      </w:r>
-    </w:p>
-    <w:p>
-      <w:pPr>
-        <w:spacing w:after="0"/>
-      </w:pPr>
-    </w:p>
-    <w:p>
-      <w:pPr>
-        <w:spacing w:after="0"/>
-      </w:pPr>
-    </w:p>
-    <w:p>
-      <w:pPr>
-        <w:spacing w:after="0"/>
-      </w:pPr>
-      <w:proofErr w:type="gramStart"/>
-      <w:r>
-        <w:t>código java</w:t>
-      </w:r>
-      <w:proofErr w:type="gramEnd"/>
-      <w:r>
-        <w:t xml:space="preserve"> </w:t>
-      </w:r>
-      <w:proofErr w:type="spellStart"/>
-      <w:r>
-        <w:t>detectarfacturas</w:t>
-      </w:r>
-      <w:proofErr w:type="spellEnd"/>
-      <w:r>
-        <w:t xml:space="preserve"> línea 10: </w:t>
-      </w:r>
-      <w:proofErr w:type="spellStart"/>
-      <w:r>
-        <w:t>if</w:t>
-      </w:r>
-      <w:proofErr w:type="spellEnd"/>
-      <w:r>
-        <w:t xml:space="preserve"> </w:t>
-      </w:r>
-      <w:proofErr w:type="gramStart"/>
-      <w:r>
-        <w:t>(!</w:t>
-      </w:r>
-      <w:proofErr w:type="spellStart"/>
-      <w:r>
-        <w:t>yaProcesado</w:t>
-      </w:r>
-      <w:proofErr w:type="spellEnd"/>
-      <w:proofErr w:type="gramEnd"/>
-      <w:r>
-        <w:t xml:space="preserve"> &amp;&amp; </w:t>
-      </w:r>
-      <w:proofErr w:type="spellStart"/>
-      <w:proofErr w:type="gramStart"/>
-      <w:r>
-        <w:t>archivo.getMimeType</w:t>
-      </w:r>
-      <w:proofErr w:type="spellEnd"/>
-      <w:proofErr w:type="gramEnd"/>
-      <w:r>
-        <w:t>() === "</w:t>
-      </w:r>
-      <w:proofErr w:type="spellStart"/>
-      <w:r>
-        <w:t>text</w:t>
-      </w:r>
-      <w:proofErr w:type="spellEnd"/>
-      <w:r>
-        <w:t>/</w:t>
-      </w:r>
-      <w:proofErr w:type="spellStart"/>
-      <w:r>
-        <w:t>xml</w:t>
-      </w:r>
-      <w:proofErr w:type="spellEnd"/>
-      <w:r>
-        <w:t>") {</w:t>
-      </w:r>
     </w:p>
     <w:p>
       <w:pPr>

--- a/access.docx
+++ b/access.docx
@@ -101,17 +101,8 @@
           <w:b/>
           <w:bCs/>
         </w:rPr>
-        <w:t xml:space="preserve">2. </w:t>
-      </w:r>
-      <w:proofErr w:type="spellStart"/>
-      <w:r>
-        <w:rPr>
-          <w:b/>
-          <w:bCs/>
-        </w:rPr>
-        <w:t>Headers</w:t>
-      </w:r>
-      <w:proofErr w:type="spellEnd"/>
+        <w:t>2. Headers</w:t>
+      </w:r>
     </w:p>
     <w:p>
       <w:r>
@@ -120,38 +111,12 @@
     </w:p>
     <w:p>
       <w:r>
-        <w:t>Content-</w:t>
-      </w:r>
-      <w:proofErr w:type="spellStart"/>
-      <w:r>
-        <w:t>Type</w:t>
-      </w:r>
-      <w:proofErr w:type="spellEnd"/>
-      <w:r>
-        <w:t xml:space="preserve">: </w:t>
-      </w:r>
-      <w:proofErr w:type="spellStart"/>
-      <w:r>
-        <w:t>application</w:t>
-      </w:r>
-      <w:proofErr w:type="spellEnd"/>
-      <w:r>
-        <w:t>/</w:t>
-      </w:r>
-      <w:proofErr w:type="spellStart"/>
-      <w:r>
-        <w:t>json</w:t>
-      </w:r>
-      <w:proofErr w:type="spellEnd"/>
+        <w:t>Content-Type: application/json</w:t>
+      </w:r>
       <w:r>
         <w:br/>
-        <w:t xml:space="preserve">Partner-Id: </w:t>
-      </w:r>
-      <w:proofErr w:type="spellStart"/>
-      <w:r>
-        <w:t>CrewWellnessAPI</w:t>
-      </w:r>
-      <w:proofErr w:type="spellEnd"/>
+        <w:t>Partner-Id: CrewWellnessAPI</w:t>
+      </w:r>
     </w:p>
     <w:p>
       <w:pPr>
@@ -174,35 +139,11 @@
       </w:r>
       <w:r>
         <w:br/>
-        <w:t xml:space="preserve">  "</w:t>
-      </w:r>
-      <w:proofErr w:type="spellStart"/>
-      <w:r>
-        <w:t>username</w:t>
-      </w:r>
-      <w:proofErr w:type="spellEnd"/>
-      <w:r>
-        <w:t>": "</w:t>
-      </w:r>
-      <w:proofErr w:type="spellStart"/>
-      <w:r>
-        <w:t>administrativo@crewwellness.club</w:t>
-      </w:r>
-      <w:proofErr w:type="spellEnd"/>
-      <w:r>
-        <w:t>",</w:t>
+        <w:t xml:space="preserve">  "username": "administrativo@crewwellness.club",</w:t>
       </w:r>
       <w:r>
         <w:br/>
-        <w:t xml:space="preserve">  "</w:t>
-      </w:r>
-      <w:proofErr w:type="spellStart"/>
-      <w:r>
-        <w:t>access_key</w:t>
-      </w:r>
-      <w:proofErr w:type="spellEnd"/>
-      <w:r>
-        <w:t>": "TU_ACCESS_KEY"</w:t>
+        <w:t xml:space="preserve">  "access_key": "TU_ACCESS_KEY"</w:t>
       </w:r>
       <w:r>
         <w:br/>
@@ -234,13 +175,8 @@
           <w:numId w:val="2"/>
         </w:numPr>
       </w:pPr>
-      <w:proofErr w:type="spellStart"/>
-      <w:r>
-        <w:t>username</w:t>
-      </w:r>
-      <w:proofErr w:type="spellEnd"/>
-      <w:r>
-        <w:t xml:space="preserve"> = el mismo que usaste antes </w:t>
+      <w:r>
+        <w:t xml:space="preserve">username = el mismo que usaste antes </w:t>
       </w:r>
     </w:p>
     <w:p>
@@ -250,13 +186,8 @@
           <w:numId w:val="2"/>
         </w:numPr>
       </w:pPr>
-      <w:proofErr w:type="spellStart"/>
-      <w:r>
-        <w:t>access_key</w:t>
-      </w:r>
-      <w:proofErr w:type="spellEnd"/>
-      <w:r>
-        <w:t xml:space="preserve"> = NO es el token, es la clave API de SIIGO </w:t>
+      <w:r>
+        <w:t xml:space="preserve">access_key = NO es el token, es la clave API de SIIGO </w:t>
       </w:r>
     </w:p>
     <w:p>
@@ -292,15 +223,7 @@
     <w:p>
       <w:r>
         <w:lastRenderedPageBreak/>
-        <w:t xml:space="preserve">    "</w:t>
-      </w:r>
-      <w:proofErr w:type="spellStart"/>
-      <w:r>
-        <w:t>access_token</w:t>
-      </w:r>
-      <w:proofErr w:type="spellEnd"/>
-      <w:r>
-        <w:t>": "</w:t>
+        <w:t xml:space="preserve">    "access_token": "</w:t>
       </w:r>
       <w:r>
         <w:t>eyJhbGciOiJSUzI1NiIsImtpZCI6IkM3QzFFQTY5M0FCMDREQTM5RkRBNTc3RDc4NTM0NEYxRkI5MDcwQzhSUzI1NiIsInR5cCI6ImF0K2p3dCIsIng1dCI6Ing4SHFhVHF3VGFPZjJsZDllRk5FOGZ1UWNNZyJ9.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.gfVWcgLvjhewDPcpGE9T8sCoRTFu3U4iui1TZrwRDy1JbvqncPI6KVqF6VPFIHMPGhOrXc5ftoykPLRDbXcRm0oVa24iu5A0zBjdtQ-YUcnTgDGyb84rKuys-XdYa3fWlPDCkA8RMr-uP3sEMxAaawnyuM1flQjETyY9tvxfcAnxPk3ZzxaE3iemiSMRkAKZPFrTG8kIx9FyxSeu7WqEAJEhvcx68CnkU93HSqyoumysHCs7kSjVev18Q09sGD2bGYaDDXuodSxdv-f8Igk01f2tbhtQKeiAO-MK1f1qNcsyu-wCWl3hPQy8rMUthDqf4BESzuq0Ur_0SAwJvGLAcg</w:t>
@@ -311,49 +234,17 @@
     </w:p>
     <w:p>
       <w:r>
-        <w:t xml:space="preserve">    "</w:t>
-      </w:r>
-      <w:proofErr w:type="spellStart"/>
-      <w:r>
-        <w:t>expires_in</w:t>
-      </w:r>
-      <w:proofErr w:type="spellEnd"/>
-      <w:r>
-        <w:t>": 86400,</w:t>
-      </w:r>
-    </w:p>
-    <w:p>
-      <w:r>
-        <w:t xml:space="preserve">    "</w:t>
-      </w:r>
-      <w:proofErr w:type="spellStart"/>
-      <w:r>
-        <w:t>token_type</w:t>
-      </w:r>
-      <w:proofErr w:type="spellEnd"/>
-      <w:r>
-        <w:t>": "Bearer",</w:t>
-      </w:r>
-    </w:p>
-    <w:p>
-      <w:r>
-        <w:t xml:space="preserve">    "</w:t>
-      </w:r>
-      <w:proofErr w:type="spellStart"/>
-      <w:r>
-        <w:t>scope</w:t>
-      </w:r>
-      <w:proofErr w:type="spellEnd"/>
-      <w:r>
-        <w:t>": "</w:t>
-      </w:r>
-      <w:proofErr w:type="spellStart"/>
-      <w:r>
-        <w:t>SiigoAPI</w:t>
-      </w:r>
-      <w:proofErr w:type="spellEnd"/>
-      <w:r>
-        <w:t>"</w:t>
+        <w:t xml:space="preserve">    "expires_in": 86400,</w:t>
+      </w:r>
+    </w:p>
+    <w:p>
+      <w:r>
+        <w:t xml:space="preserve">    "token_type": "Bearer",</w:t>
+      </w:r>
+    </w:p>
+    <w:p>
+      <w:r>
+        <w:t xml:space="preserve">    "scope": "SiigoAPI"</w:t>
       </w:r>
     </w:p>
     <w:p>
@@ -622,6 +513,47 @@
         <w:t>ND = Nota débito</w:t>
       </w:r>
     </w:p>
+    <w:p>
+      <w:pPr>
+        <w:rPr>
+          <w:b/>
+          <w:bCs/>
+        </w:rPr>
+      </w:pPr>
+    </w:p>
+    <w:p>
+      <w:r>
+        <w:rPr>
+          <w:b/>
+          <w:bCs/>
+        </w:rPr>
+        <w:t xml:space="preserve">MÉTODO GET PARA OBTENER </w:t>
+      </w:r>
+      <w:r>
+        <w:rPr>
+          <w:b/>
+          <w:bCs/>
+        </w:rPr>
+        <w:t>IMPUESTOS</w:t>
+      </w:r>
+      <w:r>
+        <w:rPr>
+          <w:b/>
+          <w:bCs/>
+        </w:rPr>
+        <w:t>:</w:t>
+      </w:r>
+    </w:p>
+    <w:p>
+      <w:hyperlink r:id="rId11" w:history="1">
+        <w:r>
+          <w:rPr>
+            <w:rStyle w:val="Hipervnculo"/>
+          </w:rPr>
+          <w:t>https://api.siigo.com/v1/taxes</w:t>
+        </w:r>
+      </w:hyperlink>
+    </w:p>
     <w:p/>
     <w:p>
       <w:pPr>
@@ -639,7 +571,7 @@
       </w:r>
     </w:p>
     <w:p>
-      <w:hyperlink r:id="rId11" w:history="1">
+      <w:hyperlink r:id="rId12" w:history="1">
         <w:r>
           <w:rPr>
             <w:rStyle w:val="Hipervnculo"/>
@@ -670,7 +602,7 @@
                     <pic:cNvPicPr/>
                   </pic:nvPicPr>
                   <pic:blipFill>
-                    <a:blip r:embed="rId12"/>
+                    <a:blip r:embed="rId13"/>
                     <a:stretch>
                       <a:fillRect/>
                     </a:stretch>
@@ -713,7 +645,7 @@
                     <pic:cNvPicPr/>
                   </pic:nvPicPr>
                   <pic:blipFill>
-                    <a:blip r:embed="rId13"/>
+                    <a:blip r:embed="rId14"/>
                     <a:stretch>
                       <a:fillRect/>
                     </a:stretch>
@@ -778,7 +710,7 @@
       <w:r>
         <w:br/>
       </w:r>
-      <w:hyperlink r:id="rId14" w:history="1">
+      <w:hyperlink r:id="rId15" w:history="1">
         <w:r>
           <w:rPr>
             <w:rStyle w:val="Hipervnculo"/>
@@ -806,32 +738,17 @@
       <w:pPr>
         <w:spacing w:after="0"/>
       </w:pPr>
-      <w:proofErr w:type="spellStart"/>
-      <w:r>
-        <w:t>Authorization</w:t>
-      </w:r>
-      <w:proofErr w:type="spellEnd"/>
-      <w:r>
-        <w:t xml:space="preserve"> → Bearer {token}</w:t>
-      </w:r>
-    </w:p>
-    <w:p>
-      <w:pPr>
-        <w:spacing w:after="0"/>
-      </w:pPr>
-      <w:proofErr w:type="spellStart"/>
-      <w:r>
-        <w:t>Username</w:t>
-      </w:r>
-      <w:proofErr w:type="spellEnd"/>
-      <w:r>
-        <w:t xml:space="preserve"> → </w:t>
-      </w:r>
-      <w:proofErr w:type="spellStart"/>
-      <w:r>
-        <w:t>administrativo@crewwellness.club</w:t>
-      </w:r>
-      <w:proofErr w:type="spellEnd"/>
+      <w:r>
+        <w:t>Authorization → Bearer {token}</w:t>
+      </w:r>
+    </w:p>
+    <w:p>
+      <w:pPr>
+        <w:spacing w:after="0"/>
+      </w:pPr>
+      <w:r>
+        <w:t>Username → administrativo@crewwellness.club</w:t>
+      </w:r>
     </w:p>
     <w:p>
       <w:pPr>
@@ -839,42 +756,16 @@
       </w:pPr>
       <w:r>
         <w:lastRenderedPageBreak/>
-        <w:t>Content-</w:t>
-      </w:r>
-      <w:proofErr w:type="spellStart"/>
-      <w:r>
-        <w:t>Type</w:t>
-      </w:r>
-      <w:proofErr w:type="spellEnd"/>
-      <w:r>
-        <w:t xml:space="preserve"> → </w:t>
-      </w:r>
-      <w:proofErr w:type="spellStart"/>
-      <w:r>
-        <w:t>application</w:t>
-      </w:r>
-      <w:proofErr w:type="spellEnd"/>
-      <w:r>
-        <w:t>/</w:t>
-      </w:r>
-      <w:proofErr w:type="spellStart"/>
-      <w:r>
-        <w:t>json</w:t>
-      </w:r>
-      <w:proofErr w:type="spellEnd"/>
-    </w:p>
-    <w:p>
-      <w:pPr>
-        <w:spacing w:after="0"/>
-      </w:pPr>
-      <w:r>
-        <w:t xml:space="preserve">Partner-Id → </w:t>
-      </w:r>
-      <w:proofErr w:type="spellStart"/>
-      <w:r>
-        <w:t>CrewWellnessAPI</w:t>
-      </w:r>
-      <w:proofErr w:type="spellEnd"/>
+        <w:t>Content-Type → application/json</w:t>
+      </w:r>
+    </w:p>
+    <w:p>
+      <w:pPr>
+        <w:spacing w:after="0"/>
+      </w:pPr>
+      <w:r>
+        <w:t>Partner-Id → CrewWellnessAPI</w:t>
+      </w:r>
     </w:p>
     <w:p/>
     <w:p>
@@ -905,15 +796,7 @@
         <w:spacing w:after="0"/>
       </w:pPr>
       <w:r>
-        <w:t xml:space="preserve">  "</w:t>
-      </w:r>
-      <w:proofErr w:type="spellStart"/>
-      <w:r>
-        <w:t>document</w:t>
-      </w:r>
-      <w:proofErr w:type="spellEnd"/>
-      <w:r>
-        <w:t>": {</w:t>
+        <w:t xml:space="preserve">  "document": {</w:t>
       </w:r>
     </w:p>
     <w:p>
@@ -945,47 +828,23 @@
         <w:spacing w:after="0"/>
       </w:pPr>
       <w:r>
-        <w:t xml:space="preserve">  "</w:t>
-      </w:r>
-      <w:proofErr w:type="spellStart"/>
-      <w:r>
-        <w:t>provider_invoice</w:t>
-      </w:r>
-      <w:proofErr w:type="spellEnd"/>
-      <w:r>
-        <w:t>": {</w:t>
-      </w:r>
-    </w:p>
-    <w:p>
-      <w:pPr>
-        <w:spacing w:after="0"/>
-      </w:pPr>
-      <w:r>
-        <w:t xml:space="preserve">    "</w:t>
-      </w:r>
-      <w:proofErr w:type="spellStart"/>
-      <w:r>
-        <w:t>prefix</w:t>
-      </w:r>
-      <w:proofErr w:type="spellEnd"/>
-      <w:r>
-        <w:t>": "FC",</w:t>
-      </w:r>
-    </w:p>
-    <w:p>
-      <w:pPr>
-        <w:spacing w:after="0"/>
-      </w:pPr>
-      <w:r>
-        <w:t xml:space="preserve">    "</w:t>
-      </w:r>
-      <w:proofErr w:type="spellStart"/>
-      <w:r>
-        <w:t>number</w:t>
-      </w:r>
-      <w:proofErr w:type="spellEnd"/>
-      <w:r>
-        <w:t>": 1</w:t>
+        <w:t xml:space="preserve">  "provider_invoice": {</w:t>
+      </w:r>
+    </w:p>
+    <w:p>
+      <w:pPr>
+        <w:spacing w:after="0"/>
+      </w:pPr>
+      <w:r>
+        <w:t xml:space="preserve">    "prefix": "FC",</w:t>
+      </w:r>
+    </w:p>
+    <w:p>
+      <w:pPr>
+        <w:spacing w:after="0"/>
+      </w:pPr>
+      <w:r>
+        <w:t xml:space="preserve">    "number": 1</w:t>
       </w:r>
     </w:p>
     <w:p>
@@ -1001,31 +860,15 @@
         <w:spacing w:after="0"/>
       </w:pPr>
       <w:r>
-        <w:t xml:space="preserve">  "</w:t>
-      </w:r>
-      <w:proofErr w:type="spellStart"/>
-      <w:r>
-        <w:t>supplier</w:t>
-      </w:r>
-      <w:proofErr w:type="spellEnd"/>
-      <w:r>
-        <w:t>": {</w:t>
-      </w:r>
-    </w:p>
-    <w:p>
-      <w:pPr>
-        <w:spacing w:after="0"/>
-      </w:pPr>
-      <w:r>
-        <w:t xml:space="preserve">    "</w:t>
-      </w:r>
-      <w:proofErr w:type="spellStart"/>
-      <w:r>
-        <w:t>identification</w:t>
-      </w:r>
-      <w:proofErr w:type="spellEnd"/>
-      <w:r>
-        <w:t>": "901570731"</w:t>
+        <w:t xml:space="preserve">  "supplier": {</w:t>
+      </w:r>
+    </w:p>
+    <w:p>
+      <w:pPr>
+        <w:spacing w:after="0"/>
+      </w:pPr>
+      <w:r>
+        <w:t xml:space="preserve">    "identification": "901570731"</w:t>
       </w:r>
     </w:p>
     <w:p>
@@ -1041,31 +884,15 @@
         <w:spacing w:after="0"/>
       </w:pPr>
       <w:r>
-        <w:t xml:space="preserve">  "</w:t>
-      </w:r>
-      <w:proofErr w:type="spellStart"/>
-      <w:r>
-        <w:t>cost_center</w:t>
-      </w:r>
-      <w:proofErr w:type="spellEnd"/>
-      <w:r>
-        <w:t>": 1132,</w:t>
-      </w:r>
-    </w:p>
-    <w:p>
-      <w:pPr>
-        <w:spacing w:after="0"/>
-      </w:pPr>
-      <w:r>
-        <w:t xml:space="preserve">  "</w:t>
-      </w:r>
-      <w:proofErr w:type="spellStart"/>
-      <w:r>
-        <w:t>items</w:t>
-      </w:r>
-      <w:proofErr w:type="spellEnd"/>
-      <w:r>
-        <w:t>": [</w:t>
+        <w:t xml:space="preserve">  "cost_center": 1132,</w:t>
+      </w:r>
+    </w:p>
+    <w:p>
+      <w:pPr>
+        <w:spacing w:after="0"/>
+      </w:pPr>
+      <w:r>
+        <w:t xml:space="preserve">  "items": [</w:t>
       </w:r>
     </w:p>
     <w:p>
@@ -1081,87 +908,39 @@
         <w:spacing w:after="0"/>
       </w:pPr>
       <w:r>
-        <w:t xml:space="preserve">      "</w:t>
-      </w:r>
-      <w:proofErr w:type="spellStart"/>
-      <w:r>
-        <w:t>code</w:t>
-      </w:r>
-      <w:proofErr w:type="spellEnd"/>
-      <w:r>
-        <w:t>": "72057201",</w:t>
-      </w:r>
-    </w:p>
-    <w:p>
-      <w:pPr>
-        <w:spacing w:after="0"/>
-      </w:pPr>
-      <w:r>
-        <w:t xml:space="preserve">      "</w:t>
-      </w:r>
-      <w:proofErr w:type="spellStart"/>
-      <w:r>
-        <w:t>description</w:t>
-      </w:r>
-      <w:proofErr w:type="spellEnd"/>
-      <w:r>
-        <w:t>": "Servicio de prueba API",</w:t>
-      </w:r>
-    </w:p>
-    <w:p>
-      <w:pPr>
-        <w:spacing w:after="0"/>
-      </w:pPr>
-      <w:r>
-        <w:t xml:space="preserve">      "</w:t>
-      </w:r>
-      <w:proofErr w:type="spellStart"/>
-      <w:r>
-        <w:t>quantity</w:t>
-      </w:r>
-      <w:proofErr w:type="spellEnd"/>
-      <w:r>
-        <w:t>": 1,</w:t>
-      </w:r>
-    </w:p>
-    <w:p>
-      <w:pPr>
-        <w:spacing w:after="0"/>
-      </w:pPr>
-      <w:r>
-        <w:t xml:space="preserve">      "</w:t>
-      </w:r>
-      <w:proofErr w:type="spellStart"/>
-      <w:r>
-        <w:t>price</w:t>
-      </w:r>
-      <w:proofErr w:type="spellEnd"/>
-      <w:r>
-        <w:t>": 100000,</w:t>
-      </w:r>
-    </w:p>
-    <w:p>
-      <w:pPr>
-        <w:spacing w:after="0"/>
-      </w:pPr>
-      <w:r>
-        <w:t xml:space="preserve">      "</w:t>
-      </w:r>
-      <w:proofErr w:type="spellStart"/>
-      <w:r>
-        <w:t>type</w:t>
-      </w:r>
-      <w:proofErr w:type="spellEnd"/>
-      <w:r>
-        <w:t>": "</w:t>
-      </w:r>
-      <w:proofErr w:type="spellStart"/>
-      <w:r>
-        <w:t>Account</w:t>
-      </w:r>
-      <w:proofErr w:type="spellEnd"/>
-      <w:r>
-        <w:t>"</w:t>
+        <w:t xml:space="preserve">      "code": "72057201",</w:t>
+      </w:r>
+    </w:p>
+    <w:p>
+      <w:pPr>
+        <w:spacing w:after="0"/>
+      </w:pPr>
+      <w:r>
+        <w:t xml:space="preserve">      "description": "Servicio de prueba API",</w:t>
+      </w:r>
+    </w:p>
+    <w:p>
+      <w:pPr>
+        <w:spacing w:after="0"/>
+      </w:pPr>
+      <w:r>
+        <w:t xml:space="preserve">      "quantity": 1,</w:t>
+      </w:r>
+    </w:p>
+    <w:p>
+      <w:pPr>
+        <w:spacing w:after="0"/>
+      </w:pPr>
+      <w:r>
+        <w:t xml:space="preserve">      "price": 100000,</w:t>
+      </w:r>
+    </w:p>
+    <w:p>
+      <w:pPr>
+        <w:spacing w:after="0"/>
+      </w:pPr>
+      <w:r>
+        <w:t xml:space="preserve">      "type": "Account"</w:t>
       </w:r>
     </w:p>
     <w:p>
@@ -1185,15 +964,7 @@
         <w:spacing w:after="0"/>
       </w:pPr>
       <w:r>
-        <w:t xml:space="preserve">  "</w:t>
-      </w:r>
-      <w:proofErr w:type="spellStart"/>
-      <w:r>
-        <w:t>payments</w:t>
-      </w:r>
-      <w:proofErr w:type="spellEnd"/>
-      <w:r>
-        <w:t>": [</w:t>
+        <w:t xml:space="preserve">  "payments": [</w:t>
       </w:r>
     </w:p>
     <w:p>
@@ -1217,31 +988,15 @@
         <w:spacing w:after="0"/>
       </w:pPr>
       <w:r>
-        <w:t xml:space="preserve">    "</w:t>
-      </w:r>
-      <w:proofErr w:type="spellStart"/>
-      <w:r>
-        <w:t>value</w:t>
-      </w:r>
-      <w:proofErr w:type="spellEnd"/>
-      <w:r>
-        <w:t>": 100000,</w:t>
-      </w:r>
-    </w:p>
-    <w:p>
-      <w:pPr>
-        <w:spacing w:after="0"/>
-      </w:pPr>
-      <w:r>
-        <w:t xml:space="preserve">    "</w:t>
-      </w:r>
-      <w:proofErr w:type="spellStart"/>
-      <w:r>
-        <w:t>due_date</w:t>
-      </w:r>
-      <w:proofErr w:type="spellEnd"/>
-      <w:r>
-        <w:t>": "2026-03-20"</w:t>
+        <w:t xml:space="preserve">    "value": 100000,</w:t>
+      </w:r>
+    </w:p>
+    <w:p>
+      <w:pPr>
+        <w:spacing w:after="0"/>
+      </w:pPr>
+      <w:r>
+        <w:t xml:space="preserve">    "due_date": "2026-03-20"</w:t>
       </w:r>
     </w:p>
     <w:p>
@@ -1293,40 +1048,17 @@
       <w:pPr>
         <w:spacing w:after="0"/>
       </w:pPr>
-      <w:proofErr w:type="spellStart"/>
       <w:r>
         <w:lastRenderedPageBreak/>
-        <w:t>import</w:t>
-      </w:r>
-      <w:proofErr w:type="spellEnd"/>
-      <w:r>
-        <w:t xml:space="preserve"> re</w:t>
-      </w:r>
-    </w:p>
-    <w:p>
-      <w:pPr>
-        <w:spacing w:after="0"/>
-      </w:pPr>
-      <w:proofErr w:type="spellStart"/>
-      <w:r>
-        <w:t>import</w:t>
-      </w:r>
-      <w:proofErr w:type="spellEnd"/>
-      <w:r>
-        <w:t xml:space="preserve"> </w:t>
-      </w:r>
-      <w:proofErr w:type="spellStart"/>
-      <w:proofErr w:type="gramStart"/>
-      <w:r>
-        <w:t>xml.etree</w:t>
-      </w:r>
-      <w:proofErr w:type="gramEnd"/>
-      <w:r>
-        <w:t>.ElementTree</w:t>
-      </w:r>
-      <w:proofErr w:type="spellEnd"/>
-      <w:r>
-        <w:t xml:space="preserve"> as ET</w:t>
+        <w:t>import re</w:t>
+      </w:r>
+    </w:p>
+    <w:p>
+      <w:pPr>
+        <w:spacing w:after="0"/>
+      </w:pPr>
+      <w:r>
+        <w:t>import xml.etree.ElementTree as ET</w:t>
       </w:r>
     </w:p>
     <w:p>
@@ -1347,95 +1079,15 @@
         <w:spacing w:after="0"/>
       </w:pPr>
       <w:r>
-        <w:t>    '</w:t>
-      </w:r>
-      <w:proofErr w:type="spellStart"/>
-      <w:r>
-        <w:t>cbc</w:t>
-      </w:r>
-      <w:proofErr w:type="spellEnd"/>
-      <w:r>
-        <w:t>': '</w:t>
-      </w:r>
-      <w:proofErr w:type="gramStart"/>
-      <w:r>
-        <w:t>urn:oasis</w:t>
-      </w:r>
-      <w:proofErr w:type="gramEnd"/>
-      <w:r>
-        <w:t>:</w:t>
-      </w:r>
-      <w:proofErr w:type="gramStart"/>
-      <w:r>
-        <w:t>names:specification</w:t>
-      </w:r>
-      <w:proofErr w:type="gramEnd"/>
-      <w:r>
-        <w:t>:</w:t>
-      </w:r>
-      <w:proofErr w:type="gramStart"/>
-      <w:r>
-        <w:t>ubl:schema</w:t>
-      </w:r>
-      <w:proofErr w:type="gramEnd"/>
-      <w:r>
-        <w:t>:</w:t>
-      </w:r>
-      <w:proofErr w:type="gramStart"/>
-      <w:r>
-        <w:t>xsd:CommonBasicComponents</w:t>
-      </w:r>
-      <w:proofErr w:type="gramEnd"/>
-      <w:r>
-        <w:t>-2',</w:t>
-      </w:r>
-    </w:p>
-    <w:p>
-      <w:pPr>
-        <w:spacing w:after="0"/>
-      </w:pPr>
-      <w:r>
-        <w:t>    '</w:t>
-      </w:r>
-      <w:proofErr w:type="spellStart"/>
-      <w:r>
-        <w:t>cac</w:t>
-      </w:r>
-      <w:proofErr w:type="spellEnd"/>
-      <w:r>
-        <w:t>': '</w:t>
-      </w:r>
-      <w:proofErr w:type="gramStart"/>
-      <w:r>
-        <w:t>urn:oasis</w:t>
-      </w:r>
-      <w:proofErr w:type="gramEnd"/>
-      <w:r>
-        <w:t>:</w:t>
-      </w:r>
-      <w:proofErr w:type="gramStart"/>
-      <w:r>
-        <w:t>names:specification</w:t>
-      </w:r>
-      <w:proofErr w:type="gramEnd"/>
-      <w:r>
-        <w:t>:</w:t>
-      </w:r>
-      <w:proofErr w:type="gramStart"/>
-      <w:r>
-        <w:t>ubl:schema</w:t>
-      </w:r>
-      <w:proofErr w:type="gramEnd"/>
-      <w:r>
-        <w:t>:</w:t>
-      </w:r>
-      <w:proofErr w:type="gramStart"/>
-      <w:r>
-        <w:t>xsd:CommonAggregateComponents</w:t>
-      </w:r>
-      <w:proofErr w:type="gramEnd"/>
-      <w:r>
-        <w:t>-2',</w:t>
+        <w:t>    'cbc': 'urn:oasis:names:specification:ubl:schema:xsd:CommonBasicComponents-2',</w:t>
+      </w:r>
+    </w:p>
+    <w:p>
+      <w:pPr>
+        <w:spacing w:after="0"/>
+      </w:pPr>
+      <w:r>
+        <w:t>    'cac': 'urn:oasis:names:specification:ubl:schema:xsd:CommonAggregateComponents-2',</w:t>
       </w:r>
     </w:p>
     <w:p>
@@ -1455,50 +1107,8 @@
       <w:pPr>
         <w:spacing w:after="0"/>
       </w:pPr>
-      <w:proofErr w:type="spellStart"/>
-      <w:r>
-        <w:t>def</w:t>
-      </w:r>
-      <w:proofErr w:type="spellEnd"/>
-      <w:r>
-        <w:t xml:space="preserve"> </w:t>
-      </w:r>
-      <w:proofErr w:type="spellStart"/>
-      <w:r>
-        <w:t>parsear_factura_</w:t>
-      </w:r>
-      <w:proofErr w:type="gramStart"/>
-      <w:r>
-        <w:t>xml</w:t>
-      </w:r>
-      <w:proofErr w:type="spellEnd"/>
-      <w:r>
-        <w:t>(</w:t>
-      </w:r>
-      <w:proofErr w:type="spellStart"/>
-      <w:proofErr w:type="gramEnd"/>
-      <w:r>
-        <w:t>xml_string</w:t>
-      </w:r>
-      <w:proofErr w:type="spellEnd"/>
-      <w:r>
-        <w:t xml:space="preserve">: </w:t>
-      </w:r>
-      <w:proofErr w:type="spellStart"/>
-      <w:r>
-        <w:t>str</w:t>
-      </w:r>
-      <w:proofErr w:type="spellEnd"/>
-      <w:r>
-        <w:t xml:space="preserve">) -&gt; </w:t>
-      </w:r>
-      <w:proofErr w:type="spellStart"/>
-      <w:r>
-        <w:t>dict</w:t>
-      </w:r>
-      <w:proofErr w:type="spellEnd"/>
-      <w:r>
-        <w:t>:</w:t>
+      <w:r>
+        <w:t>def parsear_factura_xml(xml_string: str) -&gt; dict:</w:t>
       </w:r>
     </w:p>
     <w:p>
@@ -1514,39 +1124,15 @@
         <w:spacing w:after="0"/>
       </w:pPr>
       <w:r>
-        <w:t xml:space="preserve">    Recibe el contenido XML como </w:t>
-      </w:r>
-      <w:proofErr w:type="spellStart"/>
-      <w:r>
-        <w:t>string</w:t>
-      </w:r>
-      <w:proofErr w:type="spellEnd"/>
-      <w:r>
-        <w:t xml:space="preserve"> (</w:t>
-      </w:r>
-      <w:proofErr w:type="spellStart"/>
-      <w:r>
-        <w:t>AttachedDocument</w:t>
-      </w:r>
-      <w:proofErr w:type="spellEnd"/>
-      <w:r>
-        <w:t xml:space="preserve"> colombiano UBL 2.1).</w:t>
-      </w:r>
-    </w:p>
-    <w:p>
-      <w:pPr>
-        <w:spacing w:after="0"/>
-      </w:pPr>
-      <w:r>
-        <w:t xml:space="preserve">    Retorna un </w:t>
-      </w:r>
-      <w:proofErr w:type="spellStart"/>
-      <w:r>
-        <w:t>dict</w:t>
-      </w:r>
-      <w:proofErr w:type="spellEnd"/>
-      <w:r>
-        <w:t xml:space="preserve"> con todos los datos necesarios para SIIGO.</w:t>
+        <w:t>    Recibe el contenido XML como string (AttachedDocument colombiano UBL 2.1).</w:t>
+      </w:r>
+    </w:p>
+    <w:p>
+      <w:pPr>
+        <w:spacing w:after="0"/>
+      </w:pPr>
+      <w:r>
+        <w:t>    Retorna un dict con todos los datos necesarios para SIIGO.</w:t>
       </w:r>
     </w:p>
     <w:p>
@@ -1562,15 +1148,61 @@
         <w:spacing w:after="0"/>
       </w:pPr>
       <w:r>
-        <w:t xml:space="preserve">    # PASO 1: Extraer </w:t>
-      </w:r>
-      <w:proofErr w:type="spellStart"/>
-      <w:r>
-        <w:t>Invoice</w:t>
-      </w:r>
-      <w:proofErr w:type="spellEnd"/>
-      <w:r>
-        <w:t xml:space="preserve"> del CDATA</w:t>
+        <w:t>    # PASO 1: Extraer Invoice del CDATA</w:t>
+      </w:r>
+    </w:p>
+    <w:p>
+      <w:pPr>
+        <w:spacing w:after="0"/>
+      </w:pPr>
+      <w:r>
+        <w:t>    cdata_match = re.search(r'&lt;!</w:t>
+      </w:r>
+      <w:r>
+        <w:rPr>
+          <w:b/>
+          <w:bCs/>
+        </w:rPr>
+        <w:t>\[</w:t>
+      </w:r>
+      <w:r>
+        <w:t>CDATA</w:t>
+      </w:r>
+      <w:r>
+        <w:rPr>
+          <w:b/>
+          <w:bCs/>
+        </w:rPr>
+        <w:t>\[</w:t>
+      </w:r>
+      <w:r>
+        <w:t>(.*?)</w:t>
+      </w:r>
+      <w:r>
+        <w:rPr>
+          <w:b/>
+          <w:bCs/>
+        </w:rPr>
+        <w:t>\]\]</w:t>
+      </w:r>
+      <w:r>
+        <w:t>&gt;', xml_string, re.DOTALL)</w:t>
+      </w:r>
+    </w:p>
+    <w:p>
+      <w:pPr>
+        <w:spacing w:after="0"/>
+      </w:pPr>
+      <w:r>
+        <w:t>    if not cdata_match:</w:t>
+      </w:r>
+    </w:p>
+    <w:p>
+      <w:pPr>
+        <w:spacing w:after="0"/>
+      </w:pPr>
+      <w:r>
+        <w:t>        raise ValueError("No se encontró CDATA con Invoice embebida")</w:t>
       </w:r>
     </w:p>
     <w:p>
@@ -1580,313 +1212,42 @@
       <w:r>
         <w:t xml:space="preserve">    </w:t>
       </w:r>
-      <w:proofErr w:type="spellStart"/>
-      <w:r>
-        <w:t>cdata_match</w:t>
-      </w:r>
-      <w:proofErr w:type="spellEnd"/>
-      <w:r>
-        <w:t xml:space="preserve"> = </w:t>
-      </w:r>
-      <w:proofErr w:type="spellStart"/>
-      <w:proofErr w:type="gramStart"/>
-      <w:r>
-        <w:t>re.search</w:t>
-      </w:r>
-      <w:proofErr w:type="spellEnd"/>
-      <w:proofErr w:type="gramEnd"/>
-      <w:r>
-        <w:t>(r'</w:t>
-      </w:r>
-      <w:proofErr w:type="gramStart"/>
-      <w:r>
-        <w:t>&lt;!</w:t>
-      </w:r>
-      <w:r>
-        <w:rPr>
-          <w:b/>
-          <w:bCs/>
-        </w:rPr>
-        <w:t>\</w:t>
-      </w:r>
-      <w:proofErr w:type="gramEnd"/>
-      <w:r>
-        <w:rPr>
-          <w:b/>
-          <w:bCs/>
-        </w:rPr>
-        <w:t>[</w:t>
-      </w:r>
-      <w:r>
-        <w:t>CDATA</w:t>
-      </w:r>
-      <w:proofErr w:type="gramStart"/>
-      <w:r>
-        <w:rPr>
-          <w:b/>
-          <w:bCs/>
-        </w:rPr>
-        <w:t>\[</w:t>
-      </w:r>
-      <w:r>
-        <w:t>(.*?)</w:t>
-      </w:r>
-      <w:r>
-        <w:rPr>
-          <w:b/>
-          <w:bCs/>
-        </w:rPr>
-        <w:t>\</w:t>
-      </w:r>
-      <w:proofErr w:type="gramEnd"/>
-      <w:r>
-        <w:rPr>
-          <w:b/>
-          <w:bCs/>
-        </w:rPr>
-        <w:t>]\]</w:t>
-      </w:r>
-      <w:r>
-        <w:t xml:space="preserve">&gt;', </w:t>
-      </w:r>
-      <w:proofErr w:type="spellStart"/>
-      <w:r>
-        <w:t>xml_string</w:t>
-      </w:r>
-      <w:proofErr w:type="spellEnd"/>
-      <w:r>
-        <w:t xml:space="preserve">, </w:t>
-      </w:r>
-      <w:proofErr w:type="spellStart"/>
-      <w:proofErr w:type="gramStart"/>
-      <w:r>
-        <w:t>re.DOTALL</w:t>
-      </w:r>
-      <w:proofErr w:type="spellEnd"/>
-      <w:proofErr w:type="gramEnd"/>
-      <w:r>
-        <w:t>)</w:t>
-      </w:r>
-    </w:p>
-    <w:p>
-      <w:pPr>
-        <w:spacing w:after="0"/>
-      </w:pPr>
-      <w:r>
-        <w:t xml:space="preserve">    </w:t>
-      </w:r>
-      <w:proofErr w:type="spellStart"/>
-      <w:r>
-        <w:t>if</w:t>
-      </w:r>
-      <w:proofErr w:type="spellEnd"/>
-      <w:r>
-        <w:t xml:space="preserve"> not </w:t>
-      </w:r>
-      <w:proofErr w:type="spellStart"/>
-      <w:r>
-        <w:t>cdata_match</w:t>
-      </w:r>
-      <w:proofErr w:type="spellEnd"/>
-      <w:r>
-        <w:t>:</w:t>
-      </w:r>
-    </w:p>
-    <w:p>
-      <w:pPr>
-        <w:spacing w:after="0"/>
-      </w:pPr>
-      <w:r>
-        <w:t xml:space="preserve">        </w:t>
-      </w:r>
-      <w:proofErr w:type="spellStart"/>
-      <w:r>
-        <w:t>raise</w:t>
-      </w:r>
-      <w:proofErr w:type="spellEnd"/>
-      <w:r>
-        <w:t xml:space="preserve"> </w:t>
-      </w:r>
-      <w:proofErr w:type="spellStart"/>
-      <w:proofErr w:type="gramStart"/>
-      <w:r>
-        <w:t>ValueError</w:t>
-      </w:r>
-      <w:proofErr w:type="spellEnd"/>
-      <w:r>
-        <w:t>(</w:t>
-      </w:r>
-      <w:proofErr w:type="gramEnd"/>
-      <w:r>
-        <w:t xml:space="preserve">"No se encontró CDATA con </w:t>
-      </w:r>
-      <w:proofErr w:type="spellStart"/>
-      <w:r>
-        <w:t>Invoice</w:t>
-      </w:r>
-      <w:proofErr w:type="spellEnd"/>
-      <w:r>
-        <w:t xml:space="preserve"> embebida")</w:t>
-      </w:r>
-    </w:p>
-    <w:p>
-      <w:pPr>
-        <w:spacing w:after="0"/>
-      </w:pPr>
-      <w:r>
-        <w:t xml:space="preserve">    </w:t>
-      </w:r>
-    </w:p>
-    <w:p>
-      <w:pPr>
-        <w:spacing w:after="0"/>
-      </w:pPr>
-      <w:r>
-        <w:t xml:space="preserve">    </w:t>
-      </w:r>
-      <w:proofErr w:type="spellStart"/>
-      <w:r>
-        <w:t>invoice_xml</w:t>
-      </w:r>
-      <w:proofErr w:type="spellEnd"/>
-      <w:r>
-        <w:t xml:space="preserve"> = </w:t>
-      </w:r>
-      <w:proofErr w:type="spellStart"/>
-      <w:r>
-        <w:t>cdata_</w:t>
-      </w:r>
-      <w:proofErr w:type="gramStart"/>
-      <w:r>
-        <w:t>match.group</w:t>
-      </w:r>
-      <w:proofErr w:type="spellEnd"/>
-      <w:proofErr w:type="gramEnd"/>
-      <w:r>
-        <w:t>(1)</w:t>
-      </w:r>
-    </w:p>
-    <w:p>
-      <w:pPr>
-        <w:spacing w:after="0"/>
-      </w:pPr>
-      <w:r>
-        <w:t xml:space="preserve">    </w:t>
-      </w:r>
-      <w:proofErr w:type="spellStart"/>
-      <w:r>
-        <w:t>root</w:t>
-      </w:r>
-      <w:proofErr w:type="spellEnd"/>
-      <w:r>
-        <w:t xml:space="preserve"> = </w:t>
-      </w:r>
-      <w:proofErr w:type="spellStart"/>
-      <w:proofErr w:type="gramStart"/>
-      <w:r>
-        <w:t>ET.fromstring</w:t>
-      </w:r>
-      <w:proofErr w:type="spellEnd"/>
-      <w:proofErr w:type="gramEnd"/>
-      <w:r>
-        <w:t>(</w:t>
-      </w:r>
-      <w:proofErr w:type="spellStart"/>
-      <w:r>
-        <w:t>invoice_xml</w:t>
-      </w:r>
-      <w:proofErr w:type="spellEnd"/>
-      <w:r>
-        <w:t>)</w:t>
-      </w:r>
-    </w:p>
-    <w:p>
-      <w:pPr>
-        <w:spacing w:after="0"/>
-      </w:pPr>
-    </w:p>
-    <w:p>
-      <w:pPr>
-        <w:spacing w:after="0"/>
-      </w:pPr>
-      <w:r>
-        <w:t xml:space="preserve">    </w:t>
-      </w:r>
-      <w:proofErr w:type="spellStart"/>
-      <w:r>
-        <w:t>def</w:t>
-      </w:r>
-      <w:proofErr w:type="spellEnd"/>
-      <w:r>
-        <w:t xml:space="preserve"> </w:t>
-      </w:r>
-      <w:proofErr w:type="spellStart"/>
-      <w:proofErr w:type="gramStart"/>
-      <w:r>
-        <w:t>txt</w:t>
-      </w:r>
-      <w:proofErr w:type="spellEnd"/>
-      <w:r>
-        <w:t>(</w:t>
-      </w:r>
-      <w:proofErr w:type="spellStart"/>
-      <w:proofErr w:type="gramEnd"/>
-      <w:r>
-        <w:t>element</w:t>
-      </w:r>
-      <w:proofErr w:type="spellEnd"/>
-      <w:r>
-        <w:t xml:space="preserve">, </w:t>
-      </w:r>
-      <w:proofErr w:type="spellStart"/>
-      <w:r>
-        <w:t>path</w:t>
-      </w:r>
-      <w:proofErr w:type="spellEnd"/>
-      <w:r>
-        <w:t>):</w:t>
-      </w:r>
-    </w:p>
-    <w:p>
-      <w:pPr>
-        <w:spacing w:after="0"/>
-      </w:pPr>
-      <w:r>
-        <w:t xml:space="preserve">        </w:t>
-      </w:r>
-      <w:proofErr w:type="spellStart"/>
-      <w:r>
-        <w:t>return</w:t>
-      </w:r>
-      <w:proofErr w:type="spellEnd"/>
-      <w:r>
-        <w:t xml:space="preserve"> </w:t>
-      </w:r>
-      <w:proofErr w:type="spellStart"/>
-      <w:proofErr w:type="gramStart"/>
-      <w:r>
-        <w:t>element.findtext</w:t>
-      </w:r>
-      <w:proofErr w:type="spellEnd"/>
-      <w:proofErr w:type="gramEnd"/>
-      <w:r>
-        <w:t>(</w:t>
-      </w:r>
-      <w:proofErr w:type="spellStart"/>
-      <w:r>
-        <w:t>path</w:t>
-      </w:r>
-      <w:proofErr w:type="spellEnd"/>
-      <w:r>
-        <w:t xml:space="preserve">, </w:t>
-      </w:r>
-      <w:proofErr w:type="spellStart"/>
-      <w:r>
-        <w:t>namespaces</w:t>
-      </w:r>
-      <w:proofErr w:type="spellEnd"/>
-      <w:r>
-        <w:t>=NS)</w:t>
+    </w:p>
+    <w:p>
+      <w:pPr>
+        <w:spacing w:after="0"/>
+      </w:pPr>
+      <w:r>
+        <w:t>    invoice_xml = cdata_match.group(1)</w:t>
+      </w:r>
+    </w:p>
+    <w:p>
+      <w:pPr>
+        <w:spacing w:after="0"/>
+      </w:pPr>
+      <w:r>
+        <w:t>    root = ET.fromstring(invoice_xml)</w:t>
+      </w:r>
+    </w:p>
+    <w:p>
+      <w:pPr>
+        <w:spacing w:after="0"/>
+      </w:pPr>
+    </w:p>
+    <w:p>
+      <w:pPr>
+        <w:spacing w:after="0"/>
+      </w:pPr>
+      <w:r>
+        <w:t>    def txt(element, path):</w:t>
+      </w:r>
+    </w:p>
+    <w:p>
+      <w:pPr>
+        <w:spacing w:after="0"/>
+      </w:pPr>
+      <w:r>
+        <w:t>        return element.findtext(path, namespaces=NS)</w:t>
       </w:r>
     </w:p>
     <w:p>
@@ -1907,132 +1268,23 @@
         <w:spacing w:after="0"/>
       </w:pPr>
       <w:r>
-        <w:t xml:space="preserve">    numero = </w:t>
-      </w:r>
-      <w:proofErr w:type="spellStart"/>
-      <w:proofErr w:type="gramStart"/>
-      <w:r>
-        <w:t>txt</w:t>
-      </w:r>
-      <w:proofErr w:type="spellEnd"/>
-      <w:r>
-        <w:t>(</w:t>
-      </w:r>
-      <w:proofErr w:type="spellStart"/>
-      <w:proofErr w:type="gramEnd"/>
-      <w:r>
-        <w:t>root</w:t>
-      </w:r>
-      <w:proofErr w:type="spellEnd"/>
-      <w:r>
-        <w:t xml:space="preserve">, </w:t>
-      </w:r>
-      <w:proofErr w:type="gramStart"/>
-      <w:r>
-        <w:t>'./</w:t>
-      </w:r>
-      <w:proofErr w:type="gramEnd"/>
-      <w:r>
-        <w:t>/</w:t>
-      </w:r>
-      <w:proofErr w:type="spellStart"/>
-      <w:r>
-        <w:t>cbc:ID</w:t>
-      </w:r>
-      <w:proofErr w:type="spellEnd"/>
-      <w:r>
-        <w:t>')</w:t>
-      </w:r>
-    </w:p>
-    <w:p>
-      <w:pPr>
-        <w:spacing w:after="0"/>
-      </w:pPr>
-      <w:r>
-        <w:t xml:space="preserve">    fecha = </w:t>
-      </w:r>
-      <w:proofErr w:type="spellStart"/>
-      <w:proofErr w:type="gramStart"/>
-      <w:r>
-        <w:t>txt</w:t>
-      </w:r>
-      <w:proofErr w:type="spellEnd"/>
-      <w:r>
-        <w:t>(</w:t>
-      </w:r>
-      <w:proofErr w:type="spellStart"/>
-      <w:proofErr w:type="gramEnd"/>
-      <w:r>
-        <w:t>root</w:t>
-      </w:r>
-      <w:proofErr w:type="spellEnd"/>
-      <w:r>
-        <w:t xml:space="preserve">, </w:t>
-      </w:r>
-      <w:proofErr w:type="gramStart"/>
-      <w:r>
-        <w:t>'./</w:t>
-      </w:r>
-      <w:proofErr w:type="gramEnd"/>
-      <w:r>
-        <w:t>/</w:t>
-      </w:r>
-      <w:proofErr w:type="spellStart"/>
-      <w:proofErr w:type="gramStart"/>
-      <w:r>
-        <w:t>cbc:IssueDate</w:t>
-      </w:r>
-      <w:proofErr w:type="spellEnd"/>
-      <w:proofErr w:type="gramEnd"/>
-      <w:r>
-        <w:t>')</w:t>
-      </w:r>
-    </w:p>
-    <w:p>
-      <w:pPr>
-        <w:spacing w:after="0"/>
-      </w:pPr>
-      <w:r>
-        <w:t xml:space="preserve">    tipo = </w:t>
-      </w:r>
-      <w:proofErr w:type="spellStart"/>
-      <w:proofErr w:type="gramStart"/>
-      <w:r>
-        <w:t>txt</w:t>
-      </w:r>
-      <w:proofErr w:type="spellEnd"/>
-      <w:r>
-        <w:t>(</w:t>
-      </w:r>
-      <w:proofErr w:type="spellStart"/>
-      <w:proofErr w:type="gramEnd"/>
-      <w:r>
-        <w:t>root</w:t>
-      </w:r>
-      <w:proofErr w:type="spellEnd"/>
-      <w:r>
-        <w:t xml:space="preserve">, </w:t>
-      </w:r>
-      <w:proofErr w:type="gramStart"/>
-      <w:r>
-        <w:t>'./</w:t>
-      </w:r>
-      <w:proofErr w:type="gramEnd"/>
-      <w:r>
-        <w:t>/</w:t>
-      </w:r>
-      <w:proofErr w:type="spellStart"/>
-      <w:proofErr w:type="gramStart"/>
-      <w:r>
-        <w:t>cbc:InvoiceTypeCode</w:t>
-      </w:r>
-      <w:proofErr w:type="spellEnd"/>
-      <w:r>
-        <w:t>')  #</w:t>
-      </w:r>
-      <w:proofErr w:type="gramEnd"/>
-      <w:r>
-        <w:t xml:space="preserve"> "01" = factura venta</w:t>
+        <w:t>    numero = txt(root, './/cbc:ID')</w:t>
+      </w:r>
+    </w:p>
+    <w:p>
+      <w:pPr>
+        <w:spacing w:after="0"/>
+      </w:pPr>
+      <w:r>
+        <w:t>    fecha = txt(root, './/cbc:IssueDate')</w:t>
+      </w:r>
+    </w:p>
+    <w:p>
+      <w:pPr>
+        <w:spacing w:after="0"/>
+      </w:pPr>
+      <w:r>
+        <w:t>    tipo = txt(root, './/cbc:InvoiceTypeCode')  # "01" = factura venta</w:t>
       </w:r>
     </w:p>
     <w:p>
@@ -2053,43 +1305,7 @@
         <w:spacing w:after="0"/>
       </w:pPr>
       <w:r>
-        <w:t xml:space="preserve">    </w:t>
-      </w:r>
-      <w:proofErr w:type="spellStart"/>
-      <w:r>
-        <w:t>sup</w:t>
-      </w:r>
-      <w:proofErr w:type="spellEnd"/>
-      <w:r>
-        <w:t xml:space="preserve"> = </w:t>
-      </w:r>
-      <w:proofErr w:type="spellStart"/>
-      <w:proofErr w:type="gramStart"/>
-      <w:r>
-        <w:t>root.find</w:t>
-      </w:r>
-      <w:proofErr w:type="spellEnd"/>
-      <w:proofErr w:type="gramEnd"/>
-      <w:r>
-        <w:t>(</w:t>
-      </w:r>
-      <w:proofErr w:type="gramStart"/>
-      <w:r>
-        <w:t>'./</w:t>
-      </w:r>
-      <w:proofErr w:type="gramEnd"/>
-      <w:r>
-        <w:t>/</w:t>
-      </w:r>
-      <w:proofErr w:type="spellStart"/>
-      <w:proofErr w:type="gramStart"/>
-      <w:r>
-        <w:t>cac:AccountingSupplierParty</w:t>
-      </w:r>
-      <w:proofErr w:type="spellEnd"/>
-      <w:proofErr w:type="gramEnd"/>
-      <w:r>
-        <w:t>', NS)</w:t>
+        <w:t>    sup = root.find('.//cac:AccountingSupplierParty', NS)</w:t>
       </w:r>
     </w:p>
     <w:p>
@@ -2105,95 +1321,15 @@
         <w:spacing w:after="0"/>
       </w:pPr>
       <w:r>
-        <w:t>        "</w:t>
-      </w:r>
-      <w:proofErr w:type="spellStart"/>
-      <w:r>
-        <w:t>nit</w:t>
-      </w:r>
-      <w:proofErr w:type="spellEnd"/>
-      <w:r>
-        <w:t xml:space="preserve">": </w:t>
-      </w:r>
-      <w:proofErr w:type="spellStart"/>
-      <w:proofErr w:type="gramStart"/>
-      <w:r>
-        <w:t>txt</w:t>
-      </w:r>
-      <w:proofErr w:type="spellEnd"/>
-      <w:r>
-        <w:t>(</w:t>
-      </w:r>
-      <w:proofErr w:type="spellStart"/>
-      <w:proofErr w:type="gramEnd"/>
-      <w:r>
-        <w:t>sup</w:t>
-      </w:r>
-      <w:proofErr w:type="spellEnd"/>
-      <w:r>
-        <w:t xml:space="preserve">, </w:t>
-      </w:r>
-      <w:proofErr w:type="gramStart"/>
-      <w:r>
-        <w:t>'./</w:t>
-      </w:r>
-      <w:proofErr w:type="gramEnd"/>
-      <w:r>
-        <w:t>/</w:t>
-      </w:r>
-      <w:proofErr w:type="spellStart"/>
-      <w:proofErr w:type="gramStart"/>
-      <w:r>
-        <w:t>cbc:CompanyID</w:t>
-      </w:r>
-      <w:proofErr w:type="spellEnd"/>
-      <w:proofErr w:type="gramEnd"/>
-      <w:r>
-        <w:t>'),</w:t>
-      </w:r>
-    </w:p>
-    <w:p>
-      <w:pPr>
-        <w:spacing w:after="0"/>
-      </w:pPr>
-      <w:r>
-        <w:t xml:space="preserve">        "nombre": </w:t>
-      </w:r>
-      <w:proofErr w:type="spellStart"/>
-      <w:proofErr w:type="gramStart"/>
-      <w:r>
-        <w:t>txt</w:t>
-      </w:r>
-      <w:proofErr w:type="spellEnd"/>
-      <w:r>
-        <w:t>(</w:t>
-      </w:r>
-      <w:proofErr w:type="spellStart"/>
-      <w:proofErr w:type="gramEnd"/>
-      <w:r>
-        <w:t>sup</w:t>
-      </w:r>
-      <w:proofErr w:type="spellEnd"/>
-      <w:r>
-        <w:t xml:space="preserve">, </w:t>
-      </w:r>
-      <w:proofErr w:type="gramStart"/>
-      <w:r>
-        <w:t>'./</w:t>
-      </w:r>
-      <w:proofErr w:type="gramEnd"/>
-      <w:r>
-        <w:t>/</w:t>
-      </w:r>
-      <w:proofErr w:type="spellStart"/>
-      <w:proofErr w:type="gramStart"/>
-      <w:r>
-        <w:t>cbc:RegistrationName</w:t>
-      </w:r>
-      <w:proofErr w:type="spellEnd"/>
-      <w:proofErr w:type="gramEnd"/>
-      <w:r>
-        <w:t>'),</w:t>
+        <w:t>        "nit": txt(sup, './/cbc:CompanyID'),</w:t>
+      </w:r>
+    </w:p>
+    <w:p>
+      <w:pPr>
+        <w:spacing w:after="0"/>
+      </w:pPr>
+      <w:r>
+        <w:t>        "nombre": txt(sup, './/cbc:RegistrationName'),</w:t>
       </w:r>
     </w:p>
     <w:p>
@@ -2223,43 +1359,7 @@
         <w:spacing w:after="0"/>
       </w:pPr>
       <w:r>
-        <w:t xml:space="preserve">    </w:t>
-      </w:r>
-      <w:proofErr w:type="spellStart"/>
-      <w:r>
-        <w:t>mon</w:t>
-      </w:r>
-      <w:proofErr w:type="spellEnd"/>
-      <w:r>
-        <w:t xml:space="preserve"> = </w:t>
-      </w:r>
-      <w:proofErr w:type="spellStart"/>
-      <w:proofErr w:type="gramStart"/>
-      <w:r>
-        <w:t>root.find</w:t>
-      </w:r>
-      <w:proofErr w:type="spellEnd"/>
-      <w:proofErr w:type="gramEnd"/>
-      <w:r>
-        <w:t>(</w:t>
-      </w:r>
-      <w:proofErr w:type="gramStart"/>
-      <w:r>
-        <w:t>'./</w:t>
-      </w:r>
-      <w:proofErr w:type="gramEnd"/>
-      <w:r>
-        <w:t>/</w:t>
-      </w:r>
-      <w:proofErr w:type="spellStart"/>
-      <w:proofErr w:type="gramStart"/>
-      <w:r>
-        <w:t>cac:LegalMonetaryTotal</w:t>
-      </w:r>
-      <w:proofErr w:type="spellEnd"/>
-      <w:proofErr w:type="gramEnd"/>
-      <w:r>
-        <w:t>', NS)</w:t>
+        <w:t>    mon = root.find('.//cac:LegalMonetaryTotal', NS)</w:t>
       </w:r>
     </w:p>
     <w:p>
@@ -2275,171 +1375,23 @@
         <w:spacing w:after="0"/>
       </w:pPr>
       <w:r>
-        <w:t xml:space="preserve">        "subtotal": </w:t>
-      </w:r>
-      <w:proofErr w:type="spellStart"/>
-      <w:proofErr w:type="gramStart"/>
-      <w:r>
-        <w:t>float</w:t>
-      </w:r>
-      <w:proofErr w:type="spellEnd"/>
-      <w:r>
-        <w:t>(</w:t>
-      </w:r>
-      <w:proofErr w:type="spellStart"/>
-      <w:r>
-        <w:t>txt</w:t>
-      </w:r>
-      <w:proofErr w:type="spellEnd"/>
-      <w:r>
-        <w:t>(</w:t>
-      </w:r>
-      <w:proofErr w:type="spellStart"/>
-      <w:proofErr w:type="gramEnd"/>
-      <w:r>
-        <w:t>mon</w:t>
-      </w:r>
-      <w:proofErr w:type="spellEnd"/>
-      <w:r>
-        <w:t>, '</w:t>
-      </w:r>
-      <w:proofErr w:type="spellStart"/>
-      <w:proofErr w:type="gramStart"/>
-      <w:r>
-        <w:t>cbc:LineExtensionAmount</w:t>
-      </w:r>
-      <w:proofErr w:type="spellEnd"/>
-      <w:proofErr w:type="gramEnd"/>
-      <w:r>
-        <w:t xml:space="preserve">') </w:t>
-      </w:r>
-      <w:proofErr w:type="spellStart"/>
-      <w:r>
-        <w:t>or</w:t>
-      </w:r>
-      <w:proofErr w:type="spellEnd"/>
-      <w:r>
-        <w:t xml:space="preserve"> 0),</w:t>
-      </w:r>
-    </w:p>
-    <w:p>
-      <w:pPr>
-        <w:spacing w:after="0"/>
-      </w:pPr>
-      <w:r>
-        <w:t>        "</w:t>
-      </w:r>
-      <w:proofErr w:type="spellStart"/>
-      <w:r>
-        <w:t>total_con_iva</w:t>
-      </w:r>
-      <w:proofErr w:type="spellEnd"/>
-      <w:r>
-        <w:t xml:space="preserve">": </w:t>
-      </w:r>
-      <w:proofErr w:type="spellStart"/>
-      <w:proofErr w:type="gramStart"/>
-      <w:r>
-        <w:t>float</w:t>
-      </w:r>
-      <w:proofErr w:type="spellEnd"/>
-      <w:r>
-        <w:t>(</w:t>
-      </w:r>
-      <w:proofErr w:type="spellStart"/>
-      <w:r>
-        <w:t>txt</w:t>
-      </w:r>
-      <w:proofErr w:type="spellEnd"/>
-      <w:r>
-        <w:t>(</w:t>
-      </w:r>
-      <w:proofErr w:type="spellStart"/>
-      <w:proofErr w:type="gramEnd"/>
-      <w:r>
-        <w:t>mon</w:t>
-      </w:r>
-      <w:proofErr w:type="spellEnd"/>
-      <w:r>
-        <w:t>, '</w:t>
-      </w:r>
-      <w:proofErr w:type="spellStart"/>
-      <w:proofErr w:type="gramStart"/>
-      <w:r>
-        <w:t>cbc:TaxInclusiveAmount</w:t>
-      </w:r>
-      <w:proofErr w:type="spellEnd"/>
-      <w:proofErr w:type="gramEnd"/>
-      <w:r>
-        <w:t xml:space="preserve">') </w:t>
-      </w:r>
-      <w:proofErr w:type="spellStart"/>
-      <w:r>
-        <w:t>or</w:t>
-      </w:r>
-      <w:proofErr w:type="spellEnd"/>
-      <w:r>
-        <w:t xml:space="preserve"> 0),</w:t>
-      </w:r>
-    </w:p>
-    <w:p>
-      <w:pPr>
-        <w:spacing w:after="0"/>
-      </w:pPr>
-      <w:r>
-        <w:t>        "</w:t>
-      </w:r>
-      <w:proofErr w:type="spellStart"/>
-      <w:r>
-        <w:t>total_pagar</w:t>
-      </w:r>
-      <w:proofErr w:type="spellEnd"/>
-      <w:r>
-        <w:t xml:space="preserve">": </w:t>
-      </w:r>
-      <w:proofErr w:type="spellStart"/>
-      <w:proofErr w:type="gramStart"/>
-      <w:r>
-        <w:t>float</w:t>
-      </w:r>
-      <w:proofErr w:type="spellEnd"/>
-      <w:r>
-        <w:t>(</w:t>
-      </w:r>
-      <w:proofErr w:type="spellStart"/>
-      <w:r>
-        <w:t>txt</w:t>
-      </w:r>
-      <w:proofErr w:type="spellEnd"/>
-      <w:r>
-        <w:t>(</w:t>
-      </w:r>
-      <w:proofErr w:type="spellStart"/>
-      <w:proofErr w:type="gramEnd"/>
-      <w:r>
-        <w:t>mon</w:t>
-      </w:r>
-      <w:proofErr w:type="spellEnd"/>
-      <w:r>
-        <w:t>, '</w:t>
-      </w:r>
-      <w:proofErr w:type="spellStart"/>
-      <w:proofErr w:type="gramStart"/>
-      <w:r>
-        <w:t>cbc:PayableAmount</w:t>
-      </w:r>
-      <w:proofErr w:type="spellEnd"/>
-      <w:proofErr w:type="gramEnd"/>
-      <w:r>
-        <w:t xml:space="preserve">') </w:t>
-      </w:r>
-      <w:proofErr w:type="spellStart"/>
-      <w:r>
-        <w:t>or</w:t>
-      </w:r>
-      <w:proofErr w:type="spellEnd"/>
-      <w:r>
-        <w:t xml:space="preserve"> 0),</w:t>
+        <w:t>        "subtotal": float(txt(mon, 'cbc:LineExtensionAmount') or 0),</w:t>
+      </w:r>
+    </w:p>
+    <w:p>
+      <w:pPr>
+        <w:spacing w:after="0"/>
+      </w:pPr>
+      <w:r>
+        <w:t>        "total_con_iva": float(txt(mon, 'cbc:TaxInclusiveAmount') or 0),</w:t>
+      </w:r>
+    </w:p>
+    <w:p>
+      <w:pPr>
+        <w:spacing w:after="0"/>
+      </w:pPr>
+      <w:r>
+        <w:t>        "total_pagar": float(txt(mon, 'cbc:PayableAmount') or 0),</w:t>
       </w:r>
     </w:p>
     <w:p>
@@ -2460,167 +1412,23 @@
         <w:spacing w:after="0"/>
       </w:pPr>
       <w:r>
-        <w:t xml:space="preserve">    # PASO 5: IVA total (solo el primer </w:t>
-      </w:r>
-      <w:proofErr w:type="spellStart"/>
-      <w:r>
-        <w:t>TaxTotal</w:t>
-      </w:r>
-      <w:proofErr w:type="spellEnd"/>
-      <w:r>
-        <w:t xml:space="preserve"> = total factura)</w:t>
-      </w:r>
-    </w:p>
-    <w:p>
-      <w:pPr>
-        <w:spacing w:after="0"/>
-      </w:pPr>
-      <w:r>
-        <w:t xml:space="preserve">    </w:t>
-      </w:r>
-      <w:proofErr w:type="spellStart"/>
-      <w:r>
-        <w:t>primer_tax</w:t>
-      </w:r>
-      <w:proofErr w:type="spellEnd"/>
-      <w:r>
-        <w:t xml:space="preserve"> = </w:t>
-      </w:r>
-      <w:proofErr w:type="spellStart"/>
-      <w:proofErr w:type="gramStart"/>
-      <w:r>
-        <w:t>root.find</w:t>
-      </w:r>
-      <w:proofErr w:type="spellEnd"/>
-      <w:proofErr w:type="gramEnd"/>
-      <w:r>
-        <w:t>(</w:t>
-      </w:r>
-      <w:proofErr w:type="gramStart"/>
-      <w:r>
-        <w:t>'./</w:t>
-      </w:r>
-      <w:proofErr w:type="gramEnd"/>
-      <w:r>
-        <w:t>/</w:t>
-      </w:r>
-      <w:proofErr w:type="spellStart"/>
-      <w:proofErr w:type="gramStart"/>
-      <w:r>
-        <w:t>cac:TaxTotal</w:t>
-      </w:r>
-      <w:proofErr w:type="spellEnd"/>
-      <w:proofErr w:type="gramEnd"/>
-      <w:r>
-        <w:t>', NS)</w:t>
-      </w:r>
-    </w:p>
-    <w:p>
-      <w:pPr>
-        <w:spacing w:after="0"/>
-      </w:pPr>
-      <w:r>
-        <w:t xml:space="preserve">    </w:t>
-      </w:r>
-      <w:proofErr w:type="spellStart"/>
-      <w:r>
-        <w:t>iva_total</w:t>
-      </w:r>
-      <w:proofErr w:type="spellEnd"/>
-      <w:r>
-        <w:t xml:space="preserve"> = </w:t>
-      </w:r>
-      <w:proofErr w:type="spellStart"/>
-      <w:proofErr w:type="gramStart"/>
-      <w:r>
-        <w:t>float</w:t>
-      </w:r>
-      <w:proofErr w:type="spellEnd"/>
-      <w:r>
-        <w:t>(</w:t>
-      </w:r>
-      <w:proofErr w:type="spellStart"/>
-      <w:r>
-        <w:t>txt</w:t>
-      </w:r>
-      <w:proofErr w:type="spellEnd"/>
-      <w:r>
-        <w:t>(</w:t>
-      </w:r>
-      <w:proofErr w:type="spellStart"/>
-      <w:proofErr w:type="gramEnd"/>
-      <w:r>
-        <w:t>primer_tax</w:t>
-      </w:r>
-      <w:proofErr w:type="spellEnd"/>
-      <w:r>
-        <w:t>, '</w:t>
-      </w:r>
-      <w:proofErr w:type="spellStart"/>
-      <w:proofErr w:type="gramStart"/>
-      <w:r>
-        <w:t>cbc:TaxAmount</w:t>
-      </w:r>
-      <w:proofErr w:type="spellEnd"/>
-      <w:proofErr w:type="gramEnd"/>
-      <w:r>
-        <w:t xml:space="preserve">') </w:t>
-      </w:r>
-      <w:proofErr w:type="spellStart"/>
-      <w:r>
-        <w:t>or</w:t>
-      </w:r>
-      <w:proofErr w:type="spellEnd"/>
-      <w:r>
-        <w:t xml:space="preserve"> 0) </w:t>
-      </w:r>
-      <w:proofErr w:type="spellStart"/>
-      <w:r>
-        <w:t>if</w:t>
-      </w:r>
-      <w:proofErr w:type="spellEnd"/>
-      <w:r>
-        <w:t xml:space="preserve"> </w:t>
-      </w:r>
-      <w:proofErr w:type="spellStart"/>
-      <w:r>
-        <w:t>primer_tax</w:t>
-      </w:r>
-      <w:proofErr w:type="spellEnd"/>
-      <w:r>
-        <w:t xml:space="preserve"> </w:t>
-      </w:r>
-      <w:proofErr w:type="spellStart"/>
-      <w:r>
-        <w:t>is</w:t>
-      </w:r>
-      <w:proofErr w:type="spellEnd"/>
-      <w:r>
-        <w:t xml:space="preserve"> </w:t>
-      </w:r>
-      <w:proofErr w:type="spellStart"/>
-      <w:r>
-        <w:t>not</w:t>
-      </w:r>
-      <w:proofErr w:type="spellEnd"/>
-      <w:r>
-        <w:t xml:space="preserve"> </w:t>
-      </w:r>
-      <w:proofErr w:type="spellStart"/>
-      <w:r>
-        <w:t>None</w:t>
-      </w:r>
-      <w:proofErr w:type="spellEnd"/>
-      <w:r>
-        <w:t xml:space="preserve"> </w:t>
-      </w:r>
-      <w:proofErr w:type="spellStart"/>
-      <w:r>
-        <w:t>else</w:t>
-      </w:r>
-      <w:proofErr w:type="spellEnd"/>
-      <w:r>
-        <w:t xml:space="preserve"> 0</w:t>
+        <w:t>    # PASO 5: IVA total (solo el primer TaxTotal = total factura)</w:t>
+      </w:r>
+    </w:p>
+    <w:p>
+      <w:pPr>
+        <w:spacing w:after="0"/>
+      </w:pPr>
+      <w:r>
+        <w:t>    primer_tax = root.find('.//cac:TaxTotal', NS)</w:t>
+      </w:r>
+    </w:p>
+    <w:p>
+      <w:pPr>
+        <w:spacing w:after="0"/>
+      </w:pPr>
+      <w:r>
+        <w:t>    iva_total = float(txt(primer_tax, 'cbc:TaxAmount') or 0) if primer_tax is not None else 0</w:t>
       </w:r>
     </w:p>
     <w:p>
@@ -2641,444 +1449,79 @@
         <w:spacing w:after="0"/>
       </w:pPr>
       <w:r>
-        <w:t xml:space="preserve">    </w:t>
-      </w:r>
-      <w:proofErr w:type="spellStart"/>
-      <w:r>
-        <w:t>lineas</w:t>
-      </w:r>
-      <w:proofErr w:type="spellEnd"/>
-      <w:r>
-        <w:t xml:space="preserve"> = []</w:t>
-      </w:r>
-    </w:p>
-    <w:p>
-      <w:pPr>
-        <w:spacing w:after="0"/>
-      </w:pPr>
-      <w:r>
-        <w:t xml:space="preserve">    </w:t>
-      </w:r>
-      <w:proofErr w:type="spellStart"/>
-      <w:r>
-        <w:t>for</w:t>
-      </w:r>
-      <w:proofErr w:type="spellEnd"/>
-      <w:r>
-        <w:t xml:space="preserve"> line in </w:t>
-      </w:r>
-      <w:proofErr w:type="spellStart"/>
-      <w:proofErr w:type="gramStart"/>
-      <w:r>
-        <w:t>root.findall</w:t>
-      </w:r>
-      <w:proofErr w:type="spellEnd"/>
-      <w:proofErr w:type="gramEnd"/>
-      <w:r>
-        <w:t>(</w:t>
-      </w:r>
-      <w:proofErr w:type="gramStart"/>
-      <w:r>
-        <w:t>'./</w:t>
-      </w:r>
-      <w:proofErr w:type="gramEnd"/>
-      <w:r>
-        <w:t>/</w:t>
-      </w:r>
-      <w:proofErr w:type="spellStart"/>
-      <w:proofErr w:type="gramStart"/>
-      <w:r>
-        <w:t>cac:InvoiceLine</w:t>
-      </w:r>
-      <w:proofErr w:type="spellEnd"/>
-      <w:proofErr w:type="gramEnd"/>
-      <w:r>
-        <w:t>', NS):</w:t>
-      </w:r>
-    </w:p>
-    <w:p>
-      <w:pPr>
-        <w:spacing w:after="0"/>
-      </w:pPr>
-      <w:r>
-        <w:t xml:space="preserve">        </w:t>
-      </w:r>
-      <w:proofErr w:type="spellStart"/>
-      <w:proofErr w:type="gramStart"/>
-      <w:r>
-        <w:t>lineas.append</w:t>
-      </w:r>
-      <w:proofErr w:type="spellEnd"/>
-      <w:proofErr w:type="gramEnd"/>
-      <w:r>
-        <w:t>({</w:t>
-      </w:r>
-    </w:p>
-    <w:p>
-      <w:pPr>
-        <w:spacing w:after="0"/>
-      </w:pPr>
-      <w:r>
-        <w:t xml:space="preserve">            "id": </w:t>
-      </w:r>
-      <w:proofErr w:type="spellStart"/>
-      <w:proofErr w:type="gramStart"/>
-      <w:r>
-        <w:t>txt</w:t>
-      </w:r>
-      <w:proofErr w:type="spellEnd"/>
-      <w:r>
-        <w:t>(</w:t>
-      </w:r>
-      <w:proofErr w:type="gramEnd"/>
-      <w:r>
-        <w:t>line, '</w:t>
-      </w:r>
-      <w:proofErr w:type="spellStart"/>
-      <w:r>
-        <w:t>cbc:ID</w:t>
-      </w:r>
-      <w:proofErr w:type="spellEnd"/>
-      <w:r>
-        <w:t>'),</w:t>
-      </w:r>
-    </w:p>
-    <w:p>
-      <w:pPr>
-        <w:spacing w:after="0"/>
-      </w:pPr>
-      <w:r>
-        <w:t>            "</w:t>
-      </w:r>
-      <w:proofErr w:type="spellStart"/>
-      <w:r>
-        <w:t>descripcion</w:t>
-      </w:r>
-      <w:proofErr w:type="spellEnd"/>
-      <w:r>
-        <w:t xml:space="preserve">": </w:t>
-      </w:r>
-      <w:proofErr w:type="spellStart"/>
-      <w:proofErr w:type="gramStart"/>
-      <w:r>
-        <w:t>txt</w:t>
-      </w:r>
-      <w:proofErr w:type="spellEnd"/>
-      <w:r>
-        <w:t>(</w:t>
-      </w:r>
-      <w:proofErr w:type="gramEnd"/>
-      <w:r>
-        <w:t xml:space="preserve">line, </w:t>
-      </w:r>
-      <w:proofErr w:type="gramStart"/>
-      <w:r>
-        <w:t>'./</w:t>
-      </w:r>
-      <w:proofErr w:type="gramEnd"/>
-      <w:r>
-        <w:t>/</w:t>
-      </w:r>
-      <w:proofErr w:type="spellStart"/>
-      <w:proofErr w:type="gramStart"/>
-      <w:r>
-        <w:t>cbc:Description</w:t>
-      </w:r>
-      <w:proofErr w:type="spellEnd"/>
-      <w:proofErr w:type="gramEnd"/>
-      <w:r>
-        <w:t>'),</w:t>
-      </w:r>
-    </w:p>
-    <w:p>
-      <w:pPr>
-        <w:spacing w:after="0"/>
-      </w:pPr>
-      <w:r>
-        <w:t xml:space="preserve">            "cantidad": </w:t>
-      </w:r>
-      <w:proofErr w:type="spellStart"/>
-      <w:proofErr w:type="gramStart"/>
-      <w:r>
-        <w:t>float</w:t>
-      </w:r>
-      <w:proofErr w:type="spellEnd"/>
-      <w:r>
-        <w:t>(</w:t>
-      </w:r>
-      <w:proofErr w:type="spellStart"/>
-      <w:r>
-        <w:t>txt</w:t>
-      </w:r>
-      <w:proofErr w:type="spellEnd"/>
-      <w:r>
-        <w:t>(</w:t>
-      </w:r>
-      <w:proofErr w:type="gramEnd"/>
-      <w:r>
-        <w:t>line, '</w:t>
-      </w:r>
-      <w:proofErr w:type="spellStart"/>
-      <w:proofErr w:type="gramStart"/>
-      <w:r>
-        <w:t>cbc:InvoicedQuantity</w:t>
-      </w:r>
-      <w:proofErr w:type="spellEnd"/>
-      <w:proofErr w:type="gramEnd"/>
-      <w:r>
-        <w:t xml:space="preserve">') </w:t>
-      </w:r>
-      <w:proofErr w:type="spellStart"/>
-      <w:r>
-        <w:t>or</w:t>
-      </w:r>
-      <w:proofErr w:type="spellEnd"/>
-      <w:r>
-        <w:t xml:space="preserve"> 0),</w:t>
-      </w:r>
-    </w:p>
-    <w:p>
-      <w:pPr>
-        <w:spacing w:after="0"/>
-      </w:pPr>
-      <w:r>
-        <w:t>            "</w:t>
-      </w:r>
-      <w:proofErr w:type="spellStart"/>
-      <w:r>
-        <w:t>precio_unitario</w:t>
-      </w:r>
-      <w:proofErr w:type="spellEnd"/>
-      <w:r>
-        <w:t xml:space="preserve">": </w:t>
-      </w:r>
-      <w:proofErr w:type="spellStart"/>
-      <w:proofErr w:type="gramStart"/>
-      <w:r>
-        <w:t>float</w:t>
-      </w:r>
-      <w:proofErr w:type="spellEnd"/>
-      <w:r>
-        <w:t>(</w:t>
-      </w:r>
-      <w:proofErr w:type="spellStart"/>
-      <w:r>
-        <w:t>txt</w:t>
-      </w:r>
-      <w:proofErr w:type="spellEnd"/>
-      <w:r>
-        <w:t>(</w:t>
-      </w:r>
-      <w:proofErr w:type="gramEnd"/>
-      <w:r>
-        <w:t xml:space="preserve">line, </w:t>
-      </w:r>
-      <w:proofErr w:type="gramStart"/>
-      <w:r>
-        <w:t>'./</w:t>
-      </w:r>
-      <w:proofErr w:type="gramEnd"/>
-      <w:r>
-        <w:t>/</w:t>
-      </w:r>
-      <w:proofErr w:type="spellStart"/>
-      <w:proofErr w:type="gramStart"/>
-      <w:r>
-        <w:t>cbc:PriceAmount</w:t>
-      </w:r>
-      <w:proofErr w:type="spellEnd"/>
-      <w:proofErr w:type="gramEnd"/>
-      <w:r>
-        <w:t xml:space="preserve">') </w:t>
-      </w:r>
-      <w:proofErr w:type="spellStart"/>
-      <w:r>
-        <w:t>or</w:t>
-      </w:r>
-      <w:proofErr w:type="spellEnd"/>
-      <w:r>
-        <w:t xml:space="preserve"> 0),</w:t>
-      </w:r>
-    </w:p>
-    <w:p>
-      <w:pPr>
-        <w:spacing w:after="0"/>
-      </w:pPr>
-      <w:r>
-        <w:t>            "</w:t>
-      </w:r>
-      <w:proofErr w:type="spellStart"/>
-      <w:r>
-        <w:t>subtotal_linea</w:t>
-      </w:r>
-      <w:proofErr w:type="spellEnd"/>
-      <w:r>
-        <w:t xml:space="preserve">": </w:t>
-      </w:r>
-      <w:proofErr w:type="spellStart"/>
-      <w:proofErr w:type="gramStart"/>
-      <w:r>
-        <w:t>float</w:t>
-      </w:r>
-      <w:proofErr w:type="spellEnd"/>
-      <w:r>
-        <w:t>(</w:t>
-      </w:r>
-      <w:proofErr w:type="spellStart"/>
-      <w:r>
-        <w:t>txt</w:t>
-      </w:r>
-      <w:proofErr w:type="spellEnd"/>
-      <w:r>
-        <w:t>(</w:t>
-      </w:r>
-      <w:proofErr w:type="gramEnd"/>
-      <w:r>
-        <w:t>line, '</w:t>
-      </w:r>
-      <w:proofErr w:type="spellStart"/>
-      <w:proofErr w:type="gramStart"/>
-      <w:r>
-        <w:t>cbc:LineExtensionAmount</w:t>
-      </w:r>
-      <w:proofErr w:type="spellEnd"/>
-      <w:proofErr w:type="gramEnd"/>
-      <w:r>
-        <w:t xml:space="preserve">') </w:t>
-      </w:r>
-      <w:proofErr w:type="spellStart"/>
-      <w:r>
-        <w:t>or</w:t>
-      </w:r>
-      <w:proofErr w:type="spellEnd"/>
-      <w:r>
-        <w:t xml:space="preserve"> 0),</w:t>
-      </w:r>
-    </w:p>
-    <w:p>
-      <w:pPr>
-        <w:spacing w:after="0"/>
-      </w:pPr>
-      <w:r>
-        <w:t>            "</w:t>
-      </w:r>
-      <w:proofErr w:type="spellStart"/>
-      <w:r>
-        <w:t>iva_pct</w:t>
-      </w:r>
-      <w:proofErr w:type="spellEnd"/>
-      <w:r>
-        <w:t xml:space="preserve">": </w:t>
-      </w:r>
-      <w:proofErr w:type="spellStart"/>
-      <w:proofErr w:type="gramStart"/>
-      <w:r>
-        <w:t>float</w:t>
-      </w:r>
-      <w:proofErr w:type="spellEnd"/>
-      <w:r>
-        <w:t>(</w:t>
-      </w:r>
-      <w:proofErr w:type="spellStart"/>
-      <w:r>
-        <w:t>txt</w:t>
-      </w:r>
-      <w:proofErr w:type="spellEnd"/>
-      <w:r>
-        <w:t>(</w:t>
-      </w:r>
-      <w:proofErr w:type="gramEnd"/>
-      <w:r>
-        <w:t xml:space="preserve">line, </w:t>
-      </w:r>
-      <w:proofErr w:type="gramStart"/>
-      <w:r>
-        <w:t>'./</w:t>
-      </w:r>
-      <w:proofErr w:type="gramEnd"/>
-      <w:r>
-        <w:t>/</w:t>
-      </w:r>
-      <w:proofErr w:type="spellStart"/>
-      <w:proofErr w:type="gramStart"/>
-      <w:r>
-        <w:t>cbc:Percent</w:t>
-      </w:r>
-      <w:proofErr w:type="spellEnd"/>
-      <w:proofErr w:type="gramEnd"/>
-      <w:r>
-        <w:t xml:space="preserve">') </w:t>
-      </w:r>
-      <w:proofErr w:type="spellStart"/>
-      <w:r>
-        <w:t>or</w:t>
-      </w:r>
-      <w:proofErr w:type="spellEnd"/>
-      <w:r>
-        <w:t xml:space="preserve"> 0),</w:t>
-      </w:r>
-    </w:p>
-    <w:p>
-      <w:pPr>
-        <w:spacing w:after="0"/>
-      </w:pPr>
-      <w:r>
-        <w:t>            "</w:t>
-      </w:r>
-      <w:proofErr w:type="spellStart"/>
-      <w:r>
-        <w:t>iva_valor</w:t>
-      </w:r>
-      <w:proofErr w:type="spellEnd"/>
-      <w:r>
-        <w:t xml:space="preserve">": </w:t>
-      </w:r>
-      <w:proofErr w:type="spellStart"/>
-      <w:proofErr w:type="gramStart"/>
-      <w:r>
-        <w:t>float</w:t>
-      </w:r>
-      <w:proofErr w:type="spellEnd"/>
-      <w:r>
-        <w:t>(</w:t>
-      </w:r>
-      <w:proofErr w:type="spellStart"/>
-      <w:r>
-        <w:t>txt</w:t>
-      </w:r>
-      <w:proofErr w:type="spellEnd"/>
-      <w:r>
-        <w:t>(</w:t>
-      </w:r>
-      <w:proofErr w:type="gramEnd"/>
-      <w:r>
-        <w:t xml:space="preserve">line, </w:t>
-      </w:r>
-      <w:proofErr w:type="gramStart"/>
-      <w:r>
-        <w:t>'./</w:t>
-      </w:r>
-      <w:proofErr w:type="gramEnd"/>
-      <w:r>
-        <w:t>/</w:t>
-      </w:r>
-      <w:proofErr w:type="spellStart"/>
-      <w:proofErr w:type="gramStart"/>
-      <w:r>
-        <w:t>cbc:TaxAmount</w:t>
-      </w:r>
-      <w:proofErr w:type="spellEnd"/>
-      <w:proofErr w:type="gramEnd"/>
-      <w:r>
-        <w:t xml:space="preserve">') </w:t>
-      </w:r>
-      <w:proofErr w:type="spellStart"/>
-      <w:r>
-        <w:t>or</w:t>
-      </w:r>
-      <w:proofErr w:type="spellEnd"/>
-      <w:r>
-        <w:t xml:space="preserve"> 0),</w:t>
+        <w:t>    lineas = []</w:t>
+      </w:r>
+    </w:p>
+    <w:p>
+      <w:pPr>
+        <w:spacing w:after="0"/>
+      </w:pPr>
+      <w:r>
+        <w:t>    for line in root.findall('.//cac:InvoiceLine', NS):</w:t>
+      </w:r>
+    </w:p>
+    <w:p>
+      <w:pPr>
+        <w:spacing w:after="0"/>
+      </w:pPr>
+      <w:r>
+        <w:t>        lineas.append({</w:t>
+      </w:r>
+    </w:p>
+    <w:p>
+      <w:pPr>
+        <w:spacing w:after="0"/>
+      </w:pPr>
+      <w:r>
+        <w:t>            "id": txt(line, 'cbc:ID'),</w:t>
+      </w:r>
+    </w:p>
+    <w:p>
+      <w:pPr>
+        <w:spacing w:after="0"/>
+      </w:pPr>
+      <w:r>
+        <w:t>            "descripcion": txt(line, './/cbc:Description'),</w:t>
+      </w:r>
+    </w:p>
+    <w:p>
+      <w:pPr>
+        <w:spacing w:after="0"/>
+      </w:pPr>
+      <w:r>
+        <w:t>            "cantidad": float(txt(line, 'cbc:InvoicedQuantity') or 0),</w:t>
+      </w:r>
+    </w:p>
+    <w:p>
+      <w:pPr>
+        <w:spacing w:after="0"/>
+      </w:pPr>
+      <w:r>
+        <w:t>            "precio_unitario": float(txt(line, './/cbc:PriceAmount') or 0),</w:t>
+      </w:r>
+    </w:p>
+    <w:p>
+      <w:pPr>
+        <w:spacing w:after="0"/>
+      </w:pPr>
+      <w:r>
+        <w:t>            "subtotal_linea": float(txt(line, 'cbc:LineExtensionAmount') or 0),</w:t>
+      </w:r>
+    </w:p>
+    <w:p>
+      <w:pPr>
+        <w:spacing w:after="0"/>
+      </w:pPr>
+      <w:r>
+        <w:t>            "iva_pct": float(txt(line, './/cbc:Percent') or 0),</w:t>
+      </w:r>
+    </w:p>
+    <w:p>
+      <w:pPr>
+        <w:spacing w:after="0"/>
+      </w:pPr>
+      <w:r>
+        <w:t>            "iva_valor": float(txt(line, './/cbc:TaxAmount') or 0),</w:t>
       </w:r>
     </w:p>
     <w:p>
@@ -3099,31 +1542,15 @@
         <w:spacing w:after="0"/>
       </w:pPr>
       <w:r>
-        <w:t xml:space="preserve">    </w:t>
-      </w:r>
-      <w:proofErr w:type="spellStart"/>
-      <w:r>
-        <w:t>return</w:t>
-      </w:r>
-      <w:proofErr w:type="spellEnd"/>
-      <w:r>
-        <w:t xml:space="preserve"> {</w:t>
-      </w:r>
-    </w:p>
-    <w:p>
-      <w:pPr>
-        <w:spacing w:after="0"/>
-      </w:pPr>
-      <w:r>
-        <w:t>        "</w:t>
-      </w:r>
-      <w:proofErr w:type="spellStart"/>
-      <w:r>
-        <w:t>numero_factura</w:t>
-      </w:r>
-      <w:proofErr w:type="spellEnd"/>
-      <w:r>
-        <w:t>": numero,</w:t>
+        <w:t>    return {</w:t>
+      </w:r>
+    </w:p>
+    <w:p>
+      <w:pPr>
+        <w:spacing w:after="0"/>
+      </w:pPr>
+      <w:r>
+        <w:t>        "numero_factura": numero,</w:t>
       </w:r>
     </w:p>
     <w:p>
@@ -3139,15 +1566,7 @@
         <w:spacing w:after="0"/>
       </w:pPr>
       <w:r>
-        <w:t>        "</w:t>
-      </w:r>
-      <w:proofErr w:type="spellStart"/>
-      <w:r>
-        <w:t>tipo_documento</w:t>
-      </w:r>
-      <w:proofErr w:type="spellEnd"/>
-      <w:r>
-        <w:t>": tipo,</w:t>
+        <w:t>        "tipo_documento": tipo,</w:t>
       </w:r>
     </w:p>
     <w:p>
@@ -3171,47 +1590,15 @@
         <w:spacing w:after="0"/>
       </w:pPr>
       <w:r>
-        <w:t>        "</w:t>
-      </w:r>
-      <w:proofErr w:type="spellStart"/>
-      <w:r>
-        <w:t>iva_total</w:t>
-      </w:r>
-      <w:proofErr w:type="spellEnd"/>
-      <w:r>
-        <w:t xml:space="preserve">": </w:t>
-      </w:r>
-      <w:proofErr w:type="spellStart"/>
-      <w:r>
-        <w:t>iva_total</w:t>
-      </w:r>
-      <w:proofErr w:type="spellEnd"/>
-      <w:r>
-        <w:t>,</w:t>
-      </w:r>
-    </w:p>
-    <w:p>
-      <w:pPr>
-        <w:spacing w:after="0"/>
-      </w:pPr>
-      <w:r>
-        <w:t>        "</w:t>
-      </w:r>
-      <w:proofErr w:type="spellStart"/>
-      <w:r>
-        <w:t>lineas</w:t>
-      </w:r>
-      <w:proofErr w:type="spellEnd"/>
-      <w:r>
-        <w:t xml:space="preserve">": </w:t>
-      </w:r>
-      <w:proofErr w:type="spellStart"/>
-      <w:r>
-        <w:t>lineas</w:t>
-      </w:r>
-      <w:proofErr w:type="spellEnd"/>
-      <w:r>
-        <w:t>,</w:t>
+        <w:t>        "iva_total": iva_total,</w:t>
+      </w:r>
+    </w:p>
+    <w:p>
+      <w:pPr>
+        <w:spacing w:after="0"/>
+      </w:pPr>
+      <w:r>
+        <w:t>        "lineas": lineas,</w:t>
       </w:r>
     </w:p>
     <w:p>

--- a/access.docx
+++ b/access.docx
@@ -101,8 +101,17 @@
           <w:b/>
           <w:bCs/>
         </w:rPr>
-        <w:t>2. Headers</w:t>
-      </w:r>
+        <w:t xml:space="preserve">2. </w:t>
+      </w:r>
+      <w:proofErr w:type="spellStart"/>
+      <w:r>
+        <w:rPr>
+          <w:b/>
+          <w:bCs/>
+        </w:rPr>
+        <w:t>Headers</w:t>
+      </w:r>
+      <w:proofErr w:type="spellEnd"/>
     </w:p>
     <w:p>
       <w:r>
@@ -111,12 +120,38 @@
     </w:p>
     <w:p>
       <w:r>
-        <w:t>Content-Type: application/json</w:t>
-      </w:r>
+        <w:t>Content-</w:t>
+      </w:r>
+      <w:proofErr w:type="spellStart"/>
+      <w:r>
+        <w:t>Type</w:t>
+      </w:r>
+      <w:proofErr w:type="spellEnd"/>
+      <w:r>
+        <w:t xml:space="preserve">: </w:t>
+      </w:r>
+      <w:proofErr w:type="spellStart"/>
+      <w:r>
+        <w:t>application</w:t>
+      </w:r>
+      <w:proofErr w:type="spellEnd"/>
+      <w:r>
+        <w:t>/</w:t>
+      </w:r>
+      <w:proofErr w:type="spellStart"/>
+      <w:r>
+        <w:t>json</w:t>
+      </w:r>
+      <w:proofErr w:type="spellEnd"/>
       <w:r>
         <w:br/>
-        <w:t>Partner-Id: CrewWellnessAPI</w:t>
-      </w:r>
+        <w:t xml:space="preserve">Partner-Id: </w:t>
+      </w:r>
+      <w:proofErr w:type="spellStart"/>
+      <w:r>
+        <w:t>CrewWellnessAPI</w:t>
+      </w:r>
+      <w:proofErr w:type="spellEnd"/>
     </w:p>
     <w:p>
       <w:pPr>
@@ -139,11 +174,35 @@
       </w:r>
       <w:r>
         <w:br/>
-        <w:t xml:space="preserve">  "username": "administrativo@crewwellness.club",</w:t>
+        <w:t xml:space="preserve">  "</w:t>
+      </w:r>
+      <w:proofErr w:type="spellStart"/>
+      <w:r>
+        <w:t>username</w:t>
+      </w:r>
+      <w:proofErr w:type="spellEnd"/>
+      <w:r>
+        <w:t>": "</w:t>
+      </w:r>
+      <w:proofErr w:type="spellStart"/>
+      <w:r>
+        <w:t>administrativo@crewwellness.club</w:t>
+      </w:r>
+      <w:proofErr w:type="spellEnd"/>
+      <w:r>
+        <w:t>",</w:t>
       </w:r>
       <w:r>
         <w:br/>
-        <w:t xml:space="preserve">  "access_key": "TU_ACCESS_KEY"</w:t>
+        <w:t xml:space="preserve">  "</w:t>
+      </w:r>
+      <w:proofErr w:type="spellStart"/>
+      <w:r>
+        <w:t>access_key</w:t>
+      </w:r>
+      <w:proofErr w:type="spellEnd"/>
+      <w:r>
+        <w:t>": "TU_ACCESS_KEY"</w:t>
       </w:r>
       <w:r>
         <w:br/>
@@ -175,8 +234,13 @@
           <w:numId w:val="2"/>
         </w:numPr>
       </w:pPr>
-      <w:r>
-        <w:t xml:space="preserve">username = el mismo que usaste antes </w:t>
+      <w:proofErr w:type="spellStart"/>
+      <w:r>
+        <w:t>username</w:t>
+      </w:r>
+      <w:proofErr w:type="spellEnd"/>
+      <w:r>
+        <w:t xml:space="preserve"> = el mismo que usaste antes </w:t>
       </w:r>
     </w:p>
     <w:p>
@@ -186,8 +250,13 @@
           <w:numId w:val="2"/>
         </w:numPr>
       </w:pPr>
-      <w:r>
-        <w:t xml:space="preserve">access_key = NO es el token, es la clave API de SIIGO </w:t>
+      <w:proofErr w:type="spellStart"/>
+      <w:r>
+        <w:t>access_key</w:t>
+      </w:r>
+      <w:proofErr w:type="spellEnd"/>
+      <w:r>
+        <w:t xml:space="preserve"> = NO es el token, es la clave API de SIIGO </w:t>
       </w:r>
     </w:p>
     <w:p>
@@ -223,7 +292,15 @@
     <w:p>
       <w:r>
         <w:lastRenderedPageBreak/>
-        <w:t xml:space="preserve">    "access_token": "</w:t>
+        <w:t xml:space="preserve">    "</w:t>
+      </w:r>
+      <w:proofErr w:type="spellStart"/>
+      <w:r>
+        <w:t>access_token</w:t>
+      </w:r>
+      <w:proofErr w:type="spellEnd"/>
+      <w:r>
+        <w:t>": "</w:t>
       </w:r>
       <w:r>
         <w:t>eyJhbGciOiJSUzI1NiIsImtpZCI6IkM3QzFFQTY5M0FCMDREQTM5RkRBNTc3RDc4NTM0NEYxRkI5MDcwQzhSUzI1NiIsInR5cCI6ImF0K2p3dCIsIng1dCI6Ing4SHFhVHF3VGFPZjJsZDllRk5FOGZ1UWNNZyJ9.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.gfVWcgLvjhewDPcpGE9T8sCoRTFu3U4iui1TZrwRDy1JbvqncPI6KVqF6VPFIHMPGhOrXc5ftoykPLRDbXcRm0oVa24iu5A0zBjdtQ-YUcnTgDGyb84rKuys-XdYa3fWlPDCkA8RMr-uP3sEMxAaawnyuM1flQjETyY9tvxfcAnxPk3ZzxaE3iemiSMRkAKZPFrTG8kIx9FyxSeu7WqEAJEhvcx68CnkU93HSqyoumysHCs7kSjVev18Q09sGD2bGYaDDXuodSxdv-f8Igk01f2tbhtQKeiAO-MK1f1qNcsyu-wCWl3hPQy8rMUthDqf4BESzuq0Ur_0SAwJvGLAcg</w:t>
@@ -234,17 +311,49 @@
     </w:p>
     <w:p>
       <w:r>
-        <w:t xml:space="preserve">    "expires_in": 86400,</w:t>
-      </w:r>
-    </w:p>
-    <w:p>
-      <w:r>
-        <w:t xml:space="preserve">    "token_type": "Bearer",</w:t>
-      </w:r>
-    </w:p>
-    <w:p>
-      <w:r>
-        <w:t xml:space="preserve">    "scope": "SiigoAPI"</w:t>
+        <w:t xml:space="preserve">    "</w:t>
+      </w:r>
+      <w:proofErr w:type="spellStart"/>
+      <w:r>
+        <w:t>expires_in</w:t>
+      </w:r>
+      <w:proofErr w:type="spellEnd"/>
+      <w:r>
+        <w:t>": 86400,</w:t>
+      </w:r>
+    </w:p>
+    <w:p>
+      <w:r>
+        <w:t xml:space="preserve">    "</w:t>
+      </w:r>
+      <w:proofErr w:type="spellStart"/>
+      <w:r>
+        <w:t>token_type</w:t>
+      </w:r>
+      <w:proofErr w:type="spellEnd"/>
+      <w:r>
+        <w:t>": "Bearer",</w:t>
+      </w:r>
+    </w:p>
+    <w:p>
+      <w:r>
+        <w:t xml:space="preserve">    "</w:t>
+      </w:r>
+      <w:proofErr w:type="spellStart"/>
+      <w:r>
+        <w:t>scope</w:t>
+      </w:r>
+      <w:proofErr w:type="spellEnd"/>
+      <w:r>
+        <w:t>": "</w:t>
+      </w:r>
+      <w:proofErr w:type="spellStart"/>
+      <w:r>
+        <w:t>SiigoAPI</w:t>
+      </w:r>
+      <w:proofErr w:type="spellEnd"/>
+      <w:r>
+        <w:t>"</w:t>
       </w:r>
     </w:p>
     <w:p>
@@ -738,17 +847,32 @@
       <w:pPr>
         <w:spacing w:after="0"/>
       </w:pPr>
-      <w:r>
-        <w:t>Authorization → Bearer {token}</w:t>
-      </w:r>
-    </w:p>
-    <w:p>
-      <w:pPr>
-        <w:spacing w:after="0"/>
-      </w:pPr>
-      <w:r>
-        <w:t>Username → administrativo@crewwellness.club</w:t>
-      </w:r>
+      <w:proofErr w:type="spellStart"/>
+      <w:r>
+        <w:t>Authorization</w:t>
+      </w:r>
+      <w:proofErr w:type="spellEnd"/>
+      <w:r>
+        <w:t xml:space="preserve"> → Bearer {token}</w:t>
+      </w:r>
+    </w:p>
+    <w:p>
+      <w:pPr>
+        <w:spacing w:after="0"/>
+      </w:pPr>
+      <w:proofErr w:type="spellStart"/>
+      <w:r>
+        <w:t>Username</w:t>
+      </w:r>
+      <w:proofErr w:type="spellEnd"/>
+      <w:r>
+        <w:t xml:space="preserve"> → </w:t>
+      </w:r>
+      <w:proofErr w:type="spellStart"/>
+      <w:r>
+        <w:t>administrativo@crewwellness.club</w:t>
+      </w:r>
+      <w:proofErr w:type="spellEnd"/>
     </w:p>
     <w:p>
       <w:pPr>
@@ -756,16 +880,42 @@
       </w:pPr>
       <w:r>
         <w:lastRenderedPageBreak/>
-        <w:t>Content-Type → application/json</w:t>
-      </w:r>
-    </w:p>
-    <w:p>
-      <w:pPr>
-        <w:spacing w:after="0"/>
-      </w:pPr>
-      <w:r>
-        <w:t>Partner-Id → CrewWellnessAPI</w:t>
-      </w:r>
+        <w:t>Content-</w:t>
+      </w:r>
+      <w:proofErr w:type="spellStart"/>
+      <w:r>
+        <w:t>Type</w:t>
+      </w:r>
+      <w:proofErr w:type="spellEnd"/>
+      <w:r>
+        <w:t xml:space="preserve"> → </w:t>
+      </w:r>
+      <w:proofErr w:type="spellStart"/>
+      <w:r>
+        <w:t>application</w:t>
+      </w:r>
+      <w:proofErr w:type="spellEnd"/>
+      <w:r>
+        <w:t>/</w:t>
+      </w:r>
+      <w:proofErr w:type="spellStart"/>
+      <w:r>
+        <w:t>json</w:t>
+      </w:r>
+      <w:proofErr w:type="spellEnd"/>
+    </w:p>
+    <w:p>
+      <w:pPr>
+        <w:spacing w:after="0"/>
+      </w:pPr>
+      <w:r>
+        <w:t xml:space="preserve">Partner-Id → </w:t>
+      </w:r>
+      <w:proofErr w:type="spellStart"/>
+      <w:r>
+        <w:t>CrewWellnessAPI</w:t>
+      </w:r>
+      <w:proofErr w:type="spellEnd"/>
     </w:p>
     <w:p/>
     <w:p>
@@ -796,7 +946,15 @@
         <w:spacing w:after="0"/>
       </w:pPr>
       <w:r>
-        <w:t xml:space="preserve">  "document": {</w:t>
+        <w:t xml:space="preserve">  "</w:t>
+      </w:r>
+      <w:proofErr w:type="spellStart"/>
+      <w:r>
+        <w:t>document</w:t>
+      </w:r>
+      <w:proofErr w:type="spellEnd"/>
+      <w:r>
+        <w:t>": {</w:t>
       </w:r>
     </w:p>
     <w:p>
@@ -828,23 +986,47 @@
         <w:spacing w:after="0"/>
       </w:pPr>
       <w:r>
-        <w:t xml:space="preserve">  "provider_invoice": {</w:t>
-      </w:r>
-    </w:p>
-    <w:p>
-      <w:pPr>
-        <w:spacing w:after="0"/>
-      </w:pPr>
-      <w:r>
-        <w:t xml:space="preserve">    "prefix": "FC",</w:t>
-      </w:r>
-    </w:p>
-    <w:p>
-      <w:pPr>
-        <w:spacing w:after="0"/>
-      </w:pPr>
-      <w:r>
-        <w:t xml:space="preserve">    "number": 1</w:t>
+        <w:t xml:space="preserve">  "</w:t>
+      </w:r>
+      <w:proofErr w:type="spellStart"/>
+      <w:r>
+        <w:t>provider_invoice</w:t>
+      </w:r>
+      <w:proofErr w:type="spellEnd"/>
+      <w:r>
+        <w:t>": {</w:t>
+      </w:r>
+    </w:p>
+    <w:p>
+      <w:pPr>
+        <w:spacing w:after="0"/>
+      </w:pPr>
+      <w:r>
+        <w:t xml:space="preserve">    "</w:t>
+      </w:r>
+      <w:proofErr w:type="spellStart"/>
+      <w:r>
+        <w:t>prefix</w:t>
+      </w:r>
+      <w:proofErr w:type="spellEnd"/>
+      <w:r>
+        <w:t>": "FC",</w:t>
+      </w:r>
+    </w:p>
+    <w:p>
+      <w:pPr>
+        <w:spacing w:after="0"/>
+      </w:pPr>
+      <w:r>
+        <w:t xml:space="preserve">    "</w:t>
+      </w:r>
+      <w:proofErr w:type="spellStart"/>
+      <w:r>
+        <w:t>number</w:t>
+      </w:r>
+      <w:proofErr w:type="spellEnd"/>
+      <w:r>
+        <w:t>": 1</w:t>
       </w:r>
     </w:p>
     <w:p>
@@ -860,15 +1042,31 @@
         <w:spacing w:after="0"/>
       </w:pPr>
       <w:r>
-        <w:t xml:space="preserve">  "supplier": {</w:t>
-      </w:r>
-    </w:p>
-    <w:p>
-      <w:pPr>
-        <w:spacing w:after="0"/>
-      </w:pPr>
-      <w:r>
-        <w:t xml:space="preserve">    "identification": "901570731"</w:t>
+        <w:t xml:space="preserve">  "</w:t>
+      </w:r>
+      <w:proofErr w:type="spellStart"/>
+      <w:r>
+        <w:t>supplier</w:t>
+      </w:r>
+      <w:proofErr w:type="spellEnd"/>
+      <w:r>
+        <w:t>": {</w:t>
+      </w:r>
+    </w:p>
+    <w:p>
+      <w:pPr>
+        <w:spacing w:after="0"/>
+      </w:pPr>
+      <w:r>
+        <w:t xml:space="preserve">    "</w:t>
+      </w:r>
+      <w:proofErr w:type="spellStart"/>
+      <w:r>
+        <w:t>identification</w:t>
+      </w:r>
+      <w:proofErr w:type="spellEnd"/>
+      <w:r>
+        <w:t>": "901570731"</w:t>
       </w:r>
     </w:p>
     <w:p>
@@ -884,15 +1082,31 @@
         <w:spacing w:after="0"/>
       </w:pPr>
       <w:r>
-        <w:t xml:space="preserve">  "cost_center": 1132,</w:t>
-      </w:r>
-    </w:p>
-    <w:p>
-      <w:pPr>
-        <w:spacing w:after="0"/>
-      </w:pPr>
-      <w:r>
-        <w:t xml:space="preserve">  "items": [</w:t>
+        <w:t xml:space="preserve">  "</w:t>
+      </w:r>
+      <w:proofErr w:type="spellStart"/>
+      <w:r>
+        <w:t>cost_center</w:t>
+      </w:r>
+      <w:proofErr w:type="spellEnd"/>
+      <w:r>
+        <w:t>": 1132,</w:t>
+      </w:r>
+    </w:p>
+    <w:p>
+      <w:pPr>
+        <w:spacing w:after="0"/>
+      </w:pPr>
+      <w:r>
+        <w:t xml:space="preserve">  "</w:t>
+      </w:r>
+      <w:proofErr w:type="spellStart"/>
+      <w:r>
+        <w:t>items</w:t>
+      </w:r>
+      <w:proofErr w:type="spellEnd"/>
+      <w:r>
+        <w:t>": [</w:t>
       </w:r>
     </w:p>
     <w:p>
@@ -908,39 +1122,87 @@
         <w:spacing w:after="0"/>
       </w:pPr>
       <w:r>
-        <w:t xml:space="preserve">      "code": "72057201",</w:t>
-      </w:r>
-    </w:p>
-    <w:p>
-      <w:pPr>
-        <w:spacing w:after="0"/>
-      </w:pPr>
-      <w:r>
-        <w:t xml:space="preserve">      "description": "Servicio de prueba API",</w:t>
-      </w:r>
-    </w:p>
-    <w:p>
-      <w:pPr>
-        <w:spacing w:after="0"/>
-      </w:pPr>
-      <w:r>
-        <w:t xml:space="preserve">      "quantity": 1,</w:t>
-      </w:r>
-    </w:p>
-    <w:p>
-      <w:pPr>
-        <w:spacing w:after="0"/>
-      </w:pPr>
-      <w:r>
-        <w:t xml:space="preserve">      "price": 100000,</w:t>
-      </w:r>
-    </w:p>
-    <w:p>
-      <w:pPr>
-        <w:spacing w:after="0"/>
-      </w:pPr>
-      <w:r>
-        <w:t xml:space="preserve">      "type": "Account"</w:t>
+        <w:t xml:space="preserve">      "</w:t>
+      </w:r>
+      <w:proofErr w:type="spellStart"/>
+      <w:r>
+        <w:t>code</w:t>
+      </w:r>
+      <w:proofErr w:type="spellEnd"/>
+      <w:r>
+        <w:t>": "72057201",</w:t>
+      </w:r>
+    </w:p>
+    <w:p>
+      <w:pPr>
+        <w:spacing w:after="0"/>
+      </w:pPr>
+      <w:r>
+        <w:t xml:space="preserve">      "</w:t>
+      </w:r>
+      <w:proofErr w:type="spellStart"/>
+      <w:r>
+        <w:t>description</w:t>
+      </w:r>
+      <w:proofErr w:type="spellEnd"/>
+      <w:r>
+        <w:t>": "Servicio de prueba API",</w:t>
+      </w:r>
+    </w:p>
+    <w:p>
+      <w:pPr>
+        <w:spacing w:after="0"/>
+      </w:pPr>
+      <w:r>
+        <w:t xml:space="preserve">      "</w:t>
+      </w:r>
+      <w:proofErr w:type="spellStart"/>
+      <w:r>
+        <w:t>quantity</w:t>
+      </w:r>
+      <w:proofErr w:type="spellEnd"/>
+      <w:r>
+        <w:t>": 1,</w:t>
+      </w:r>
+    </w:p>
+    <w:p>
+      <w:pPr>
+        <w:spacing w:after="0"/>
+      </w:pPr>
+      <w:r>
+        <w:t xml:space="preserve">      "</w:t>
+      </w:r>
+      <w:proofErr w:type="spellStart"/>
+      <w:r>
+        <w:t>price</w:t>
+      </w:r>
+      <w:proofErr w:type="spellEnd"/>
+      <w:r>
+        <w:t>": 100000,</w:t>
+      </w:r>
+    </w:p>
+    <w:p>
+      <w:pPr>
+        <w:spacing w:after="0"/>
+      </w:pPr>
+      <w:r>
+        <w:t xml:space="preserve">      "</w:t>
+      </w:r>
+      <w:proofErr w:type="spellStart"/>
+      <w:r>
+        <w:t>type</w:t>
+      </w:r>
+      <w:proofErr w:type="spellEnd"/>
+      <w:r>
+        <w:t>": "</w:t>
+      </w:r>
+      <w:proofErr w:type="spellStart"/>
+      <w:r>
+        <w:t>Account</w:t>
+      </w:r>
+      <w:proofErr w:type="spellEnd"/>
+      <w:r>
+        <w:t>"</w:t>
       </w:r>
     </w:p>
     <w:p>
@@ -964,7 +1226,15 @@
         <w:spacing w:after="0"/>
       </w:pPr>
       <w:r>
-        <w:t xml:space="preserve">  "payments": [</w:t>
+        <w:t xml:space="preserve">  "</w:t>
+      </w:r>
+      <w:proofErr w:type="spellStart"/>
+      <w:r>
+        <w:t>payments</w:t>
+      </w:r>
+      <w:proofErr w:type="spellEnd"/>
+      <w:r>
+        <w:t>": [</w:t>
       </w:r>
     </w:p>
     <w:p>
@@ -988,15 +1258,31 @@
         <w:spacing w:after="0"/>
       </w:pPr>
       <w:r>
-        <w:t xml:space="preserve">    "value": 100000,</w:t>
-      </w:r>
-    </w:p>
-    <w:p>
-      <w:pPr>
-        <w:spacing w:after="0"/>
-      </w:pPr>
-      <w:r>
-        <w:t xml:space="preserve">    "due_date": "2026-03-20"</w:t>
+        <w:t xml:space="preserve">    "</w:t>
+      </w:r>
+      <w:proofErr w:type="spellStart"/>
+      <w:r>
+        <w:t>value</w:t>
+      </w:r>
+      <w:proofErr w:type="spellEnd"/>
+      <w:r>
+        <w:t>": 100000,</w:t>
+      </w:r>
+    </w:p>
+    <w:p>
+      <w:pPr>
+        <w:spacing w:after="0"/>
+      </w:pPr>
+      <w:r>
+        <w:t xml:space="preserve">    "</w:t>
+      </w:r>
+      <w:proofErr w:type="spellStart"/>
+      <w:r>
+        <w:t>due_date</w:t>
+      </w:r>
+      <w:proofErr w:type="spellEnd"/>
+      <w:r>
+        <w:t>": "2026-03-20"</w:t>
       </w:r>
     </w:p>
     <w:p>
@@ -1048,17 +1334,35 @@
       <w:pPr>
         <w:spacing w:after="0"/>
       </w:pPr>
+      <w:proofErr w:type="spellStart"/>
       <w:r>
         <w:lastRenderedPageBreak/>
-        <w:t>import re</w:t>
-      </w:r>
-    </w:p>
-    <w:p>
-      <w:pPr>
-        <w:spacing w:after="0"/>
-      </w:pPr>
-      <w:r>
-        <w:t>import xml.etree.ElementTree as ET</w:t>
+        <w:t>import</w:t>
+      </w:r>
+      <w:proofErr w:type="spellEnd"/>
+      <w:r>
+        <w:t xml:space="preserve"> re</w:t>
+      </w:r>
+    </w:p>
+    <w:p>
+      <w:pPr>
+        <w:spacing w:after="0"/>
+      </w:pPr>
+      <w:proofErr w:type="spellStart"/>
+      <w:r>
+        <w:t>import</w:t>
+      </w:r>
+      <w:proofErr w:type="spellEnd"/>
+      <w:r>
+        <w:t xml:space="preserve"> </w:t>
+      </w:r>
+      <w:proofErr w:type="spellStart"/>
+      <w:r>
+        <w:t>xml.etree.ElementTree</w:t>
+      </w:r>
+      <w:proofErr w:type="spellEnd"/>
+      <w:r>
+        <w:t xml:space="preserve"> as ET</w:t>
       </w:r>
     </w:p>
     <w:p>
@@ -1079,15 +1383,31 @@
         <w:spacing w:after="0"/>
       </w:pPr>
       <w:r>
-        <w:t>    'cbc': 'urn:oasis:names:specification:ubl:schema:xsd:CommonBasicComponents-2',</w:t>
-      </w:r>
-    </w:p>
-    <w:p>
-      <w:pPr>
-        <w:spacing w:after="0"/>
-      </w:pPr>
-      <w:r>
-        <w:t>    'cac': 'urn:oasis:names:specification:ubl:schema:xsd:CommonAggregateComponents-2',</w:t>
+        <w:t>    '</w:t>
+      </w:r>
+      <w:proofErr w:type="spellStart"/>
+      <w:r>
+        <w:t>cbc</w:t>
+      </w:r>
+      <w:proofErr w:type="spellEnd"/>
+      <w:r>
+        <w:t>': 'urn:oasis:names:specification:ubl:schema:xsd:CommonBasicComponents-2',</w:t>
+      </w:r>
+    </w:p>
+    <w:p>
+      <w:pPr>
+        <w:spacing w:after="0"/>
+      </w:pPr>
+      <w:r>
+        <w:t>    '</w:t>
+      </w:r>
+      <w:proofErr w:type="spellStart"/>
+      <w:r>
+        <w:t>cac</w:t>
+      </w:r>
+      <w:proofErr w:type="spellEnd"/>
+      <w:r>
+        <w:t>': 'urn:oasis:names:specification:ubl:schema:xsd:CommonAggregateComponents-2',</w:t>
       </w:r>
     </w:p>
     <w:p>
@@ -1107,8 +1427,45 @@
       <w:pPr>
         <w:spacing w:after="0"/>
       </w:pPr>
-      <w:r>
-        <w:t>def parsear_factura_xml(xml_string: str) -&gt; dict:</w:t>
+      <w:proofErr w:type="spellStart"/>
+      <w:r>
+        <w:t>def</w:t>
+      </w:r>
+      <w:proofErr w:type="spellEnd"/>
+      <w:r>
+        <w:t xml:space="preserve"> </w:t>
+      </w:r>
+      <w:proofErr w:type="spellStart"/>
+      <w:r>
+        <w:t>parsear_factura_xml</w:t>
+      </w:r>
+      <w:proofErr w:type="spellEnd"/>
+      <w:r>
+        <w:t>(</w:t>
+      </w:r>
+      <w:proofErr w:type="spellStart"/>
+      <w:r>
+        <w:t>xml_string</w:t>
+      </w:r>
+      <w:proofErr w:type="spellEnd"/>
+      <w:r>
+        <w:t xml:space="preserve">: </w:t>
+      </w:r>
+      <w:proofErr w:type="spellStart"/>
+      <w:r>
+        <w:t>str</w:t>
+      </w:r>
+      <w:proofErr w:type="spellEnd"/>
+      <w:r>
+        <w:t xml:space="preserve">) -&gt; </w:t>
+      </w:r>
+      <w:proofErr w:type="spellStart"/>
+      <w:r>
+        <w:t>dict</w:t>
+      </w:r>
+      <w:proofErr w:type="spellEnd"/>
+      <w:r>
+        <w:t>:</w:t>
       </w:r>
     </w:p>
     <w:p>
@@ -1124,15 +1481,39 @@
         <w:spacing w:after="0"/>
       </w:pPr>
       <w:r>
-        <w:t>    Recibe el contenido XML como string (AttachedDocument colombiano UBL 2.1).</w:t>
-      </w:r>
-    </w:p>
-    <w:p>
-      <w:pPr>
-        <w:spacing w:after="0"/>
-      </w:pPr>
-      <w:r>
-        <w:t>    Retorna un dict con todos los datos necesarios para SIIGO.</w:t>
+        <w:t xml:space="preserve">    Recibe el contenido XML como </w:t>
+      </w:r>
+      <w:proofErr w:type="spellStart"/>
+      <w:r>
+        <w:t>string</w:t>
+      </w:r>
+      <w:proofErr w:type="spellEnd"/>
+      <w:r>
+        <w:t xml:space="preserve"> (</w:t>
+      </w:r>
+      <w:proofErr w:type="spellStart"/>
+      <w:r>
+        <w:t>AttachedDocument</w:t>
+      </w:r>
+      <w:proofErr w:type="spellEnd"/>
+      <w:r>
+        <w:t xml:space="preserve"> colombiano UBL 2.1).</w:t>
+      </w:r>
+    </w:p>
+    <w:p>
+      <w:pPr>
+        <w:spacing w:after="0"/>
+      </w:pPr>
+      <w:r>
+        <w:t xml:space="preserve">    Retorna un </w:t>
+      </w:r>
+      <w:proofErr w:type="spellStart"/>
+      <w:r>
+        <w:t>dict</w:t>
+      </w:r>
+      <w:proofErr w:type="spellEnd"/>
+      <w:r>
+        <w:t xml:space="preserve"> con todos los datos necesarios para SIIGO.</w:t>
       </w:r>
     </w:p>
     <w:p>
@@ -1148,15 +1529,39 @@
         <w:spacing w:after="0"/>
       </w:pPr>
       <w:r>
-        <w:t>    # PASO 1: Extraer Invoice del CDATA</w:t>
-      </w:r>
-    </w:p>
-    <w:p>
-      <w:pPr>
-        <w:spacing w:after="0"/>
-      </w:pPr>
-      <w:r>
-        <w:t>    cdata_match = re.search(r'&lt;!</w:t>
+        <w:t xml:space="preserve">    # PASO 1: Extraer </w:t>
+      </w:r>
+      <w:proofErr w:type="spellStart"/>
+      <w:r>
+        <w:t>Invoice</w:t>
+      </w:r>
+      <w:proofErr w:type="spellEnd"/>
+      <w:r>
+        <w:t xml:space="preserve"> del CDATA</w:t>
+      </w:r>
+    </w:p>
+    <w:p>
+      <w:pPr>
+        <w:spacing w:after="0"/>
+      </w:pPr>
+      <w:r>
+        <w:t xml:space="preserve">    </w:t>
+      </w:r>
+      <w:proofErr w:type="spellStart"/>
+      <w:r>
+        <w:t>cdata_match</w:t>
+      </w:r>
+      <w:proofErr w:type="spellEnd"/>
+      <w:r>
+        <w:t xml:space="preserve"> = </w:t>
+      </w:r>
+      <w:proofErr w:type="spellStart"/>
+      <w:r>
+        <w:t>re.search</w:t>
+      </w:r>
+      <w:proofErr w:type="spellEnd"/>
+      <w:r>
+        <w:t>(r'&lt;!</w:t>
       </w:r>
       <w:r>
         <w:rPr>
@@ -1186,23 +1591,23 @@
         <w:t>\]\]</w:t>
       </w:r>
       <w:r>
-        <w:t>&gt;', xml_string, re.DOTALL)</w:t>
-      </w:r>
-    </w:p>
-    <w:p>
-      <w:pPr>
-        <w:spacing w:after="0"/>
-      </w:pPr>
-      <w:r>
-        <w:t>    if not cdata_match:</w:t>
-      </w:r>
-    </w:p>
-    <w:p>
-      <w:pPr>
-        <w:spacing w:after="0"/>
-      </w:pPr>
-      <w:r>
-        <w:t>        raise ValueError("No se encontró CDATA con Invoice embebida")</w:t>
+        <w:t xml:space="preserve">&gt;', </w:t>
+      </w:r>
+      <w:proofErr w:type="spellStart"/>
+      <w:r>
+        <w:t>xml_string</w:t>
+      </w:r>
+      <w:proofErr w:type="spellEnd"/>
+      <w:r>
+        <w:t xml:space="preserve">, </w:t>
+      </w:r>
+      <w:proofErr w:type="spellStart"/>
+      <w:r>
+        <w:t>re.DOTALL</w:t>
+      </w:r>
+      <w:proofErr w:type="spellEnd"/>
+      <w:r>
+        <w:t>)</w:t>
       </w:r>
     </w:p>
     <w:p>
@@ -1212,42 +1617,202 @@
       <w:r>
         <w:t xml:space="preserve">    </w:t>
       </w:r>
-    </w:p>
-    <w:p>
-      <w:pPr>
-        <w:spacing w:after="0"/>
-      </w:pPr>
-      <w:r>
-        <w:t>    invoice_xml = cdata_match.group(1)</w:t>
-      </w:r>
-    </w:p>
-    <w:p>
-      <w:pPr>
-        <w:spacing w:after="0"/>
-      </w:pPr>
-      <w:r>
-        <w:t>    root = ET.fromstring(invoice_xml)</w:t>
-      </w:r>
-    </w:p>
-    <w:p>
-      <w:pPr>
-        <w:spacing w:after="0"/>
-      </w:pPr>
-    </w:p>
-    <w:p>
-      <w:pPr>
-        <w:spacing w:after="0"/>
-      </w:pPr>
-      <w:r>
-        <w:t>    def txt(element, path):</w:t>
-      </w:r>
-    </w:p>
-    <w:p>
-      <w:pPr>
-        <w:spacing w:after="0"/>
-      </w:pPr>
-      <w:r>
-        <w:t>        return element.findtext(path, namespaces=NS)</w:t>
+      <w:proofErr w:type="spellStart"/>
+      <w:r>
+        <w:t>if</w:t>
+      </w:r>
+      <w:proofErr w:type="spellEnd"/>
+      <w:r>
+        <w:t xml:space="preserve"> not </w:t>
+      </w:r>
+      <w:proofErr w:type="spellStart"/>
+      <w:r>
+        <w:t>cdata_match</w:t>
+      </w:r>
+      <w:proofErr w:type="spellEnd"/>
+      <w:r>
+        <w:t>:</w:t>
+      </w:r>
+    </w:p>
+    <w:p>
+      <w:pPr>
+        <w:spacing w:after="0"/>
+      </w:pPr>
+      <w:r>
+        <w:t xml:space="preserve">        </w:t>
+      </w:r>
+      <w:proofErr w:type="spellStart"/>
+      <w:r>
+        <w:t>raise</w:t>
+      </w:r>
+      <w:proofErr w:type="spellEnd"/>
+      <w:r>
+        <w:t xml:space="preserve"> </w:t>
+      </w:r>
+      <w:proofErr w:type="spellStart"/>
+      <w:r>
+        <w:t>ValueError</w:t>
+      </w:r>
+      <w:proofErr w:type="spellEnd"/>
+      <w:r>
+        <w:t xml:space="preserve">("No se encontró CDATA con </w:t>
+      </w:r>
+      <w:proofErr w:type="spellStart"/>
+      <w:r>
+        <w:t>Invoice</w:t>
+      </w:r>
+      <w:proofErr w:type="spellEnd"/>
+      <w:r>
+        <w:t xml:space="preserve"> embebida")</w:t>
+      </w:r>
+    </w:p>
+    <w:p>
+      <w:pPr>
+        <w:spacing w:after="0"/>
+      </w:pPr>
+      <w:r>
+        <w:t xml:space="preserve">    </w:t>
+      </w:r>
+    </w:p>
+    <w:p>
+      <w:pPr>
+        <w:spacing w:after="0"/>
+      </w:pPr>
+      <w:r>
+        <w:t xml:space="preserve">    </w:t>
+      </w:r>
+      <w:proofErr w:type="spellStart"/>
+      <w:r>
+        <w:t>invoice_xml</w:t>
+      </w:r>
+      <w:proofErr w:type="spellEnd"/>
+      <w:r>
+        <w:t xml:space="preserve"> = </w:t>
+      </w:r>
+      <w:proofErr w:type="spellStart"/>
+      <w:r>
+        <w:t>cdata_match.group</w:t>
+      </w:r>
+      <w:proofErr w:type="spellEnd"/>
+      <w:r>
+        <w:t>(1)</w:t>
+      </w:r>
+    </w:p>
+    <w:p>
+      <w:pPr>
+        <w:spacing w:after="0"/>
+      </w:pPr>
+      <w:r>
+        <w:t xml:space="preserve">    </w:t>
+      </w:r>
+      <w:proofErr w:type="spellStart"/>
+      <w:r>
+        <w:t>root</w:t>
+      </w:r>
+      <w:proofErr w:type="spellEnd"/>
+      <w:r>
+        <w:t xml:space="preserve"> = </w:t>
+      </w:r>
+      <w:proofErr w:type="spellStart"/>
+      <w:r>
+        <w:t>ET.fromstring</w:t>
+      </w:r>
+      <w:proofErr w:type="spellEnd"/>
+      <w:r>
+        <w:t>(</w:t>
+      </w:r>
+      <w:proofErr w:type="spellStart"/>
+      <w:r>
+        <w:t>invoice_xml</w:t>
+      </w:r>
+      <w:proofErr w:type="spellEnd"/>
+      <w:r>
+        <w:t>)</w:t>
+      </w:r>
+    </w:p>
+    <w:p>
+      <w:pPr>
+        <w:spacing w:after="0"/>
+      </w:pPr>
+    </w:p>
+    <w:p>
+      <w:pPr>
+        <w:spacing w:after="0"/>
+      </w:pPr>
+      <w:r>
+        <w:t xml:space="preserve">    </w:t>
+      </w:r>
+      <w:proofErr w:type="spellStart"/>
+      <w:r>
+        <w:t>def</w:t>
+      </w:r>
+      <w:proofErr w:type="spellEnd"/>
+      <w:r>
+        <w:t xml:space="preserve"> </w:t>
+      </w:r>
+      <w:proofErr w:type="spellStart"/>
+      <w:r>
+        <w:t>txt</w:t>
+      </w:r>
+      <w:proofErr w:type="spellEnd"/>
+      <w:r>
+        <w:t>(</w:t>
+      </w:r>
+      <w:proofErr w:type="spellStart"/>
+      <w:r>
+        <w:t>element</w:t>
+      </w:r>
+      <w:proofErr w:type="spellEnd"/>
+      <w:r>
+        <w:t xml:space="preserve">, </w:t>
+      </w:r>
+      <w:proofErr w:type="spellStart"/>
+      <w:r>
+        <w:t>path</w:t>
+      </w:r>
+      <w:proofErr w:type="spellEnd"/>
+      <w:r>
+        <w:t>):</w:t>
+      </w:r>
+    </w:p>
+    <w:p>
+      <w:pPr>
+        <w:spacing w:after="0"/>
+      </w:pPr>
+      <w:r>
+        <w:t xml:space="preserve">        </w:t>
+      </w:r>
+      <w:proofErr w:type="spellStart"/>
+      <w:r>
+        <w:t>return</w:t>
+      </w:r>
+      <w:proofErr w:type="spellEnd"/>
+      <w:r>
+        <w:t xml:space="preserve"> </w:t>
+      </w:r>
+      <w:proofErr w:type="spellStart"/>
+      <w:r>
+        <w:t>element.findtext</w:t>
+      </w:r>
+      <w:proofErr w:type="spellEnd"/>
+      <w:r>
+        <w:t>(</w:t>
+      </w:r>
+      <w:proofErr w:type="spellStart"/>
+      <w:r>
+        <w:t>path</w:t>
+      </w:r>
+      <w:proofErr w:type="spellEnd"/>
+      <w:r>
+        <w:t xml:space="preserve">, </w:t>
+      </w:r>
+      <w:proofErr w:type="spellStart"/>
+      <w:r>
+        <w:t>namespaces</w:t>
+      </w:r>
+      <w:proofErr w:type="spellEnd"/>
+      <w:r>
+        <w:t>=NS)</w:t>
       </w:r>
     </w:p>
     <w:p>
@@ -1268,23 +1833,95 @@
         <w:spacing w:after="0"/>
       </w:pPr>
       <w:r>
-        <w:t>    numero = txt(root, './/cbc:ID')</w:t>
-      </w:r>
-    </w:p>
-    <w:p>
-      <w:pPr>
-        <w:spacing w:after="0"/>
-      </w:pPr>
-      <w:r>
-        <w:t>    fecha = txt(root, './/cbc:IssueDate')</w:t>
-      </w:r>
-    </w:p>
-    <w:p>
-      <w:pPr>
-        <w:spacing w:after="0"/>
-      </w:pPr>
-      <w:r>
-        <w:t>    tipo = txt(root, './/cbc:InvoiceTypeCode')  # "01" = factura venta</w:t>
+        <w:t xml:space="preserve">    numero = </w:t>
+      </w:r>
+      <w:proofErr w:type="spellStart"/>
+      <w:r>
+        <w:t>txt</w:t>
+      </w:r>
+      <w:proofErr w:type="spellEnd"/>
+      <w:r>
+        <w:t>(</w:t>
+      </w:r>
+      <w:proofErr w:type="spellStart"/>
+      <w:r>
+        <w:t>root</w:t>
+      </w:r>
+      <w:proofErr w:type="spellEnd"/>
+      <w:r>
+        <w:t>, './/</w:t>
+      </w:r>
+      <w:proofErr w:type="spellStart"/>
+      <w:r>
+        <w:t>cbc:ID</w:t>
+      </w:r>
+      <w:proofErr w:type="spellEnd"/>
+      <w:r>
+        <w:t>')</w:t>
+      </w:r>
+    </w:p>
+    <w:p>
+      <w:pPr>
+        <w:spacing w:after="0"/>
+      </w:pPr>
+      <w:r>
+        <w:t xml:space="preserve">    fecha = </w:t>
+      </w:r>
+      <w:proofErr w:type="spellStart"/>
+      <w:r>
+        <w:t>txt</w:t>
+      </w:r>
+      <w:proofErr w:type="spellEnd"/>
+      <w:r>
+        <w:t>(</w:t>
+      </w:r>
+      <w:proofErr w:type="spellStart"/>
+      <w:r>
+        <w:t>root</w:t>
+      </w:r>
+      <w:proofErr w:type="spellEnd"/>
+      <w:r>
+        <w:t>, './/</w:t>
+      </w:r>
+      <w:proofErr w:type="spellStart"/>
+      <w:r>
+        <w:t>cbc:IssueDate</w:t>
+      </w:r>
+      <w:proofErr w:type="spellEnd"/>
+      <w:r>
+        <w:t>')</w:t>
+      </w:r>
+    </w:p>
+    <w:p>
+      <w:pPr>
+        <w:spacing w:after="0"/>
+      </w:pPr>
+      <w:r>
+        <w:t xml:space="preserve">    tipo = </w:t>
+      </w:r>
+      <w:proofErr w:type="spellStart"/>
+      <w:r>
+        <w:t>txt</w:t>
+      </w:r>
+      <w:proofErr w:type="spellEnd"/>
+      <w:r>
+        <w:t>(</w:t>
+      </w:r>
+      <w:proofErr w:type="spellStart"/>
+      <w:r>
+        <w:t>root</w:t>
+      </w:r>
+      <w:proofErr w:type="spellEnd"/>
+      <w:r>
+        <w:t>, './/</w:t>
+      </w:r>
+      <w:proofErr w:type="spellStart"/>
+      <w:r>
+        <w:t>cbc:InvoiceTypeCode</w:t>
+      </w:r>
+      <w:proofErr w:type="spellEnd"/>
+      <w:r>
+        <w:t>')  # "01" = factura venta</w:t>
       </w:r>
     </w:p>
     <w:p>
@@ -1305,7 +1942,31 @@
         <w:spacing w:after="0"/>
       </w:pPr>
       <w:r>
-        <w:t>    sup = root.find('.//cac:AccountingSupplierParty', NS)</w:t>
+        <w:t xml:space="preserve">    </w:t>
+      </w:r>
+      <w:proofErr w:type="spellStart"/>
+      <w:r>
+        <w:t>sup</w:t>
+      </w:r>
+      <w:proofErr w:type="spellEnd"/>
+      <w:r>
+        <w:t xml:space="preserve"> = </w:t>
+      </w:r>
+      <w:proofErr w:type="spellStart"/>
+      <w:r>
+        <w:t>root.find</w:t>
+      </w:r>
+      <w:proofErr w:type="spellEnd"/>
+      <w:r>
+        <w:t>('.//</w:t>
+      </w:r>
+      <w:proofErr w:type="spellStart"/>
+      <w:r>
+        <w:t>cac:AccountingSupplierParty</w:t>
+      </w:r>
+      <w:proofErr w:type="spellEnd"/>
+      <w:r>
+        <w:t>', NS)</w:t>
       </w:r>
     </w:p>
     <w:p>
@@ -1321,15 +1982,71 @@
         <w:spacing w:after="0"/>
       </w:pPr>
       <w:r>
-        <w:t>        "nit": txt(sup, './/cbc:CompanyID'),</w:t>
-      </w:r>
-    </w:p>
-    <w:p>
-      <w:pPr>
-        <w:spacing w:after="0"/>
-      </w:pPr>
-      <w:r>
-        <w:t>        "nombre": txt(sup, './/cbc:RegistrationName'),</w:t>
+        <w:t>        "</w:t>
+      </w:r>
+      <w:proofErr w:type="spellStart"/>
+      <w:r>
+        <w:t>nit</w:t>
+      </w:r>
+      <w:proofErr w:type="spellEnd"/>
+      <w:r>
+        <w:t xml:space="preserve">": </w:t>
+      </w:r>
+      <w:proofErr w:type="spellStart"/>
+      <w:r>
+        <w:t>txt</w:t>
+      </w:r>
+      <w:proofErr w:type="spellEnd"/>
+      <w:r>
+        <w:t>(</w:t>
+      </w:r>
+      <w:proofErr w:type="spellStart"/>
+      <w:r>
+        <w:t>sup</w:t>
+      </w:r>
+      <w:proofErr w:type="spellEnd"/>
+      <w:r>
+        <w:t>, './/</w:t>
+      </w:r>
+      <w:proofErr w:type="spellStart"/>
+      <w:r>
+        <w:t>cbc:CompanyID</w:t>
+      </w:r>
+      <w:proofErr w:type="spellEnd"/>
+      <w:r>
+        <w:t>'),</w:t>
+      </w:r>
+    </w:p>
+    <w:p>
+      <w:pPr>
+        <w:spacing w:after="0"/>
+      </w:pPr>
+      <w:r>
+        <w:t xml:space="preserve">        "nombre": </w:t>
+      </w:r>
+      <w:proofErr w:type="spellStart"/>
+      <w:r>
+        <w:t>txt</w:t>
+      </w:r>
+      <w:proofErr w:type="spellEnd"/>
+      <w:r>
+        <w:t>(</w:t>
+      </w:r>
+      <w:proofErr w:type="spellStart"/>
+      <w:r>
+        <w:t>sup</w:t>
+      </w:r>
+      <w:proofErr w:type="spellEnd"/>
+      <w:r>
+        <w:t>, './/</w:t>
+      </w:r>
+      <w:proofErr w:type="spellStart"/>
+      <w:r>
+        <w:t>cbc:RegistrationName</w:t>
+      </w:r>
+      <w:proofErr w:type="spellEnd"/>
+      <w:r>
+        <w:t>'),</w:t>
       </w:r>
     </w:p>
     <w:p>
@@ -1359,7 +2076,31 @@
         <w:spacing w:after="0"/>
       </w:pPr>
       <w:r>
-        <w:t>    mon = root.find('.//cac:LegalMonetaryTotal', NS)</w:t>
+        <w:t xml:space="preserve">    </w:t>
+      </w:r>
+      <w:proofErr w:type="spellStart"/>
+      <w:r>
+        <w:t>mon</w:t>
+      </w:r>
+      <w:proofErr w:type="spellEnd"/>
+      <w:r>
+        <w:t xml:space="preserve"> = </w:t>
+      </w:r>
+      <w:proofErr w:type="spellStart"/>
+      <w:r>
+        <w:t>root.find</w:t>
+      </w:r>
+      <w:proofErr w:type="spellEnd"/>
+      <w:r>
+        <w:t>('.//</w:t>
+      </w:r>
+      <w:proofErr w:type="spellStart"/>
+      <w:r>
+        <w:t>cac:LegalMonetaryTotal</w:t>
+      </w:r>
+      <w:proofErr w:type="spellEnd"/>
+      <w:r>
+        <w:t>', NS)</w:t>
       </w:r>
     </w:p>
     <w:p>
@@ -1375,23 +2116,159 @@
         <w:spacing w:after="0"/>
       </w:pPr>
       <w:r>
-        <w:t>        "subtotal": float(txt(mon, 'cbc:LineExtensionAmount') or 0),</w:t>
-      </w:r>
-    </w:p>
-    <w:p>
-      <w:pPr>
-        <w:spacing w:after="0"/>
-      </w:pPr>
-      <w:r>
-        <w:t>        "total_con_iva": float(txt(mon, 'cbc:TaxInclusiveAmount') or 0),</w:t>
-      </w:r>
-    </w:p>
-    <w:p>
-      <w:pPr>
-        <w:spacing w:after="0"/>
-      </w:pPr>
-      <w:r>
-        <w:t>        "total_pagar": float(txt(mon, 'cbc:PayableAmount') or 0),</w:t>
+        <w:t xml:space="preserve">        "subtotal": </w:t>
+      </w:r>
+      <w:proofErr w:type="spellStart"/>
+      <w:r>
+        <w:t>float</w:t>
+      </w:r>
+      <w:proofErr w:type="spellEnd"/>
+      <w:r>
+        <w:t>(</w:t>
+      </w:r>
+      <w:proofErr w:type="spellStart"/>
+      <w:r>
+        <w:t>txt</w:t>
+      </w:r>
+      <w:proofErr w:type="spellEnd"/>
+      <w:r>
+        <w:t>(</w:t>
+      </w:r>
+      <w:proofErr w:type="spellStart"/>
+      <w:r>
+        <w:t>mon</w:t>
+      </w:r>
+      <w:proofErr w:type="spellEnd"/>
+      <w:r>
+        <w:t>, '</w:t>
+      </w:r>
+      <w:proofErr w:type="spellStart"/>
+      <w:r>
+        <w:t>cbc:LineExtensionAmount</w:t>
+      </w:r>
+      <w:proofErr w:type="spellEnd"/>
+      <w:r>
+        <w:t xml:space="preserve">') </w:t>
+      </w:r>
+      <w:proofErr w:type="spellStart"/>
+      <w:r>
+        <w:t>or</w:t>
+      </w:r>
+      <w:proofErr w:type="spellEnd"/>
+      <w:r>
+        <w:t xml:space="preserve"> 0),</w:t>
+      </w:r>
+    </w:p>
+    <w:p>
+      <w:pPr>
+        <w:spacing w:after="0"/>
+      </w:pPr>
+      <w:r>
+        <w:t>        "</w:t>
+      </w:r>
+      <w:proofErr w:type="spellStart"/>
+      <w:r>
+        <w:t>total_con_iva</w:t>
+      </w:r>
+      <w:proofErr w:type="spellEnd"/>
+      <w:r>
+        <w:t xml:space="preserve">": </w:t>
+      </w:r>
+      <w:proofErr w:type="spellStart"/>
+      <w:r>
+        <w:t>float</w:t>
+      </w:r>
+      <w:proofErr w:type="spellEnd"/>
+      <w:r>
+        <w:t>(</w:t>
+      </w:r>
+      <w:proofErr w:type="spellStart"/>
+      <w:r>
+        <w:t>txt</w:t>
+      </w:r>
+      <w:proofErr w:type="spellEnd"/>
+      <w:r>
+        <w:t>(</w:t>
+      </w:r>
+      <w:proofErr w:type="spellStart"/>
+      <w:r>
+        <w:t>mon</w:t>
+      </w:r>
+      <w:proofErr w:type="spellEnd"/>
+      <w:r>
+        <w:t>, '</w:t>
+      </w:r>
+      <w:proofErr w:type="spellStart"/>
+      <w:r>
+        <w:t>cbc:TaxInclusiveAmount</w:t>
+      </w:r>
+      <w:proofErr w:type="spellEnd"/>
+      <w:r>
+        <w:t xml:space="preserve">') </w:t>
+      </w:r>
+      <w:proofErr w:type="spellStart"/>
+      <w:r>
+        <w:t>or</w:t>
+      </w:r>
+      <w:proofErr w:type="spellEnd"/>
+      <w:r>
+        <w:t xml:space="preserve"> 0),</w:t>
+      </w:r>
+    </w:p>
+    <w:p>
+      <w:pPr>
+        <w:spacing w:after="0"/>
+      </w:pPr>
+      <w:r>
+        <w:t>        "</w:t>
+      </w:r>
+      <w:proofErr w:type="spellStart"/>
+      <w:r>
+        <w:t>total_pagar</w:t>
+      </w:r>
+      <w:proofErr w:type="spellEnd"/>
+      <w:r>
+        <w:t xml:space="preserve">": </w:t>
+      </w:r>
+      <w:proofErr w:type="spellStart"/>
+      <w:r>
+        <w:t>float</w:t>
+      </w:r>
+      <w:proofErr w:type="spellEnd"/>
+      <w:r>
+        <w:t>(</w:t>
+      </w:r>
+      <w:proofErr w:type="spellStart"/>
+      <w:r>
+        <w:t>txt</w:t>
+      </w:r>
+      <w:proofErr w:type="spellEnd"/>
+      <w:r>
+        <w:t>(</w:t>
+      </w:r>
+      <w:proofErr w:type="spellStart"/>
+      <w:r>
+        <w:t>mon</w:t>
+      </w:r>
+      <w:proofErr w:type="spellEnd"/>
+      <w:r>
+        <w:t>, '</w:t>
+      </w:r>
+      <w:proofErr w:type="spellStart"/>
+      <w:r>
+        <w:t>cbc:PayableAmount</w:t>
+      </w:r>
+      <w:proofErr w:type="spellEnd"/>
+      <w:r>
+        <w:t xml:space="preserve">') </w:t>
+      </w:r>
+      <w:proofErr w:type="spellStart"/>
+      <w:r>
+        <w:t>or</w:t>
+      </w:r>
+      <w:proofErr w:type="spellEnd"/>
+      <w:r>
+        <w:t xml:space="preserve"> 0),</w:t>
       </w:r>
     </w:p>
     <w:p>
@@ -1412,23 +2289,151 @@
         <w:spacing w:after="0"/>
       </w:pPr>
       <w:r>
-        <w:t>    # PASO 5: IVA total (solo el primer TaxTotal = total factura)</w:t>
-      </w:r>
-    </w:p>
-    <w:p>
-      <w:pPr>
-        <w:spacing w:after="0"/>
-      </w:pPr>
-      <w:r>
-        <w:t>    primer_tax = root.find('.//cac:TaxTotal', NS)</w:t>
-      </w:r>
-    </w:p>
-    <w:p>
-      <w:pPr>
-        <w:spacing w:after="0"/>
-      </w:pPr>
-      <w:r>
-        <w:t>    iva_total = float(txt(primer_tax, 'cbc:TaxAmount') or 0) if primer_tax is not None else 0</w:t>
+        <w:t xml:space="preserve">    # PASO 5: IVA total (solo el primer </w:t>
+      </w:r>
+      <w:proofErr w:type="spellStart"/>
+      <w:r>
+        <w:t>TaxTotal</w:t>
+      </w:r>
+      <w:proofErr w:type="spellEnd"/>
+      <w:r>
+        <w:t xml:space="preserve"> = total factura)</w:t>
+      </w:r>
+    </w:p>
+    <w:p>
+      <w:pPr>
+        <w:spacing w:after="0"/>
+      </w:pPr>
+      <w:r>
+        <w:t xml:space="preserve">    </w:t>
+      </w:r>
+      <w:proofErr w:type="spellStart"/>
+      <w:r>
+        <w:t>primer_tax</w:t>
+      </w:r>
+      <w:proofErr w:type="spellEnd"/>
+      <w:r>
+        <w:t xml:space="preserve"> = </w:t>
+      </w:r>
+      <w:proofErr w:type="spellStart"/>
+      <w:r>
+        <w:t>root.find</w:t>
+      </w:r>
+      <w:proofErr w:type="spellEnd"/>
+      <w:r>
+        <w:t>('.//</w:t>
+      </w:r>
+      <w:proofErr w:type="spellStart"/>
+      <w:r>
+        <w:t>cac:TaxTotal</w:t>
+      </w:r>
+      <w:proofErr w:type="spellEnd"/>
+      <w:r>
+        <w:t>', NS)</w:t>
+      </w:r>
+    </w:p>
+    <w:p>
+      <w:pPr>
+        <w:spacing w:after="0"/>
+      </w:pPr>
+      <w:r>
+        <w:t xml:space="preserve">    </w:t>
+      </w:r>
+      <w:proofErr w:type="spellStart"/>
+      <w:r>
+        <w:t>iva_total</w:t>
+      </w:r>
+      <w:proofErr w:type="spellEnd"/>
+      <w:r>
+        <w:t xml:space="preserve"> = </w:t>
+      </w:r>
+      <w:proofErr w:type="spellStart"/>
+      <w:r>
+        <w:t>float</w:t>
+      </w:r>
+      <w:proofErr w:type="spellEnd"/>
+      <w:r>
+        <w:t>(</w:t>
+      </w:r>
+      <w:proofErr w:type="spellStart"/>
+      <w:r>
+        <w:t>txt</w:t>
+      </w:r>
+      <w:proofErr w:type="spellEnd"/>
+      <w:r>
+        <w:t>(</w:t>
+      </w:r>
+      <w:proofErr w:type="spellStart"/>
+      <w:r>
+        <w:t>primer_tax</w:t>
+      </w:r>
+      <w:proofErr w:type="spellEnd"/>
+      <w:r>
+        <w:t>, '</w:t>
+      </w:r>
+      <w:proofErr w:type="spellStart"/>
+      <w:r>
+        <w:t>cbc:TaxAmount</w:t>
+      </w:r>
+      <w:proofErr w:type="spellEnd"/>
+      <w:r>
+        <w:t xml:space="preserve">') </w:t>
+      </w:r>
+      <w:proofErr w:type="spellStart"/>
+      <w:r>
+        <w:t>or</w:t>
+      </w:r>
+      <w:proofErr w:type="spellEnd"/>
+      <w:r>
+        <w:t xml:space="preserve"> 0) </w:t>
+      </w:r>
+      <w:proofErr w:type="spellStart"/>
+      <w:r>
+        <w:t>if</w:t>
+      </w:r>
+      <w:proofErr w:type="spellEnd"/>
+      <w:r>
+        <w:t xml:space="preserve"> </w:t>
+      </w:r>
+      <w:proofErr w:type="spellStart"/>
+      <w:r>
+        <w:t>primer_tax</w:t>
+      </w:r>
+      <w:proofErr w:type="spellEnd"/>
+      <w:r>
+        <w:t xml:space="preserve"> </w:t>
+      </w:r>
+      <w:proofErr w:type="spellStart"/>
+      <w:r>
+        <w:t>is</w:t>
+      </w:r>
+      <w:proofErr w:type="spellEnd"/>
+      <w:r>
+        <w:t xml:space="preserve"> </w:t>
+      </w:r>
+      <w:proofErr w:type="spellStart"/>
+      <w:r>
+        <w:t>not</w:t>
+      </w:r>
+      <w:proofErr w:type="spellEnd"/>
+      <w:r>
+        <w:t xml:space="preserve"> </w:t>
+      </w:r>
+      <w:proofErr w:type="spellStart"/>
+      <w:r>
+        <w:t>None</w:t>
+      </w:r>
+      <w:proofErr w:type="spellEnd"/>
+      <w:r>
+        <w:t xml:space="preserve"> </w:t>
+      </w:r>
+      <w:proofErr w:type="spellStart"/>
+      <w:r>
+        <w:t>else</w:t>
+      </w:r>
+      <w:proofErr w:type="spellEnd"/>
+      <w:r>
+        <w:t xml:space="preserve"> 0</w:t>
       </w:r>
     </w:p>
     <w:p>
@@ -1449,79 +2454,351 @@
         <w:spacing w:after="0"/>
       </w:pPr>
       <w:r>
-        <w:t>    lineas = []</w:t>
-      </w:r>
-    </w:p>
-    <w:p>
-      <w:pPr>
-        <w:spacing w:after="0"/>
-      </w:pPr>
-      <w:r>
-        <w:t>    for line in root.findall('.//cac:InvoiceLine', NS):</w:t>
-      </w:r>
-    </w:p>
-    <w:p>
-      <w:pPr>
-        <w:spacing w:after="0"/>
-      </w:pPr>
-      <w:r>
-        <w:t>        lineas.append({</w:t>
-      </w:r>
-    </w:p>
-    <w:p>
-      <w:pPr>
-        <w:spacing w:after="0"/>
-      </w:pPr>
-      <w:r>
-        <w:t>            "id": txt(line, 'cbc:ID'),</w:t>
-      </w:r>
-    </w:p>
-    <w:p>
-      <w:pPr>
-        <w:spacing w:after="0"/>
-      </w:pPr>
-      <w:r>
-        <w:t>            "descripcion": txt(line, './/cbc:Description'),</w:t>
-      </w:r>
-    </w:p>
-    <w:p>
-      <w:pPr>
-        <w:spacing w:after="0"/>
-      </w:pPr>
-      <w:r>
-        <w:t>            "cantidad": float(txt(line, 'cbc:InvoicedQuantity') or 0),</w:t>
-      </w:r>
-    </w:p>
-    <w:p>
-      <w:pPr>
-        <w:spacing w:after="0"/>
-      </w:pPr>
-      <w:r>
-        <w:t>            "precio_unitario": float(txt(line, './/cbc:PriceAmount') or 0),</w:t>
-      </w:r>
-    </w:p>
-    <w:p>
-      <w:pPr>
-        <w:spacing w:after="0"/>
-      </w:pPr>
-      <w:r>
-        <w:t>            "subtotal_linea": float(txt(line, 'cbc:LineExtensionAmount') or 0),</w:t>
-      </w:r>
-    </w:p>
-    <w:p>
-      <w:pPr>
-        <w:spacing w:after="0"/>
-      </w:pPr>
-      <w:r>
-        <w:t>            "iva_pct": float(txt(line, './/cbc:Percent') or 0),</w:t>
-      </w:r>
-    </w:p>
-    <w:p>
-      <w:pPr>
-        <w:spacing w:after="0"/>
-      </w:pPr>
-      <w:r>
-        <w:t>            "iva_valor": float(txt(line, './/cbc:TaxAmount') or 0),</w:t>
+        <w:t xml:space="preserve">    </w:t>
+      </w:r>
+      <w:proofErr w:type="spellStart"/>
+      <w:r>
+        <w:t>lineas</w:t>
+      </w:r>
+      <w:proofErr w:type="spellEnd"/>
+      <w:r>
+        <w:t xml:space="preserve"> = []</w:t>
+      </w:r>
+    </w:p>
+    <w:p>
+      <w:pPr>
+        <w:spacing w:after="0"/>
+      </w:pPr>
+      <w:r>
+        <w:t xml:space="preserve">    </w:t>
+      </w:r>
+      <w:proofErr w:type="spellStart"/>
+      <w:r>
+        <w:t>for</w:t>
+      </w:r>
+      <w:proofErr w:type="spellEnd"/>
+      <w:r>
+        <w:t xml:space="preserve"> line in </w:t>
+      </w:r>
+      <w:proofErr w:type="spellStart"/>
+      <w:r>
+        <w:t>root.findall</w:t>
+      </w:r>
+      <w:proofErr w:type="spellEnd"/>
+      <w:r>
+        <w:t>('.//</w:t>
+      </w:r>
+      <w:proofErr w:type="spellStart"/>
+      <w:r>
+        <w:t>cac:InvoiceLine</w:t>
+      </w:r>
+      <w:proofErr w:type="spellEnd"/>
+      <w:r>
+        <w:t>', NS):</w:t>
+      </w:r>
+    </w:p>
+    <w:p>
+      <w:pPr>
+        <w:spacing w:after="0"/>
+      </w:pPr>
+      <w:r>
+        <w:t xml:space="preserve">        </w:t>
+      </w:r>
+      <w:proofErr w:type="spellStart"/>
+      <w:r>
+        <w:t>lineas.append</w:t>
+      </w:r>
+      <w:proofErr w:type="spellEnd"/>
+      <w:r>
+        <w:t>({</w:t>
+      </w:r>
+    </w:p>
+    <w:p>
+      <w:pPr>
+        <w:spacing w:after="0"/>
+      </w:pPr>
+      <w:r>
+        <w:t xml:space="preserve">            "id": </w:t>
+      </w:r>
+      <w:proofErr w:type="spellStart"/>
+      <w:r>
+        <w:t>txt</w:t>
+      </w:r>
+      <w:proofErr w:type="spellEnd"/>
+      <w:r>
+        <w:t>(line, '</w:t>
+      </w:r>
+      <w:proofErr w:type="spellStart"/>
+      <w:r>
+        <w:t>cbc:ID</w:t>
+      </w:r>
+      <w:proofErr w:type="spellEnd"/>
+      <w:r>
+        <w:t>'),</w:t>
+      </w:r>
+    </w:p>
+    <w:p>
+      <w:pPr>
+        <w:spacing w:after="0"/>
+      </w:pPr>
+      <w:r>
+        <w:t>            "</w:t>
+      </w:r>
+      <w:proofErr w:type="spellStart"/>
+      <w:r>
+        <w:t>descripcion</w:t>
+      </w:r>
+      <w:proofErr w:type="spellEnd"/>
+      <w:r>
+        <w:t xml:space="preserve">": </w:t>
+      </w:r>
+      <w:proofErr w:type="spellStart"/>
+      <w:r>
+        <w:t>txt</w:t>
+      </w:r>
+      <w:proofErr w:type="spellEnd"/>
+      <w:r>
+        <w:t>(line, './/</w:t>
+      </w:r>
+      <w:proofErr w:type="spellStart"/>
+      <w:r>
+        <w:t>cbc:Description</w:t>
+      </w:r>
+      <w:proofErr w:type="spellEnd"/>
+      <w:r>
+        <w:t>'),</w:t>
+      </w:r>
+    </w:p>
+    <w:p>
+      <w:pPr>
+        <w:spacing w:after="0"/>
+      </w:pPr>
+      <w:r>
+        <w:t xml:space="preserve">            "cantidad": </w:t>
+      </w:r>
+      <w:proofErr w:type="spellStart"/>
+      <w:r>
+        <w:t>float</w:t>
+      </w:r>
+      <w:proofErr w:type="spellEnd"/>
+      <w:r>
+        <w:t>(</w:t>
+      </w:r>
+      <w:proofErr w:type="spellStart"/>
+      <w:r>
+        <w:t>txt</w:t>
+      </w:r>
+      <w:proofErr w:type="spellEnd"/>
+      <w:r>
+        <w:t>(line, '</w:t>
+      </w:r>
+      <w:proofErr w:type="spellStart"/>
+      <w:r>
+        <w:t>cbc:InvoicedQuantity</w:t>
+      </w:r>
+      <w:proofErr w:type="spellEnd"/>
+      <w:r>
+        <w:t xml:space="preserve">') </w:t>
+      </w:r>
+      <w:proofErr w:type="spellStart"/>
+      <w:r>
+        <w:t>or</w:t>
+      </w:r>
+      <w:proofErr w:type="spellEnd"/>
+      <w:r>
+        <w:t xml:space="preserve"> 0),</w:t>
+      </w:r>
+    </w:p>
+    <w:p>
+      <w:pPr>
+        <w:spacing w:after="0"/>
+      </w:pPr>
+      <w:r>
+        <w:t>            "</w:t>
+      </w:r>
+      <w:proofErr w:type="spellStart"/>
+      <w:r>
+        <w:t>precio_unitario</w:t>
+      </w:r>
+      <w:proofErr w:type="spellEnd"/>
+      <w:r>
+        <w:t xml:space="preserve">": </w:t>
+      </w:r>
+      <w:proofErr w:type="spellStart"/>
+      <w:r>
+        <w:t>float</w:t>
+      </w:r>
+      <w:proofErr w:type="spellEnd"/>
+      <w:r>
+        <w:t>(</w:t>
+      </w:r>
+      <w:proofErr w:type="spellStart"/>
+      <w:r>
+        <w:t>txt</w:t>
+      </w:r>
+      <w:proofErr w:type="spellEnd"/>
+      <w:r>
+        <w:t>(line, './/</w:t>
+      </w:r>
+      <w:proofErr w:type="spellStart"/>
+      <w:r>
+        <w:t>cbc:PriceAmount</w:t>
+      </w:r>
+      <w:proofErr w:type="spellEnd"/>
+      <w:r>
+        <w:t xml:space="preserve">') </w:t>
+      </w:r>
+      <w:proofErr w:type="spellStart"/>
+      <w:r>
+        <w:t>or</w:t>
+      </w:r>
+      <w:proofErr w:type="spellEnd"/>
+      <w:r>
+        <w:t xml:space="preserve"> 0),</w:t>
+      </w:r>
+    </w:p>
+    <w:p>
+      <w:pPr>
+        <w:spacing w:after="0"/>
+      </w:pPr>
+      <w:r>
+        <w:t>            "</w:t>
+      </w:r>
+      <w:proofErr w:type="spellStart"/>
+      <w:r>
+        <w:t>subtotal_linea</w:t>
+      </w:r>
+      <w:proofErr w:type="spellEnd"/>
+      <w:r>
+        <w:t xml:space="preserve">": </w:t>
+      </w:r>
+      <w:proofErr w:type="spellStart"/>
+      <w:r>
+        <w:t>float</w:t>
+      </w:r>
+      <w:proofErr w:type="spellEnd"/>
+      <w:r>
+        <w:t>(</w:t>
+      </w:r>
+      <w:proofErr w:type="spellStart"/>
+      <w:r>
+        <w:t>txt</w:t>
+      </w:r>
+      <w:proofErr w:type="spellEnd"/>
+      <w:r>
+        <w:t>(line, '</w:t>
+      </w:r>
+      <w:proofErr w:type="spellStart"/>
+      <w:r>
+        <w:t>cbc:LineExtensionAmount</w:t>
+      </w:r>
+      <w:proofErr w:type="spellEnd"/>
+      <w:r>
+        <w:t xml:space="preserve">') </w:t>
+      </w:r>
+      <w:proofErr w:type="spellStart"/>
+      <w:r>
+        <w:t>or</w:t>
+      </w:r>
+      <w:proofErr w:type="spellEnd"/>
+      <w:r>
+        <w:t xml:space="preserve"> 0),</w:t>
+      </w:r>
+    </w:p>
+    <w:p>
+      <w:pPr>
+        <w:spacing w:after="0"/>
+      </w:pPr>
+      <w:r>
+        <w:t>            "</w:t>
+      </w:r>
+      <w:proofErr w:type="spellStart"/>
+      <w:r>
+        <w:t>iva_pct</w:t>
+      </w:r>
+      <w:proofErr w:type="spellEnd"/>
+      <w:r>
+        <w:t xml:space="preserve">": </w:t>
+      </w:r>
+      <w:proofErr w:type="spellStart"/>
+      <w:r>
+        <w:t>float</w:t>
+      </w:r>
+      <w:proofErr w:type="spellEnd"/>
+      <w:r>
+        <w:t>(</w:t>
+      </w:r>
+      <w:proofErr w:type="spellStart"/>
+      <w:r>
+        <w:t>txt</w:t>
+      </w:r>
+      <w:proofErr w:type="spellEnd"/>
+      <w:r>
+        <w:t>(line, './/</w:t>
+      </w:r>
+      <w:proofErr w:type="spellStart"/>
+      <w:r>
+        <w:t>cbc:Percent</w:t>
+      </w:r>
+      <w:proofErr w:type="spellEnd"/>
+      <w:r>
+        <w:t xml:space="preserve">') </w:t>
+      </w:r>
+      <w:proofErr w:type="spellStart"/>
+      <w:r>
+        <w:t>or</w:t>
+      </w:r>
+      <w:proofErr w:type="spellEnd"/>
+      <w:r>
+        <w:t xml:space="preserve"> 0),</w:t>
+      </w:r>
+    </w:p>
+    <w:p>
+      <w:pPr>
+        <w:spacing w:after="0"/>
+      </w:pPr>
+      <w:r>
+        <w:t>            "</w:t>
+      </w:r>
+      <w:proofErr w:type="spellStart"/>
+      <w:r>
+        <w:t>iva_valor</w:t>
+      </w:r>
+      <w:proofErr w:type="spellEnd"/>
+      <w:r>
+        <w:t xml:space="preserve">": </w:t>
+      </w:r>
+      <w:proofErr w:type="spellStart"/>
+      <w:r>
+        <w:t>float</w:t>
+      </w:r>
+      <w:proofErr w:type="spellEnd"/>
+      <w:r>
+        <w:t>(</w:t>
+      </w:r>
+      <w:proofErr w:type="spellStart"/>
+      <w:r>
+        <w:t>txt</w:t>
+      </w:r>
+      <w:proofErr w:type="spellEnd"/>
+      <w:r>
+        <w:t>(line, './/</w:t>
+      </w:r>
+      <w:proofErr w:type="spellStart"/>
+      <w:r>
+        <w:t>cbc:TaxAmount</w:t>
+      </w:r>
+      <w:proofErr w:type="spellEnd"/>
+      <w:r>
+        <w:t xml:space="preserve">') </w:t>
+      </w:r>
+      <w:proofErr w:type="spellStart"/>
+      <w:r>
+        <w:t>or</w:t>
+      </w:r>
+      <w:proofErr w:type="spellEnd"/>
+      <w:r>
+        <w:t xml:space="preserve"> 0),</w:t>
       </w:r>
     </w:p>
     <w:p>
@@ -1542,15 +2819,31 @@
         <w:spacing w:after="0"/>
       </w:pPr>
       <w:r>
-        <w:t>    return {</w:t>
-      </w:r>
-    </w:p>
-    <w:p>
-      <w:pPr>
-        <w:spacing w:after="0"/>
-      </w:pPr>
-      <w:r>
-        <w:t>        "numero_factura": numero,</w:t>
+        <w:t xml:space="preserve">    </w:t>
+      </w:r>
+      <w:proofErr w:type="spellStart"/>
+      <w:r>
+        <w:t>return</w:t>
+      </w:r>
+      <w:proofErr w:type="spellEnd"/>
+      <w:r>
+        <w:t xml:space="preserve"> {</w:t>
+      </w:r>
+    </w:p>
+    <w:p>
+      <w:pPr>
+        <w:spacing w:after="0"/>
+      </w:pPr>
+      <w:r>
+        <w:t>        "</w:t>
+      </w:r>
+      <w:proofErr w:type="spellStart"/>
+      <w:r>
+        <w:t>numero_factura</w:t>
+      </w:r>
+      <w:proofErr w:type="spellEnd"/>
+      <w:r>
+        <w:t>": numero,</w:t>
       </w:r>
     </w:p>
     <w:p>
@@ -1566,7 +2859,15 @@
         <w:spacing w:after="0"/>
       </w:pPr>
       <w:r>
-        <w:t>        "tipo_documento": tipo,</w:t>
+        <w:t>        "</w:t>
+      </w:r>
+      <w:proofErr w:type="spellStart"/>
+      <w:r>
+        <w:t>tipo_documento</w:t>
+      </w:r>
+      <w:proofErr w:type="spellEnd"/>
+      <w:r>
+        <w:t>": tipo,</w:t>
       </w:r>
     </w:p>
     <w:p>
@@ -1590,15 +2891,47 @@
         <w:spacing w:after="0"/>
       </w:pPr>
       <w:r>
-        <w:t>        "iva_total": iva_total,</w:t>
-      </w:r>
-    </w:p>
-    <w:p>
-      <w:pPr>
-        <w:spacing w:after="0"/>
-      </w:pPr>
-      <w:r>
-        <w:t>        "lineas": lineas,</w:t>
+        <w:t>        "</w:t>
+      </w:r>
+      <w:proofErr w:type="spellStart"/>
+      <w:r>
+        <w:t>iva_total</w:t>
+      </w:r>
+      <w:proofErr w:type="spellEnd"/>
+      <w:r>
+        <w:t xml:space="preserve">": </w:t>
+      </w:r>
+      <w:proofErr w:type="spellStart"/>
+      <w:r>
+        <w:t>iva_total</w:t>
+      </w:r>
+      <w:proofErr w:type="spellEnd"/>
+      <w:r>
+        <w:t>,</w:t>
+      </w:r>
+    </w:p>
+    <w:p>
+      <w:pPr>
+        <w:spacing w:after="0"/>
+      </w:pPr>
+      <w:r>
+        <w:t>        "</w:t>
+      </w:r>
+      <w:proofErr w:type="spellStart"/>
+      <w:r>
+        <w:t>lineas</w:t>
+      </w:r>
+      <w:proofErr w:type="spellEnd"/>
+      <w:r>
+        <w:t xml:space="preserve">": </w:t>
+      </w:r>
+      <w:proofErr w:type="spellStart"/>
+      <w:r>
+        <w:t>lineas</w:t>
+      </w:r>
+      <w:proofErr w:type="spellEnd"/>
+      <w:r>
+        <w:t>,</w:t>
       </w:r>
     </w:p>
     <w:p>
@@ -1612,6 +2945,5938 @@
     <w:p>
       <w:pPr>
         <w:spacing w:after="0"/>
+      </w:pPr>
+    </w:p>
+    <w:p>
+      <w:pPr>
+        <w:spacing w:after="0"/>
+      </w:pPr>
+    </w:p>
+    <w:p>
+      <w:pPr>
+        <w:spacing w:after="0"/>
+        <w:rPr>
+          <w:b/>
+          <w:bCs/>
+        </w:rPr>
+      </w:pPr>
+      <w:r>
+        <w:rPr>
+          <w:b/>
+          <w:bCs/>
+        </w:rPr>
+        <w:t>YA ESTÁ FUNCIONANDO:</w:t>
+      </w:r>
+    </w:p>
+    <w:p>
+      <w:pPr>
+        <w:spacing w:after="0"/>
+        <w:rPr>
+          <w:b/>
+          <w:bCs/>
+        </w:rPr>
+      </w:pPr>
+      <w:r>
+        <w:rPr>
+          <w:b/>
+          <w:bCs/>
+        </w:rPr>
+        <w:lastRenderedPageBreak/>
+        <w:t>APP.PY</w:t>
+      </w:r>
+    </w:p>
+    <w:p>
+      <w:pPr>
+        <w:spacing w:after="0"/>
+      </w:pPr>
+      <w:r>
+        <w:t xml:space="preserve"># </w:t>
+      </w:r>
+      <w:r>
+        <w:rPr>
+          <w:rFonts w:ascii="Segoe UI Emoji" w:hAnsi="Segoe UI Emoji" w:cs="Segoe UI Emoji"/>
+        </w:rPr>
+        <w:t>🔹</w:t>
+      </w:r>
+      <w:r>
+        <w:t xml:space="preserve"> IMPORTS</w:t>
+      </w:r>
+    </w:p>
+    <w:p>
+      <w:pPr>
+        <w:spacing w:after="0"/>
+      </w:pPr>
+      <w:proofErr w:type="spellStart"/>
+      <w:r>
+        <w:t>from</w:t>
+      </w:r>
+      <w:proofErr w:type="spellEnd"/>
+      <w:r>
+        <w:t xml:space="preserve"> </w:t>
+      </w:r>
+      <w:proofErr w:type="spellStart"/>
+      <w:r>
+        <w:t>flask</w:t>
+      </w:r>
+      <w:proofErr w:type="spellEnd"/>
+      <w:r>
+        <w:t xml:space="preserve"> </w:t>
+      </w:r>
+      <w:proofErr w:type="spellStart"/>
+      <w:r>
+        <w:t>import</w:t>
+      </w:r>
+      <w:proofErr w:type="spellEnd"/>
+      <w:r>
+        <w:t xml:space="preserve"> Flask, </w:t>
+      </w:r>
+      <w:proofErr w:type="spellStart"/>
+      <w:r>
+        <w:t>request</w:t>
+      </w:r>
+      <w:proofErr w:type="spellEnd"/>
+      <w:r>
+        <w:t xml:space="preserve">, </w:t>
+      </w:r>
+      <w:proofErr w:type="spellStart"/>
+      <w:r>
+        <w:t>jsonify</w:t>
+      </w:r>
+      <w:proofErr w:type="spellEnd"/>
+    </w:p>
+    <w:p>
+      <w:pPr>
+        <w:spacing w:after="0"/>
+      </w:pPr>
+      <w:proofErr w:type="spellStart"/>
+      <w:r>
+        <w:t>from</w:t>
+      </w:r>
+      <w:proofErr w:type="spellEnd"/>
+      <w:r>
+        <w:t xml:space="preserve"> </w:t>
+      </w:r>
+      <w:proofErr w:type="spellStart"/>
+      <w:r>
+        <w:t>parser_xml</w:t>
+      </w:r>
+      <w:proofErr w:type="spellEnd"/>
+      <w:r>
+        <w:t xml:space="preserve"> </w:t>
+      </w:r>
+      <w:proofErr w:type="spellStart"/>
+      <w:r>
+        <w:t>import</w:t>
+      </w:r>
+      <w:proofErr w:type="spellEnd"/>
+      <w:r>
+        <w:t xml:space="preserve"> </w:t>
+      </w:r>
+      <w:proofErr w:type="spellStart"/>
+      <w:r>
+        <w:t>parsear_factura_xml</w:t>
+      </w:r>
+      <w:proofErr w:type="spellEnd"/>
+    </w:p>
+    <w:p>
+      <w:pPr>
+        <w:spacing w:after="0"/>
+      </w:pPr>
+      <w:proofErr w:type="spellStart"/>
+      <w:r>
+        <w:t>import</w:t>
+      </w:r>
+      <w:proofErr w:type="spellEnd"/>
+      <w:r>
+        <w:t xml:space="preserve"> </w:t>
+      </w:r>
+      <w:proofErr w:type="spellStart"/>
+      <w:r>
+        <w:t>requests</w:t>
+      </w:r>
+      <w:proofErr w:type="spellEnd"/>
+    </w:p>
+    <w:p>
+      <w:pPr>
+        <w:spacing w:after="0"/>
+      </w:pPr>
+      <w:proofErr w:type="spellStart"/>
+      <w:r>
+        <w:t>import</w:t>
+      </w:r>
+      <w:proofErr w:type="spellEnd"/>
+      <w:r>
+        <w:t xml:space="preserve"> re</w:t>
+      </w:r>
+    </w:p>
+    <w:p>
+      <w:pPr>
+        <w:spacing w:after="0"/>
+      </w:pPr>
+      <w:proofErr w:type="spellStart"/>
+      <w:r>
+        <w:t>import</w:t>
+      </w:r>
+      <w:proofErr w:type="spellEnd"/>
+      <w:r>
+        <w:t xml:space="preserve"> </w:t>
+      </w:r>
+      <w:proofErr w:type="spellStart"/>
+      <w:r>
+        <w:t>xml.etree.ElementTree</w:t>
+      </w:r>
+      <w:proofErr w:type="spellEnd"/>
+      <w:r>
+        <w:t xml:space="preserve"> as ET</w:t>
+      </w:r>
+    </w:p>
+    <w:p>
+      <w:pPr>
+        <w:spacing w:after="0"/>
+      </w:pPr>
+      <w:proofErr w:type="spellStart"/>
+      <w:r>
+        <w:t>import</w:t>
+      </w:r>
+      <w:proofErr w:type="spellEnd"/>
+      <w:r>
+        <w:t xml:space="preserve"> os</w:t>
+      </w:r>
+    </w:p>
+    <w:p>
+      <w:pPr>
+        <w:spacing w:after="0"/>
+      </w:pPr>
+    </w:p>
+    <w:p>
+      <w:pPr>
+        <w:spacing w:after="0"/>
+      </w:pPr>
+      <w:r>
+        <w:t xml:space="preserve"># </w:t>
+      </w:r>
+      <w:r>
+        <w:rPr>
+          <w:rFonts w:ascii="Segoe UI Emoji" w:hAnsi="Segoe UI Emoji" w:cs="Segoe UI Emoji"/>
+        </w:rPr>
+        <w:t>🔹</w:t>
+      </w:r>
+      <w:r>
+        <w:t xml:space="preserve"> CONFIG SIIGO</w:t>
+      </w:r>
+    </w:p>
+    <w:p>
+      <w:pPr>
+        <w:spacing w:after="0"/>
+      </w:pPr>
+      <w:r>
+        <w:t>SIIGO_URL = "https://api.siigo.com/v1/</w:t>
+      </w:r>
+      <w:proofErr w:type="spellStart"/>
+      <w:r>
+        <w:t>purchases</w:t>
+      </w:r>
+      <w:proofErr w:type="spellEnd"/>
+      <w:r>
+        <w:t>"</w:t>
+      </w:r>
+    </w:p>
+    <w:p>
+      <w:pPr>
+        <w:spacing w:after="0"/>
+      </w:pPr>
+    </w:p>
+    <w:p>
+      <w:pPr>
+        <w:spacing w:after="0"/>
+      </w:pPr>
+      <w:proofErr w:type="spellStart"/>
+      <w:r>
+        <w:t>def</w:t>
+      </w:r>
+      <w:proofErr w:type="spellEnd"/>
+      <w:r>
+        <w:t xml:space="preserve"> </w:t>
+      </w:r>
+      <w:proofErr w:type="spellStart"/>
+      <w:r>
+        <w:t>obtener_token</w:t>
+      </w:r>
+      <w:proofErr w:type="spellEnd"/>
+      <w:r>
+        <w:t>():</w:t>
+      </w:r>
+    </w:p>
+    <w:p>
+      <w:pPr>
+        <w:spacing w:after="0"/>
+      </w:pPr>
+      <w:r>
+        <w:t xml:space="preserve">    </w:t>
+      </w:r>
+      <w:proofErr w:type="spellStart"/>
+      <w:r>
+        <w:t>url</w:t>
+      </w:r>
+      <w:proofErr w:type="spellEnd"/>
+      <w:r>
+        <w:t xml:space="preserve"> = "https://api.siigo.com/</w:t>
+      </w:r>
+      <w:proofErr w:type="spellStart"/>
+      <w:r>
+        <w:t>auth</w:t>
+      </w:r>
+      <w:proofErr w:type="spellEnd"/>
+      <w:r>
+        <w:t>"</w:t>
+      </w:r>
+    </w:p>
+    <w:p>
+      <w:pPr>
+        <w:spacing w:after="0"/>
+      </w:pPr>
+      <w:r>
+        <w:t xml:space="preserve">    </w:t>
+      </w:r>
+      <w:proofErr w:type="spellStart"/>
+      <w:r>
+        <w:t>payload</w:t>
+      </w:r>
+      <w:proofErr w:type="spellEnd"/>
+      <w:r>
+        <w:t xml:space="preserve"> = {</w:t>
+      </w:r>
+    </w:p>
+    <w:p>
+      <w:pPr>
+        <w:spacing w:after="0"/>
+      </w:pPr>
+      <w:r>
+        <w:t>        "</w:t>
+      </w:r>
+      <w:proofErr w:type="spellStart"/>
+      <w:r>
+        <w:t>username</w:t>
+      </w:r>
+      <w:proofErr w:type="spellEnd"/>
+      <w:r>
+        <w:t>": "</w:t>
+      </w:r>
+      <w:proofErr w:type="spellStart"/>
+      <w:r>
+        <w:t>administrativo@crewwellness.club</w:t>
+      </w:r>
+      <w:proofErr w:type="spellEnd"/>
+      <w:r>
+        <w:t>",</w:t>
+      </w:r>
+    </w:p>
+    <w:p>
+      <w:pPr>
+        <w:spacing w:after="0"/>
+      </w:pPr>
+      <w:r>
+        <w:t>        "</w:t>
+      </w:r>
+      <w:proofErr w:type="spellStart"/>
+      <w:r>
+        <w:t>access_key</w:t>
+      </w:r>
+      <w:proofErr w:type="spellEnd"/>
+      <w:r>
+        <w:t>": "YTE0YWRlOWYtZTA3MC00NGIyLWJiMDMtOTlmZDU0YTkyOWIzOjw2a3gyVTwsVk4="</w:t>
+      </w:r>
+    </w:p>
+    <w:p>
+      <w:pPr>
+        <w:spacing w:after="0"/>
+      </w:pPr>
+      <w:r>
+        <w:t>    }</w:t>
+      </w:r>
+    </w:p>
+    <w:p>
+      <w:pPr>
+        <w:spacing w:after="0"/>
+      </w:pPr>
+      <w:r>
+        <w:t xml:space="preserve">    response = </w:t>
+      </w:r>
+      <w:proofErr w:type="spellStart"/>
+      <w:r>
+        <w:t>requests.post</w:t>
+      </w:r>
+      <w:proofErr w:type="spellEnd"/>
+      <w:r>
+        <w:t>(</w:t>
+      </w:r>
+      <w:proofErr w:type="spellStart"/>
+      <w:r>
+        <w:t>url</w:t>
+      </w:r>
+      <w:proofErr w:type="spellEnd"/>
+      <w:r>
+        <w:t xml:space="preserve">, </w:t>
+      </w:r>
+      <w:proofErr w:type="spellStart"/>
+      <w:r>
+        <w:t>json</w:t>
+      </w:r>
+      <w:proofErr w:type="spellEnd"/>
+      <w:r>
+        <w:t>=</w:t>
+      </w:r>
+      <w:proofErr w:type="spellStart"/>
+      <w:r>
+        <w:t>payload</w:t>
+      </w:r>
+      <w:proofErr w:type="spellEnd"/>
+      <w:r>
+        <w:t>)</w:t>
+      </w:r>
+    </w:p>
+    <w:p>
+      <w:pPr>
+        <w:spacing w:after="0"/>
+      </w:pPr>
+      <w:r>
+        <w:t xml:space="preserve">    </w:t>
+      </w:r>
+      <w:proofErr w:type="spellStart"/>
+      <w:r>
+        <w:t>print</w:t>
+      </w:r>
+      <w:proofErr w:type="spellEnd"/>
+      <w:r>
+        <w:t xml:space="preserve">("AUTH STATUS:", </w:t>
+      </w:r>
+      <w:proofErr w:type="spellStart"/>
+      <w:r>
+        <w:t>response.status_code</w:t>
+      </w:r>
+      <w:proofErr w:type="spellEnd"/>
+      <w:r>
+        <w:t>)</w:t>
+      </w:r>
+    </w:p>
+    <w:p>
+      <w:pPr>
+        <w:spacing w:after="0"/>
+      </w:pPr>
+      <w:r>
+        <w:t xml:space="preserve">    </w:t>
+      </w:r>
+      <w:proofErr w:type="spellStart"/>
+      <w:r>
+        <w:t>response.raise_for_status</w:t>
+      </w:r>
+      <w:proofErr w:type="spellEnd"/>
+      <w:r>
+        <w:t>()</w:t>
+      </w:r>
+    </w:p>
+    <w:p>
+      <w:pPr>
+        <w:spacing w:after="0"/>
+      </w:pPr>
+      <w:r>
+        <w:t xml:space="preserve">    token = </w:t>
+      </w:r>
+      <w:proofErr w:type="spellStart"/>
+      <w:r>
+        <w:t>response.json</w:t>
+      </w:r>
+      <w:proofErr w:type="spellEnd"/>
+      <w:r>
+        <w:t>().</w:t>
+      </w:r>
+      <w:proofErr w:type="spellStart"/>
+      <w:r>
+        <w:t>get</w:t>
+      </w:r>
+      <w:proofErr w:type="spellEnd"/>
+      <w:r>
+        <w:t>("</w:t>
+      </w:r>
+      <w:proofErr w:type="spellStart"/>
+      <w:r>
+        <w:t>access_token</w:t>
+      </w:r>
+      <w:proofErr w:type="spellEnd"/>
+      <w:r>
+        <w:t>")</w:t>
+      </w:r>
+    </w:p>
+    <w:p>
+      <w:pPr>
+        <w:spacing w:after="0"/>
+      </w:pPr>
+      <w:r>
+        <w:t xml:space="preserve">    </w:t>
+      </w:r>
+      <w:proofErr w:type="spellStart"/>
+      <w:r>
+        <w:t>if</w:t>
+      </w:r>
+      <w:proofErr w:type="spellEnd"/>
+      <w:r>
+        <w:t xml:space="preserve"> </w:t>
+      </w:r>
+      <w:proofErr w:type="spellStart"/>
+      <w:r>
+        <w:t>not</w:t>
+      </w:r>
+      <w:proofErr w:type="spellEnd"/>
+      <w:r>
+        <w:t xml:space="preserve"> token:</w:t>
+      </w:r>
+    </w:p>
+    <w:p>
+      <w:pPr>
+        <w:spacing w:after="0"/>
+      </w:pPr>
+      <w:r>
+        <w:t xml:space="preserve">        </w:t>
+      </w:r>
+      <w:proofErr w:type="spellStart"/>
+      <w:r>
+        <w:t>raise</w:t>
+      </w:r>
+      <w:proofErr w:type="spellEnd"/>
+      <w:r>
+        <w:t xml:space="preserve"> </w:t>
+      </w:r>
+      <w:proofErr w:type="spellStart"/>
+      <w:r>
+        <w:t>Exception</w:t>
+      </w:r>
+      <w:proofErr w:type="spellEnd"/>
+      <w:r>
+        <w:t>("No se pudo obtener el token de SIIGO")</w:t>
+      </w:r>
+    </w:p>
+    <w:p>
+      <w:pPr>
+        <w:spacing w:after="0"/>
+      </w:pPr>
+      <w:r>
+        <w:t xml:space="preserve">    </w:t>
+      </w:r>
+      <w:proofErr w:type="spellStart"/>
+      <w:r>
+        <w:t>return</w:t>
+      </w:r>
+      <w:proofErr w:type="spellEnd"/>
+      <w:r>
+        <w:t xml:space="preserve"> token</w:t>
+      </w:r>
+    </w:p>
+    <w:p>
+      <w:pPr>
+        <w:spacing w:after="0"/>
+      </w:pPr>
+    </w:p>
+    <w:p>
+      <w:pPr>
+        <w:spacing w:after="0"/>
+      </w:pPr>
+      <w:proofErr w:type="spellStart"/>
+      <w:r>
+        <w:t>def</w:t>
+      </w:r>
+      <w:proofErr w:type="spellEnd"/>
+      <w:r>
+        <w:t xml:space="preserve"> </w:t>
+      </w:r>
+      <w:proofErr w:type="spellStart"/>
+      <w:r>
+        <w:t>construir_headers</w:t>
+      </w:r>
+      <w:proofErr w:type="spellEnd"/>
+      <w:r>
+        <w:t>():</w:t>
+      </w:r>
+    </w:p>
+    <w:p>
+      <w:pPr>
+        <w:spacing w:after="0"/>
+      </w:pPr>
+      <w:r>
+        <w:t xml:space="preserve">    token = </w:t>
+      </w:r>
+      <w:proofErr w:type="spellStart"/>
+      <w:r>
+        <w:t>obtener_token</w:t>
+      </w:r>
+      <w:proofErr w:type="spellEnd"/>
+      <w:r>
+        <w:t>()</w:t>
+      </w:r>
+    </w:p>
+    <w:p>
+      <w:pPr>
+        <w:spacing w:after="0"/>
+      </w:pPr>
+      <w:r>
+        <w:t xml:space="preserve">    </w:t>
+      </w:r>
+      <w:proofErr w:type="spellStart"/>
+      <w:r>
+        <w:t>return</w:t>
+      </w:r>
+      <w:proofErr w:type="spellEnd"/>
+      <w:r>
+        <w:t xml:space="preserve"> {</w:t>
+      </w:r>
+    </w:p>
+    <w:p>
+      <w:pPr>
+        <w:spacing w:after="0"/>
+      </w:pPr>
+      <w:r>
+        <w:t>        "</w:t>
+      </w:r>
+      <w:proofErr w:type="spellStart"/>
+      <w:r>
+        <w:t>Authorization</w:t>
+      </w:r>
+      <w:proofErr w:type="spellEnd"/>
+      <w:r>
+        <w:t xml:space="preserve">": </w:t>
+      </w:r>
+      <w:proofErr w:type="spellStart"/>
+      <w:r>
+        <w:t>f"Bearer</w:t>
+      </w:r>
+      <w:proofErr w:type="spellEnd"/>
+      <w:r>
+        <w:t xml:space="preserve"> {token}",</w:t>
+      </w:r>
+    </w:p>
+    <w:p>
+      <w:pPr>
+        <w:spacing w:after="0"/>
+      </w:pPr>
+      <w:r>
+        <w:t>        "</w:t>
+      </w:r>
+      <w:proofErr w:type="spellStart"/>
+      <w:r>
+        <w:t>Username</w:t>
+      </w:r>
+      <w:proofErr w:type="spellEnd"/>
+      <w:r>
+        <w:t xml:space="preserve">": </w:t>
+      </w:r>
+      <w:proofErr w:type="spellStart"/>
+      <w:r>
+        <w:t>os.environ.get</w:t>
+      </w:r>
+      <w:proofErr w:type="spellEnd"/>
+      <w:r>
+        <w:t>("SIIGO_USERNAME", "</w:t>
+      </w:r>
+      <w:proofErr w:type="spellStart"/>
+      <w:r>
+        <w:t>administrativo@crewwellness.club</w:t>
+      </w:r>
+      <w:proofErr w:type="spellEnd"/>
+      <w:r>
+        <w:t>"),</w:t>
+      </w:r>
+    </w:p>
+    <w:p>
+      <w:pPr>
+        <w:spacing w:after="0"/>
+      </w:pPr>
+      <w:r>
+        <w:t>        "Content-</w:t>
+      </w:r>
+      <w:proofErr w:type="spellStart"/>
+      <w:r>
+        <w:t>Type</w:t>
+      </w:r>
+      <w:proofErr w:type="spellEnd"/>
+      <w:r>
+        <w:t>": "</w:t>
+      </w:r>
+      <w:proofErr w:type="spellStart"/>
+      <w:r>
+        <w:t>application</w:t>
+      </w:r>
+      <w:proofErr w:type="spellEnd"/>
+      <w:r>
+        <w:t>/</w:t>
+      </w:r>
+      <w:proofErr w:type="spellStart"/>
+      <w:r>
+        <w:t>json</w:t>
+      </w:r>
+      <w:proofErr w:type="spellEnd"/>
+      <w:r>
+        <w:t>",</w:t>
+      </w:r>
+    </w:p>
+    <w:p>
+      <w:pPr>
+        <w:spacing w:after="0"/>
+      </w:pPr>
+      <w:r>
+        <w:t>        "Partner-Id": "</w:t>
+      </w:r>
+      <w:proofErr w:type="spellStart"/>
+      <w:r>
+        <w:t>CrewWellnessAPI</w:t>
+      </w:r>
+      <w:proofErr w:type="spellEnd"/>
+      <w:r>
+        <w:t>"</w:t>
+      </w:r>
+    </w:p>
+    <w:p>
+      <w:pPr>
+        <w:spacing w:after="0"/>
+      </w:pPr>
+      <w:r>
+        <w:t>    }</w:t>
+      </w:r>
+    </w:p>
+    <w:p>
+      <w:pPr>
+        <w:spacing w:after="0"/>
+      </w:pPr>
+    </w:p>
+    <w:p>
+      <w:pPr>
+        <w:spacing w:after="0"/>
+      </w:pPr>
+      <w:r>
+        <w:t xml:space="preserve"># </w:t>
+      </w:r>
+      <w:r>
+        <w:rPr>
+          <w:rFonts w:ascii="Segoe UI Emoji" w:hAnsi="Segoe UI Emoji" w:cs="Segoe UI Emoji"/>
+        </w:rPr>
+        <w:t>🔹</w:t>
+      </w:r>
+      <w:r>
+        <w:t xml:space="preserve"> EXTRAER NIT DESDE XML (SIN DV)</w:t>
+      </w:r>
+    </w:p>
+    <w:p>
+      <w:pPr>
+        <w:spacing w:after="0"/>
+      </w:pPr>
+      <w:proofErr w:type="spellStart"/>
+      <w:r>
+        <w:lastRenderedPageBreak/>
+        <w:t>def</w:t>
+      </w:r>
+      <w:proofErr w:type="spellEnd"/>
+      <w:r>
+        <w:t xml:space="preserve"> </w:t>
+      </w:r>
+      <w:proofErr w:type="spellStart"/>
+      <w:r>
+        <w:t>obtener_nit_desde_xml</w:t>
+      </w:r>
+      <w:proofErr w:type="spellEnd"/>
+      <w:r>
+        <w:t>(</w:t>
+      </w:r>
+      <w:proofErr w:type="spellStart"/>
+      <w:r>
+        <w:t>xml_string</w:t>
+      </w:r>
+      <w:proofErr w:type="spellEnd"/>
+      <w:r>
+        <w:t>):</w:t>
+      </w:r>
+    </w:p>
+    <w:p>
+      <w:pPr>
+        <w:spacing w:after="0"/>
+      </w:pPr>
+      <w:r>
+        <w:t xml:space="preserve">    </w:t>
+      </w:r>
+      <w:proofErr w:type="spellStart"/>
+      <w:r>
+        <w:t>ns</w:t>
+      </w:r>
+      <w:proofErr w:type="spellEnd"/>
+      <w:r>
+        <w:t xml:space="preserve"> = {</w:t>
+      </w:r>
+    </w:p>
+    <w:p>
+      <w:pPr>
+        <w:spacing w:after="0"/>
+      </w:pPr>
+      <w:r>
+        <w:t>        '</w:t>
+      </w:r>
+      <w:proofErr w:type="spellStart"/>
+      <w:r>
+        <w:t>cbc</w:t>
+      </w:r>
+      <w:proofErr w:type="spellEnd"/>
+      <w:r>
+        <w:t>': 'urn:oasis:names:specification:ubl:schema:xsd:CommonBasicComponents-2',</w:t>
+      </w:r>
+    </w:p>
+    <w:p>
+      <w:pPr>
+        <w:spacing w:after="0"/>
+      </w:pPr>
+      <w:r>
+        <w:t>        '</w:t>
+      </w:r>
+      <w:proofErr w:type="spellStart"/>
+      <w:r>
+        <w:t>cac</w:t>
+      </w:r>
+      <w:proofErr w:type="spellEnd"/>
+      <w:r>
+        <w:t>': 'urn:oasis:names:specification:ubl:schema:xsd:CommonAggregateComponents-2'</w:t>
+      </w:r>
+    </w:p>
+    <w:p>
+      <w:pPr>
+        <w:spacing w:after="0"/>
+      </w:pPr>
+      <w:r>
+        <w:t>    }</w:t>
+      </w:r>
+    </w:p>
+    <w:p>
+      <w:pPr>
+        <w:spacing w:after="0"/>
+      </w:pPr>
+      <w:r>
+        <w:t xml:space="preserve">    </w:t>
+      </w:r>
+      <w:proofErr w:type="spellStart"/>
+      <w:r>
+        <w:t>root</w:t>
+      </w:r>
+      <w:proofErr w:type="spellEnd"/>
+      <w:r>
+        <w:t xml:space="preserve"> = </w:t>
+      </w:r>
+      <w:proofErr w:type="spellStart"/>
+      <w:r>
+        <w:t>ET.fromstring</w:t>
+      </w:r>
+      <w:proofErr w:type="spellEnd"/>
+      <w:r>
+        <w:t>(</w:t>
+      </w:r>
+      <w:proofErr w:type="spellStart"/>
+      <w:r>
+        <w:t>xml_string.strip</w:t>
+      </w:r>
+      <w:proofErr w:type="spellEnd"/>
+      <w:r>
+        <w:t>())</w:t>
+      </w:r>
+    </w:p>
+    <w:p>
+      <w:pPr>
+        <w:spacing w:after="0"/>
+      </w:pPr>
+      <w:r>
+        <w:t xml:space="preserve">    </w:t>
+      </w:r>
+      <w:proofErr w:type="spellStart"/>
+      <w:r>
+        <w:t>desc</w:t>
+      </w:r>
+      <w:proofErr w:type="spellEnd"/>
+      <w:r>
+        <w:t xml:space="preserve"> = root.find('.//cac:Attachment/cac:ExternalReference/cbc:Description', </w:t>
+      </w:r>
+      <w:proofErr w:type="spellStart"/>
+      <w:r>
+        <w:t>ns</w:t>
+      </w:r>
+      <w:proofErr w:type="spellEnd"/>
+      <w:r>
+        <w:t>)</w:t>
+      </w:r>
+    </w:p>
+    <w:p>
+      <w:pPr>
+        <w:spacing w:after="0"/>
+      </w:pPr>
+      <w:r>
+        <w:t xml:space="preserve">    </w:t>
+      </w:r>
+      <w:proofErr w:type="spellStart"/>
+      <w:r>
+        <w:t>invoice_root</w:t>
+      </w:r>
+      <w:proofErr w:type="spellEnd"/>
+      <w:r>
+        <w:t xml:space="preserve"> = </w:t>
+      </w:r>
+      <w:proofErr w:type="spellStart"/>
+      <w:r>
+        <w:t>ET.fromstring</w:t>
+      </w:r>
+      <w:proofErr w:type="spellEnd"/>
+      <w:r>
+        <w:t>(</w:t>
+      </w:r>
+      <w:proofErr w:type="spellStart"/>
+      <w:r>
+        <w:t>desc.text.strip</w:t>
+      </w:r>
+      <w:proofErr w:type="spellEnd"/>
+      <w:r>
+        <w:t xml:space="preserve">()) </w:t>
+      </w:r>
+      <w:proofErr w:type="spellStart"/>
+      <w:r>
+        <w:t>if</w:t>
+      </w:r>
+      <w:proofErr w:type="spellEnd"/>
+      <w:r>
+        <w:t xml:space="preserve"> </w:t>
+      </w:r>
+      <w:proofErr w:type="spellStart"/>
+      <w:r>
+        <w:t>desc</w:t>
+      </w:r>
+      <w:proofErr w:type="spellEnd"/>
+      <w:r>
+        <w:t xml:space="preserve"> </w:t>
+      </w:r>
+      <w:proofErr w:type="spellStart"/>
+      <w:r>
+        <w:t>is</w:t>
+      </w:r>
+      <w:proofErr w:type="spellEnd"/>
+      <w:r>
+        <w:t xml:space="preserve"> </w:t>
+      </w:r>
+      <w:proofErr w:type="spellStart"/>
+      <w:r>
+        <w:t>not</w:t>
+      </w:r>
+      <w:proofErr w:type="spellEnd"/>
+      <w:r>
+        <w:t xml:space="preserve"> </w:t>
+      </w:r>
+      <w:proofErr w:type="spellStart"/>
+      <w:r>
+        <w:t>None</w:t>
+      </w:r>
+      <w:proofErr w:type="spellEnd"/>
+      <w:r>
+        <w:t xml:space="preserve"> and </w:t>
+      </w:r>
+      <w:proofErr w:type="spellStart"/>
+      <w:r>
+        <w:t>desc.text</w:t>
+      </w:r>
+      <w:proofErr w:type="spellEnd"/>
+      <w:r>
+        <w:t xml:space="preserve"> </w:t>
+      </w:r>
+      <w:proofErr w:type="spellStart"/>
+      <w:r>
+        <w:t>else</w:t>
+      </w:r>
+      <w:proofErr w:type="spellEnd"/>
+      <w:r>
+        <w:t xml:space="preserve"> </w:t>
+      </w:r>
+      <w:proofErr w:type="spellStart"/>
+      <w:r>
+        <w:t>root</w:t>
+      </w:r>
+      <w:proofErr w:type="spellEnd"/>
+    </w:p>
+    <w:p>
+      <w:pPr>
+        <w:spacing w:after="0"/>
+      </w:pPr>
+      <w:r>
+        <w:t xml:space="preserve">    </w:t>
+      </w:r>
+      <w:proofErr w:type="spellStart"/>
+      <w:r>
+        <w:t>nit_raw</w:t>
+      </w:r>
+      <w:proofErr w:type="spellEnd"/>
+      <w:r>
+        <w:t xml:space="preserve"> = </w:t>
+      </w:r>
+      <w:proofErr w:type="spellStart"/>
+      <w:r>
+        <w:t>invoice_root.find</w:t>
+      </w:r>
+      <w:proofErr w:type="spellEnd"/>
+      <w:r>
+        <w:t>(</w:t>
+      </w:r>
+    </w:p>
+    <w:p>
+      <w:pPr>
+        <w:spacing w:after="0"/>
+      </w:pPr>
+      <w:r>
+        <w:t>        './/</w:t>
+      </w:r>
+      <w:proofErr w:type="spellStart"/>
+      <w:r>
+        <w:t>cac:AccountingSupplierParty</w:t>
+      </w:r>
+      <w:proofErr w:type="spellEnd"/>
+      <w:r>
+        <w:t>//</w:t>
+      </w:r>
+      <w:proofErr w:type="spellStart"/>
+      <w:r>
+        <w:t>cbc:CompanyID</w:t>
+      </w:r>
+      <w:proofErr w:type="spellEnd"/>
+      <w:r>
+        <w:t xml:space="preserve">', </w:t>
+      </w:r>
+      <w:proofErr w:type="spellStart"/>
+      <w:r>
+        <w:t>ns</w:t>
+      </w:r>
+      <w:proofErr w:type="spellEnd"/>
+    </w:p>
+    <w:p>
+      <w:pPr>
+        <w:spacing w:after="0"/>
+      </w:pPr>
+      <w:r>
+        <w:t>    ).</w:t>
+      </w:r>
+      <w:proofErr w:type="spellStart"/>
+      <w:r>
+        <w:t>text.strip</w:t>
+      </w:r>
+      <w:proofErr w:type="spellEnd"/>
+      <w:r>
+        <w:t>()</w:t>
+      </w:r>
+    </w:p>
+    <w:p>
+      <w:pPr>
+        <w:spacing w:after="0"/>
+      </w:pPr>
+      <w:r>
+        <w:t xml:space="preserve">    </w:t>
+      </w:r>
+      <w:proofErr w:type="spellStart"/>
+      <w:r>
+        <w:t>return</w:t>
+      </w:r>
+      <w:proofErr w:type="spellEnd"/>
+      <w:r>
+        <w:t xml:space="preserve"> </w:t>
+      </w:r>
+      <w:proofErr w:type="spellStart"/>
+      <w:r>
+        <w:t>re.sub</w:t>
+      </w:r>
+      <w:proofErr w:type="spellEnd"/>
+      <w:r>
+        <w:t xml:space="preserve">(r'\D', '', </w:t>
+      </w:r>
+      <w:proofErr w:type="spellStart"/>
+      <w:r>
+        <w:t>nit_raw.split</w:t>
+      </w:r>
+      <w:proofErr w:type="spellEnd"/>
+      <w:r>
+        <w:t>('-')[0])</w:t>
+      </w:r>
+    </w:p>
+    <w:p>
+      <w:pPr>
+        <w:spacing w:after="0"/>
+      </w:pPr>
+    </w:p>
+    <w:p>
+      <w:pPr>
+        <w:spacing w:after="0"/>
+      </w:pPr>
+      <w:r>
+        <w:t xml:space="preserve"># </w:t>
+      </w:r>
+      <w:r>
+        <w:rPr>
+          <w:rFonts w:ascii="Segoe UI Emoji" w:hAnsi="Segoe UI Emoji" w:cs="Segoe UI Emoji"/>
+        </w:rPr>
+        <w:t>🔹</w:t>
+      </w:r>
+      <w:r>
+        <w:t xml:space="preserve"> FUNCIÓN PRINCIPAL</w:t>
+      </w:r>
+    </w:p>
+    <w:p>
+      <w:pPr>
+        <w:spacing w:after="0"/>
+      </w:pPr>
+      <w:proofErr w:type="spellStart"/>
+      <w:r>
+        <w:t>def</w:t>
+      </w:r>
+      <w:proofErr w:type="spellEnd"/>
+      <w:r>
+        <w:t xml:space="preserve"> </w:t>
+      </w:r>
+      <w:proofErr w:type="spellStart"/>
+      <w:r>
+        <w:t>enviar_a_siigo</w:t>
+      </w:r>
+      <w:proofErr w:type="spellEnd"/>
+      <w:r>
+        <w:t xml:space="preserve">(factura, </w:t>
+      </w:r>
+      <w:proofErr w:type="spellStart"/>
+      <w:r>
+        <w:t>xml_string</w:t>
+      </w:r>
+      <w:proofErr w:type="spellEnd"/>
+      <w:r>
+        <w:t>):</w:t>
+      </w:r>
+    </w:p>
+    <w:p>
+      <w:pPr>
+        <w:spacing w:after="0"/>
+      </w:pPr>
+    </w:p>
+    <w:p>
+      <w:pPr>
+        <w:spacing w:after="0"/>
+      </w:pPr>
+      <w:r>
+        <w:t xml:space="preserve">    </w:t>
+      </w:r>
+      <w:proofErr w:type="spellStart"/>
+      <w:r>
+        <w:t>nit_real</w:t>
+      </w:r>
+      <w:proofErr w:type="spellEnd"/>
+      <w:r>
+        <w:t xml:space="preserve"> = </w:t>
+      </w:r>
+      <w:proofErr w:type="spellStart"/>
+      <w:r>
+        <w:t>obtener_nit_desde_xml</w:t>
+      </w:r>
+      <w:proofErr w:type="spellEnd"/>
+      <w:r>
+        <w:t>(</w:t>
+      </w:r>
+      <w:proofErr w:type="spellStart"/>
+      <w:r>
+        <w:t>xml_string</w:t>
+      </w:r>
+      <w:proofErr w:type="spellEnd"/>
+      <w:r>
+        <w:t>)</w:t>
+      </w:r>
+    </w:p>
+    <w:p>
+      <w:pPr>
+        <w:spacing w:after="0"/>
+      </w:pPr>
+    </w:p>
+    <w:p>
+      <w:pPr>
+        <w:spacing w:after="0"/>
+      </w:pPr>
+      <w:r>
+        <w:t xml:space="preserve">    </w:t>
+      </w:r>
+      <w:proofErr w:type="spellStart"/>
+      <w:r>
+        <w:t>numero_raw</w:t>
+      </w:r>
+      <w:proofErr w:type="spellEnd"/>
+      <w:r>
+        <w:t xml:space="preserve"> = </w:t>
+      </w:r>
+      <w:proofErr w:type="spellStart"/>
+      <w:r>
+        <w:t>factura.get</w:t>
+      </w:r>
+      <w:proofErr w:type="spellEnd"/>
+      <w:r>
+        <w:t>("</w:t>
+      </w:r>
+      <w:proofErr w:type="spellStart"/>
+      <w:r>
+        <w:t>numero_factura</w:t>
+      </w:r>
+      <w:proofErr w:type="spellEnd"/>
+      <w:r>
+        <w:t>", "")</w:t>
+      </w:r>
+    </w:p>
+    <w:p>
+      <w:pPr>
+        <w:spacing w:after="0"/>
+      </w:pPr>
+      <w:r>
+        <w:t xml:space="preserve">    match = </w:t>
+      </w:r>
+      <w:proofErr w:type="spellStart"/>
+      <w:r>
+        <w:t>re.match</w:t>
+      </w:r>
+      <w:proofErr w:type="spellEnd"/>
+      <w:r>
+        <w:t>(r"([A-</w:t>
+      </w:r>
+      <w:proofErr w:type="spellStart"/>
+      <w:r>
+        <w:t>Za</w:t>
+      </w:r>
+      <w:proofErr w:type="spellEnd"/>
+      <w:r>
+        <w:t xml:space="preserve">-z]*)(\d+)", </w:t>
+      </w:r>
+      <w:proofErr w:type="spellStart"/>
+      <w:r>
+        <w:t>numero_raw</w:t>
+      </w:r>
+      <w:proofErr w:type="spellEnd"/>
+      <w:r>
+        <w:t>)</w:t>
+      </w:r>
+    </w:p>
+    <w:p>
+      <w:pPr>
+        <w:spacing w:after="0"/>
+      </w:pPr>
+      <w:r>
+        <w:t xml:space="preserve">    prefijo = </w:t>
+      </w:r>
+      <w:proofErr w:type="spellStart"/>
+      <w:r>
+        <w:t>match.group</w:t>
+      </w:r>
+      <w:proofErr w:type="spellEnd"/>
+      <w:r>
+        <w:t xml:space="preserve">(1) </w:t>
+      </w:r>
+      <w:proofErr w:type="spellStart"/>
+      <w:r>
+        <w:t>if</w:t>
+      </w:r>
+      <w:proofErr w:type="spellEnd"/>
+      <w:r>
+        <w:t xml:space="preserve"> match and </w:t>
+      </w:r>
+      <w:proofErr w:type="spellStart"/>
+      <w:r>
+        <w:t>match.group</w:t>
+      </w:r>
+      <w:proofErr w:type="spellEnd"/>
+      <w:r>
+        <w:t xml:space="preserve">(1) </w:t>
+      </w:r>
+      <w:proofErr w:type="spellStart"/>
+      <w:r>
+        <w:t>else</w:t>
+      </w:r>
+      <w:proofErr w:type="spellEnd"/>
+      <w:r>
+        <w:t xml:space="preserve"> "FC"</w:t>
+      </w:r>
+    </w:p>
+    <w:p>
+      <w:pPr>
+        <w:spacing w:after="0"/>
+      </w:pPr>
+      <w:r>
+        <w:t xml:space="preserve">    numero = </w:t>
+      </w:r>
+      <w:proofErr w:type="spellStart"/>
+      <w:r>
+        <w:t>int</w:t>
+      </w:r>
+      <w:proofErr w:type="spellEnd"/>
+      <w:r>
+        <w:t>(</w:t>
+      </w:r>
+      <w:proofErr w:type="spellStart"/>
+      <w:r>
+        <w:t>match.group</w:t>
+      </w:r>
+      <w:proofErr w:type="spellEnd"/>
+      <w:r>
+        <w:t xml:space="preserve">(2)) </w:t>
+      </w:r>
+      <w:proofErr w:type="spellStart"/>
+      <w:r>
+        <w:t>if</w:t>
+      </w:r>
+      <w:proofErr w:type="spellEnd"/>
+      <w:r>
+        <w:t xml:space="preserve"> match </w:t>
+      </w:r>
+      <w:proofErr w:type="spellStart"/>
+      <w:r>
+        <w:t>else</w:t>
+      </w:r>
+      <w:proofErr w:type="spellEnd"/>
+      <w:r>
+        <w:t xml:space="preserve"> 1</w:t>
+      </w:r>
+    </w:p>
+    <w:p>
+      <w:pPr>
+        <w:spacing w:after="0"/>
+      </w:pPr>
+      <w:r>
+        <w:t>    subtotal = round(factura["totales"]["subtotal"], 2)</w:t>
+      </w:r>
+    </w:p>
+    <w:p>
+      <w:pPr>
+        <w:spacing w:after="0"/>
+      </w:pPr>
+      <w:r>
+        <w:t xml:space="preserve">    </w:t>
+      </w:r>
+      <w:proofErr w:type="spellStart"/>
+      <w:r>
+        <w:t>iva_total</w:t>
+      </w:r>
+      <w:proofErr w:type="spellEnd"/>
+      <w:r>
+        <w:t xml:space="preserve"> = round(factura["</w:t>
+      </w:r>
+      <w:proofErr w:type="spellStart"/>
+      <w:r>
+        <w:t>iva_total</w:t>
+      </w:r>
+      <w:proofErr w:type="spellEnd"/>
+      <w:r>
+        <w:t>"], 2)</w:t>
+      </w:r>
+    </w:p>
+    <w:p>
+      <w:pPr>
+        <w:spacing w:after="0"/>
+      </w:pPr>
+      <w:r>
+        <w:t xml:space="preserve">    base = </w:t>
+      </w:r>
+      <w:proofErr w:type="spellStart"/>
+      <w:r>
+        <w:t>factura.get</w:t>
+      </w:r>
+      <w:proofErr w:type="spellEnd"/>
+      <w:r>
+        <w:t>("base", {})</w:t>
+      </w:r>
+    </w:p>
+    <w:p>
+      <w:pPr>
+        <w:spacing w:after="0"/>
+      </w:pPr>
+      <w:r>
+        <w:t xml:space="preserve">    </w:t>
+      </w:r>
+      <w:proofErr w:type="spellStart"/>
+      <w:r>
+        <w:t>total_calculado</w:t>
+      </w:r>
+      <w:proofErr w:type="spellEnd"/>
+      <w:r>
+        <w:t xml:space="preserve"> = 0</w:t>
+      </w:r>
+    </w:p>
+    <w:p>
+      <w:pPr>
+        <w:spacing w:after="0"/>
+      </w:pPr>
+      <w:r>
+        <w:t>    # 19%</w:t>
+      </w:r>
+    </w:p>
+    <w:p>
+      <w:pPr>
+        <w:spacing w:after="0"/>
+      </w:pPr>
+      <w:r>
+        <w:t xml:space="preserve">    </w:t>
+      </w:r>
+      <w:proofErr w:type="spellStart"/>
+      <w:r>
+        <w:t>total_calculado</w:t>
+      </w:r>
+      <w:proofErr w:type="spellEnd"/>
+      <w:r>
+        <w:t xml:space="preserve"> += </w:t>
+      </w:r>
+      <w:proofErr w:type="spellStart"/>
+      <w:r>
+        <w:t>float</w:t>
+      </w:r>
+      <w:proofErr w:type="spellEnd"/>
+      <w:r>
+        <w:t>(</w:t>
+      </w:r>
+      <w:proofErr w:type="spellStart"/>
+      <w:r>
+        <w:t>base.get</w:t>
+      </w:r>
+      <w:proofErr w:type="spellEnd"/>
+      <w:r>
+        <w:t>("19", 0)) * 1.19</w:t>
+      </w:r>
+    </w:p>
+    <w:p>
+      <w:pPr>
+        <w:spacing w:after="0"/>
+      </w:pPr>
+      <w:r>
+        <w:t>    # 5%</w:t>
+      </w:r>
+    </w:p>
+    <w:p>
+      <w:pPr>
+        <w:spacing w:after="0"/>
+      </w:pPr>
+      <w:r>
+        <w:t xml:space="preserve">    </w:t>
+      </w:r>
+      <w:proofErr w:type="spellStart"/>
+      <w:r>
+        <w:t>total_calculado</w:t>
+      </w:r>
+      <w:proofErr w:type="spellEnd"/>
+      <w:r>
+        <w:t xml:space="preserve"> += </w:t>
+      </w:r>
+      <w:proofErr w:type="spellStart"/>
+      <w:r>
+        <w:t>float</w:t>
+      </w:r>
+      <w:proofErr w:type="spellEnd"/>
+      <w:r>
+        <w:t>(</w:t>
+      </w:r>
+      <w:proofErr w:type="spellStart"/>
+      <w:r>
+        <w:t>base.get</w:t>
+      </w:r>
+      <w:proofErr w:type="spellEnd"/>
+      <w:r>
+        <w:t>("5", 0)) * 1.05</w:t>
+      </w:r>
+    </w:p>
+    <w:p>
+      <w:pPr>
+        <w:spacing w:after="0"/>
+      </w:pPr>
+      <w:r>
+        <w:t>    # 0%</w:t>
+      </w:r>
+    </w:p>
+    <w:p>
+      <w:pPr>
+        <w:spacing w:after="0"/>
+      </w:pPr>
+      <w:r>
+        <w:t xml:space="preserve">    </w:t>
+      </w:r>
+      <w:proofErr w:type="spellStart"/>
+      <w:r>
+        <w:t>total_calculado</w:t>
+      </w:r>
+      <w:proofErr w:type="spellEnd"/>
+      <w:r>
+        <w:t xml:space="preserve"> += </w:t>
+      </w:r>
+      <w:proofErr w:type="spellStart"/>
+      <w:r>
+        <w:t>float</w:t>
+      </w:r>
+      <w:proofErr w:type="spellEnd"/>
+      <w:r>
+        <w:t>(</w:t>
+      </w:r>
+      <w:proofErr w:type="spellStart"/>
+      <w:r>
+        <w:t>base.get</w:t>
+      </w:r>
+      <w:proofErr w:type="spellEnd"/>
+      <w:r>
+        <w:t>("0", 0))</w:t>
+      </w:r>
+    </w:p>
+    <w:p>
+      <w:pPr>
+        <w:spacing w:after="0"/>
+      </w:pPr>
+      <w:r>
+        <w:t xml:space="preserve">    </w:t>
+      </w:r>
+      <w:proofErr w:type="spellStart"/>
+      <w:r>
+        <w:t>payment_correcto</w:t>
+      </w:r>
+      <w:proofErr w:type="spellEnd"/>
+      <w:r>
+        <w:t xml:space="preserve"> = round(</w:t>
+      </w:r>
+      <w:proofErr w:type="spellStart"/>
+      <w:r>
+        <w:t>total_calculado</w:t>
+      </w:r>
+      <w:proofErr w:type="spellEnd"/>
+      <w:r>
+        <w:t>, 2)</w:t>
+      </w:r>
+    </w:p>
+    <w:p>
+      <w:pPr>
+        <w:spacing w:after="0"/>
+      </w:pPr>
+      <w:r>
+        <w:t xml:space="preserve">    </w:t>
+      </w:r>
+    </w:p>
+    <w:p>
+      <w:pPr>
+        <w:spacing w:after="0"/>
+      </w:pPr>
+      <w:r>
+        <w:t xml:space="preserve">    </w:t>
+      </w:r>
+      <w:proofErr w:type="spellStart"/>
+      <w:r>
+        <w:t>print</w:t>
+      </w:r>
+      <w:proofErr w:type="spellEnd"/>
+      <w:r>
+        <w:t xml:space="preserve">("DEBUG → NIT:", </w:t>
+      </w:r>
+      <w:proofErr w:type="spellStart"/>
+      <w:r>
+        <w:t>nit_real</w:t>
+      </w:r>
+      <w:proofErr w:type="spellEnd"/>
+      <w:r>
+        <w:t>)</w:t>
+      </w:r>
+    </w:p>
+    <w:p>
+      <w:pPr>
+        <w:spacing w:after="0"/>
+      </w:pPr>
+      <w:r>
+        <w:lastRenderedPageBreak/>
+        <w:t xml:space="preserve">    </w:t>
+      </w:r>
+      <w:proofErr w:type="spellStart"/>
+      <w:r>
+        <w:t>print</w:t>
+      </w:r>
+      <w:proofErr w:type="spellEnd"/>
+      <w:r>
+        <w:t>("DEBUG → SUBTOTAL (base):", subtotal)</w:t>
+      </w:r>
+    </w:p>
+    <w:p>
+      <w:pPr>
+        <w:spacing w:after="0"/>
+      </w:pPr>
+      <w:r>
+        <w:t xml:space="preserve">    </w:t>
+      </w:r>
+      <w:proofErr w:type="spellStart"/>
+      <w:r>
+        <w:t>print</w:t>
+      </w:r>
+      <w:proofErr w:type="spellEnd"/>
+      <w:r>
+        <w:t xml:space="preserve">("DEBUG → IVA XML:", </w:t>
+      </w:r>
+      <w:proofErr w:type="spellStart"/>
+      <w:r>
+        <w:t>iva_total</w:t>
+      </w:r>
+      <w:proofErr w:type="spellEnd"/>
+      <w:r>
+        <w:t>)</w:t>
+      </w:r>
+    </w:p>
+    <w:p>
+      <w:pPr>
+        <w:spacing w:after="0"/>
+      </w:pPr>
+      <w:r>
+        <w:t xml:space="preserve">    </w:t>
+      </w:r>
+      <w:proofErr w:type="spellStart"/>
+      <w:r>
+        <w:t>print</w:t>
+      </w:r>
+      <w:proofErr w:type="spellEnd"/>
+      <w:r>
+        <w:t xml:space="preserve">("DEBUG → PAYMENT:", </w:t>
+      </w:r>
+      <w:proofErr w:type="spellStart"/>
+      <w:r>
+        <w:t>payment_correcto</w:t>
+      </w:r>
+      <w:proofErr w:type="spellEnd"/>
+      <w:r>
+        <w:t>)</w:t>
+      </w:r>
+    </w:p>
+    <w:p>
+      <w:pPr>
+        <w:spacing w:after="0"/>
+      </w:pPr>
+    </w:p>
+    <w:p>
+      <w:pPr>
+        <w:spacing w:after="0"/>
+      </w:pPr>
+      <w:r>
+        <w:t xml:space="preserve">    # </w:t>
+      </w:r>
+      <w:r>
+        <w:rPr>
+          <w:rFonts w:ascii="Segoe UI Emoji" w:hAnsi="Segoe UI Emoji" w:cs="Segoe UI Emoji"/>
+        </w:rPr>
+        <w:t>🔹</w:t>
+      </w:r>
+      <w:r>
+        <w:t xml:space="preserve"> CONSTRUCCIÓN DE ITEMS POR TARIFA</w:t>
+      </w:r>
+    </w:p>
+    <w:p>
+      <w:pPr>
+        <w:spacing w:after="0"/>
+      </w:pPr>
+      <w:r>
+        <w:t xml:space="preserve">    base = </w:t>
+      </w:r>
+      <w:proofErr w:type="spellStart"/>
+      <w:r>
+        <w:t>factura.get</w:t>
+      </w:r>
+      <w:proofErr w:type="spellEnd"/>
+      <w:r>
+        <w:t>("base", {})</w:t>
+      </w:r>
+    </w:p>
+    <w:p>
+      <w:pPr>
+        <w:spacing w:after="0"/>
+      </w:pPr>
+      <w:r>
+        <w:t xml:space="preserve">    </w:t>
+      </w:r>
+      <w:proofErr w:type="spellStart"/>
+      <w:r>
+        <w:t>items</w:t>
+      </w:r>
+      <w:proofErr w:type="spellEnd"/>
+      <w:r>
+        <w:t xml:space="preserve"> = []</w:t>
+      </w:r>
+    </w:p>
+    <w:p>
+      <w:pPr>
+        <w:spacing w:after="0"/>
+      </w:pPr>
+    </w:p>
+    <w:p>
+      <w:pPr>
+        <w:spacing w:after="0"/>
+      </w:pPr>
+      <w:r>
+        <w:t>    # IVA 19%</w:t>
+      </w:r>
+    </w:p>
+    <w:p>
+      <w:pPr>
+        <w:spacing w:after="0"/>
+      </w:pPr>
+      <w:r>
+        <w:t xml:space="preserve">    </w:t>
+      </w:r>
+      <w:proofErr w:type="spellStart"/>
+      <w:r>
+        <w:t>if</w:t>
+      </w:r>
+      <w:proofErr w:type="spellEnd"/>
+      <w:r>
+        <w:t xml:space="preserve"> </w:t>
+      </w:r>
+      <w:proofErr w:type="spellStart"/>
+      <w:r>
+        <w:t>base.get</w:t>
+      </w:r>
+      <w:proofErr w:type="spellEnd"/>
+      <w:r>
+        <w:t>("19", 0) &gt; 0:</w:t>
+      </w:r>
+    </w:p>
+    <w:p>
+      <w:pPr>
+        <w:spacing w:after="0"/>
+      </w:pPr>
+      <w:r>
+        <w:t xml:space="preserve">        </w:t>
+      </w:r>
+      <w:proofErr w:type="spellStart"/>
+      <w:r>
+        <w:t>items.append</w:t>
+      </w:r>
+      <w:proofErr w:type="spellEnd"/>
+      <w:r>
+        <w:t>({</w:t>
+      </w:r>
+    </w:p>
+    <w:p>
+      <w:pPr>
+        <w:spacing w:after="0"/>
+      </w:pPr>
+      <w:r>
+        <w:t>            "</w:t>
+      </w:r>
+      <w:proofErr w:type="spellStart"/>
+      <w:r>
+        <w:t>code</w:t>
+      </w:r>
+      <w:proofErr w:type="spellEnd"/>
+      <w:r>
+        <w:t>": "72057201",</w:t>
+      </w:r>
+    </w:p>
+    <w:p>
+      <w:pPr>
+        <w:spacing w:after="0"/>
+      </w:pPr>
+      <w:r>
+        <w:t>            "</w:t>
+      </w:r>
+      <w:proofErr w:type="spellStart"/>
+      <w:r>
+        <w:t>description</w:t>
+      </w:r>
+      <w:proofErr w:type="spellEnd"/>
+      <w:r>
+        <w:t>": "Compra gravada 19%",</w:t>
+      </w:r>
+    </w:p>
+    <w:p>
+      <w:pPr>
+        <w:spacing w:after="0"/>
+      </w:pPr>
+      <w:r>
+        <w:t>            "</w:t>
+      </w:r>
+      <w:proofErr w:type="spellStart"/>
+      <w:r>
+        <w:t>quantity</w:t>
+      </w:r>
+      <w:proofErr w:type="spellEnd"/>
+      <w:r>
+        <w:t>": 1,</w:t>
+      </w:r>
+    </w:p>
+    <w:p>
+      <w:pPr>
+        <w:spacing w:after="0"/>
+      </w:pPr>
+      <w:r>
+        <w:t>            "</w:t>
+      </w:r>
+      <w:proofErr w:type="spellStart"/>
+      <w:r>
+        <w:t>price</w:t>
+      </w:r>
+      <w:proofErr w:type="spellEnd"/>
+      <w:r>
+        <w:t xml:space="preserve">": </w:t>
+      </w:r>
+      <w:proofErr w:type="spellStart"/>
+      <w:r>
+        <w:t>float</w:t>
+      </w:r>
+      <w:proofErr w:type="spellEnd"/>
+      <w:r>
+        <w:t>(base["19"]),</w:t>
+      </w:r>
+    </w:p>
+    <w:p>
+      <w:pPr>
+        <w:spacing w:after="0"/>
+      </w:pPr>
+      <w:r>
+        <w:t>            "</w:t>
+      </w:r>
+      <w:proofErr w:type="spellStart"/>
+      <w:r>
+        <w:t>type</w:t>
+      </w:r>
+      <w:proofErr w:type="spellEnd"/>
+      <w:r>
+        <w:t>": "</w:t>
+      </w:r>
+      <w:proofErr w:type="spellStart"/>
+      <w:r>
+        <w:t>Account</w:t>
+      </w:r>
+      <w:proofErr w:type="spellEnd"/>
+      <w:r>
+        <w:t>",</w:t>
+      </w:r>
+    </w:p>
+    <w:p>
+      <w:pPr>
+        <w:spacing w:after="0"/>
+      </w:pPr>
+      <w:r>
+        <w:t>            "</w:t>
+      </w:r>
+      <w:proofErr w:type="spellStart"/>
+      <w:r>
+        <w:t>taxes</w:t>
+      </w:r>
+      <w:proofErr w:type="spellEnd"/>
+      <w:r>
+        <w:t>": [{"id": 8326}]</w:t>
+      </w:r>
+    </w:p>
+    <w:p>
+      <w:pPr>
+        <w:spacing w:after="0"/>
+      </w:pPr>
+      <w:r>
+        <w:t>        })</w:t>
+      </w:r>
+    </w:p>
+    <w:p>
+      <w:pPr>
+        <w:spacing w:after="0"/>
+      </w:pPr>
+    </w:p>
+    <w:p>
+      <w:pPr>
+        <w:spacing w:after="0"/>
+      </w:pPr>
+      <w:r>
+        <w:t>    # IVA 5%</w:t>
+      </w:r>
+    </w:p>
+    <w:p>
+      <w:pPr>
+        <w:spacing w:after="0"/>
+      </w:pPr>
+      <w:r>
+        <w:t xml:space="preserve">    </w:t>
+      </w:r>
+      <w:proofErr w:type="spellStart"/>
+      <w:r>
+        <w:t>if</w:t>
+      </w:r>
+      <w:proofErr w:type="spellEnd"/>
+      <w:r>
+        <w:t xml:space="preserve"> </w:t>
+      </w:r>
+      <w:proofErr w:type="spellStart"/>
+      <w:r>
+        <w:t>base.get</w:t>
+      </w:r>
+      <w:proofErr w:type="spellEnd"/>
+      <w:r>
+        <w:t>("5", 0) &gt; 0:</w:t>
+      </w:r>
+    </w:p>
+    <w:p>
+      <w:pPr>
+        <w:spacing w:after="0"/>
+      </w:pPr>
+      <w:r>
+        <w:t xml:space="preserve">        </w:t>
+      </w:r>
+      <w:proofErr w:type="spellStart"/>
+      <w:r>
+        <w:t>items.append</w:t>
+      </w:r>
+      <w:proofErr w:type="spellEnd"/>
+      <w:r>
+        <w:t>({</w:t>
+      </w:r>
+    </w:p>
+    <w:p>
+      <w:pPr>
+        <w:spacing w:after="0"/>
+      </w:pPr>
+      <w:r>
+        <w:t>            "</w:t>
+      </w:r>
+      <w:proofErr w:type="spellStart"/>
+      <w:r>
+        <w:t>code</w:t>
+      </w:r>
+      <w:proofErr w:type="spellEnd"/>
+      <w:r>
+        <w:t>": "72057201",</w:t>
+      </w:r>
+    </w:p>
+    <w:p>
+      <w:pPr>
+        <w:spacing w:after="0"/>
+      </w:pPr>
+      <w:r>
+        <w:t>            "</w:t>
+      </w:r>
+      <w:proofErr w:type="spellStart"/>
+      <w:r>
+        <w:t>description</w:t>
+      </w:r>
+      <w:proofErr w:type="spellEnd"/>
+      <w:r>
+        <w:t>": "Compra gravada 5%",</w:t>
+      </w:r>
+    </w:p>
+    <w:p>
+      <w:pPr>
+        <w:spacing w:after="0"/>
+      </w:pPr>
+      <w:r>
+        <w:t>            "</w:t>
+      </w:r>
+      <w:proofErr w:type="spellStart"/>
+      <w:r>
+        <w:t>quantity</w:t>
+      </w:r>
+      <w:proofErr w:type="spellEnd"/>
+      <w:r>
+        <w:t>": 1,</w:t>
+      </w:r>
+    </w:p>
+    <w:p>
+      <w:pPr>
+        <w:spacing w:after="0"/>
+      </w:pPr>
+      <w:r>
+        <w:t>            "</w:t>
+      </w:r>
+      <w:proofErr w:type="spellStart"/>
+      <w:r>
+        <w:t>price</w:t>
+      </w:r>
+      <w:proofErr w:type="spellEnd"/>
+      <w:r>
+        <w:t xml:space="preserve">": </w:t>
+      </w:r>
+      <w:proofErr w:type="spellStart"/>
+      <w:r>
+        <w:t>float</w:t>
+      </w:r>
+      <w:proofErr w:type="spellEnd"/>
+      <w:r>
+        <w:t>(base["5"]),</w:t>
+      </w:r>
+    </w:p>
+    <w:p>
+      <w:pPr>
+        <w:spacing w:after="0"/>
+      </w:pPr>
+      <w:r>
+        <w:t>            "</w:t>
+      </w:r>
+      <w:proofErr w:type="spellStart"/>
+      <w:r>
+        <w:t>type</w:t>
+      </w:r>
+      <w:proofErr w:type="spellEnd"/>
+      <w:r>
+        <w:t>": "</w:t>
+      </w:r>
+      <w:proofErr w:type="spellStart"/>
+      <w:r>
+        <w:t>Account</w:t>
+      </w:r>
+      <w:proofErr w:type="spellEnd"/>
+      <w:r>
+        <w:t>",</w:t>
+      </w:r>
+    </w:p>
+    <w:p>
+      <w:pPr>
+        <w:spacing w:after="0"/>
+      </w:pPr>
+      <w:r>
+        <w:t>            "</w:t>
+      </w:r>
+      <w:proofErr w:type="spellStart"/>
+      <w:r>
+        <w:t>taxes</w:t>
+      </w:r>
+      <w:proofErr w:type="spellEnd"/>
+      <w:r>
+        <w:t>": [{"id": 8327}]</w:t>
+      </w:r>
+    </w:p>
+    <w:p>
+      <w:pPr>
+        <w:spacing w:after="0"/>
+      </w:pPr>
+      <w:r>
+        <w:t>        })</w:t>
+      </w:r>
+    </w:p>
+    <w:p>
+      <w:pPr>
+        <w:spacing w:after="0"/>
+      </w:pPr>
+    </w:p>
+    <w:p>
+      <w:pPr>
+        <w:spacing w:after="0"/>
+      </w:pPr>
+      <w:r>
+        <w:t>    # EXCLUIDO / EXENTO</w:t>
+      </w:r>
+    </w:p>
+    <w:p>
+      <w:pPr>
+        <w:spacing w:after="0"/>
+      </w:pPr>
+      <w:r>
+        <w:t xml:space="preserve">    </w:t>
+      </w:r>
+      <w:proofErr w:type="spellStart"/>
+      <w:r>
+        <w:t>if</w:t>
+      </w:r>
+      <w:proofErr w:type="spellEnd"/>
+      <w:r>
+        <w:t xml:space="preserve"> </w:t>
+      </w:r>
+      <w:proofErr w:type="spellStart"/>
+      <w:r>
+        <w:t>base.get</w:t>
+      </w:r>
+      <w:proofErr w:type="spellEnd"/>
+      <w:r>
+        <w:t>("0", 0) &gt; 0:</w:t>
+      </w:r>
+    </w:p>
+    <w:p>
+      <w:pPr>
+        <w:spacing w:after="0"/>
+      </w:pPr>
+      <w:r>
+        <w:t xml:space="preserve">        </w:t>
+      </w:r>
+      <w:proofErr w:type="spellStart"/>
+      <w:r>
+        <w:t>items.append</w:t>
+      </w:r>
+      <w:proofErr w:type="spellEnd"/>
+      <w:r>
+        <w:t>({</w:t>
+      </w:r>
+    </w:p>
+    <w:p>
+      <w:pPr>
+        <w:spacing w:after="0"/>
+      </w:pPr>
+      <w:r>
+        <w:t>            "</w:t>
+      </w:r>
+      <w:proofErr w:type="spellStart"/>
+      <w:r>
+        <w:t>code</w:t>
+      </w:r>
+      <w:proofErr w:type="spellEnd"/>
+      <w:r>
+        <w:t>": "72057201",</w:t>
+      </w:r>
+    </w:p>
+    <w:p>
+      <w:pPr>
+        <w:spacing w:after="0"/>
+      </w:pPr>
+      <w:r>
+        <w:t>            "</w:t>
+      </w:r>
+      <w:proofErr w:type="spellStart"/>
+      <w:r>
+        <w:t>description</w:t>
+      </w:r>
+      <w:proofErr w:type="spellEnd"/>
+      <w:r>
+        <w:t>": "Compra excluida",</w:t>
+      </w:r>
+    </w:p>
+    <w:p>
+      <w:pPr>
+        <w:spacing w:after="0"/>
+      </w:pPr>
+      <w:r>
+        <w:t>            "</w:t>
+      </w:r>
+      <w:proofErr w:type="spellStart"/>
+      <w:r>
+        <w:t>quantity</w:t>
+      </w:r>
+      <w:proofErr w:type="spellEnd"/>
+      <w:r>
+        <w:t>": 1,</w:t>
+      </w:r>
+    </w:p>
+    <w:p>
+      <w:pPr>
+        <w:spacing w:after="0"/>
+      </w:pPr>
+      <w:r>
+        <w:t>            "</w:t>
+      </w:r>
+      <w:proofErr w:type="spellStart"/>
+      <w:r>
+        <w:t>price</w:t>
+      </w:r>
+      <w:proofErr w:type="spellEnd"/>
+      <w:r>
+        <w:t xml:space="preserve">": </w:t>
+      </w:r>
+      <w:proofErr w:type="spellStart"/>
+      <w:r>
+        <w:t>float</w:t>
+      </w:r>
+      <w:proofErr w:type="spellEnd"/>
+      <w:r>
+        <w:t>(base["0"]),</w:t>
+      </w:r>
+    </w:p>
+    <w:p>
+      <w:pPr>
+        <w:spacing w:after="0"/>
+      </w:pPr>
+      <w:r>
+        <w:t>            "</w:t>
+      </w:r>
+      <w:proofErr w:type="spellStart"/>
+      <w:r>
+        <w:t>type</w:t>
+      </w:r>
+      <w:proofErr w:type="spellEnd"/>
+      <w:r>
+        <w:t>": "</w:t>
+      </w:r>
+      <w:proofErr w:type="spellStart"/>
+      <w:r>
+        <w:t>Account</w:t>
+      </w:r>
+      <w:proofErr w:type="spellEnd"/>
+      <w:r>
+        <w:t>",</w:t>
+      </w:r>
+    </w:p>
+    <w:p>
+      <w:pPr>
+        <w:spacing w:after="0"/>
+      </w:pPr>
+      <w:r>
+        <w:lastRenderedPageBreak/>
+        <w:t>            "</w:t>
+      </w:r>
+      <w:proofErr w:type="spellStart"/>
+      <w:r>
+        <w:t>taxes</w:t>
+      </w:r>
+      <w:proofErr w:type="spellEnd"/>
+      <w:r>
+        <w:t>": [{"id": 14057}]</w:t>
+      </w:r>
+    </w:p>
+    <w:p>
+      <w:pPr>
+        <w:spacing w:after="0"/>
+      </w:pPr>
+      <w:r>
+        <w:t>        })</w:t>
+      </w:r>
+    </w:p>
+    <w:p>
+      <w:pPr>
+        <w:spacing w:after="0"/>
+      </w:pPr>
+    </w:p>
+    <w:p>
+      <w:pPr>
+        <w:spacing w:after="0"/>
+      </w:pPr>
+      <w:r>
+        <w:t xml:space="preserve">    # </w:t>
+      </w:r>
+      <w:proofErr w:type="spellStart"/>
+      <w:r>
+        <w:t>Fallback</w:t>
+      </w:r>
+      <w:proofErr w:type="spellEnd"/>
+      <w:r>
+        <w:t xml:space="preserve"> si base no está definida</w:t>
+      </w:r>
+    </w:p>
+    <w:p>
+      <w:pPr>
+        <w:spacing w:after="0"/>
+      </w:pPr>
+      <w:r>
+        <w:t xml:space="preserve">    </w:t>
+      </w:r>
+      <w:proofErr w:type="spellStart"/>
+      <w:r>
+        <w:t>if</w:t>
+      </w:r>
+      <w:proofErr w:type="spellEnd"/>
+      <w:r>
+        <w:t xml:space="preserve"> </w:t>
+      </w:r>
+      <w:proofErr w:type="spellStart"/>
+      <w:r>
+        <w:t>not</w:t>
+      </w:r>
+      <w:proofErr w:type="spellEnd"/>
+      <w:r>
+        <w:t xml:space="preserve"> </w:t>
+      </w:r>
+      <w:proofErr w:type="spellStart"/>
+      <w:r>
+        <w:t>items</w:t>
+      </w:r>
+      <w:proofErr w:type="spellEnd"/>
+      <w:r>
+        <w:t>:</w:t>
+      </w:r>
+    </w:p>
+    <w:p>
+      <w:pPr>
+        <w:spacing w:after="0"/>
+      </w:pPr>
+      <w:r>
+        <w:t xml:space="preserve">        </w:t>
+      </w:r>
+      <w:proofErr w:type="spellStart"/>
+      <w:r>
+        <w:t>items.append</w:t>
+      </w:r>
+      <w:proofErr w:type="spellEnd"/>
+      <w:r>
+        <w:t>({</w:t>
+      </w:r>
+    </w:p>
+    <w:p>
+      <w:pPr>
+        <w:spacing w:after="0"/>
+      </w:pPr>
+      <w:r>
+        <w:t>            "</w:t>
+      </w:r>
+      <w:proofErr w:type="spellStart"/>
+      <w:r>
+        <w:t>code</w:t>
+      </w:r>
+      <w:proofErr w:type="spellEnd"/>
+      <w:r>
+        <w:t>": "72057201",</w:t>
+      </w:r>
+    </w:p>
+    <w:p>
+      <w:pPr>
+        <w:spacing w:after="0"/>
+      </w:pPr>
+      <w:r>
+        <w:t>            "</w:t>
+      </w:r>
+      <w:proofErr w:type="spellStart"/>
+      <w:r>
+        <w:t>description</w:t>
+      </w:r>
+      <w:proofErr w:type="spellEnd"/>
+      <w:r>
+        <w:t>": "Compra consolidada",</w:t>
+      </w:r>
+    </w:p>
+    <w:p>
+      <w:pPr>
+        <w:spacing w:after="0"/>
+      </w:pPr>
+      <w:r>
+        <w:t>            "</w:t>
+      </w:r>
+      <w:proofErr w:type="spellStart"/>
+      <w:r>
+        <w:t>quantity</w:t>
+      </w:r>
+      <w:proofErr w:type="spellEnd"/>
+      <w:r>
+        <w:t>": 1,</w:t>
+      </w:r>
+    </w:p>
+    <w:p>
+      <w:pPr>
+        <w:spacing w:after="0"/>
+      </w:pPr>
+      <w:r>
+        <w:t>            "</w:t>
+      </w:r>
+      <w:proofErr w:type="spellStart"/>
+      <w:r>
+        <w:t>price</w:t>
+      </w:r>
+      <w:proofErr w:type="spellEnd"/>
+      <w:r>
+        <w:t>": subtotal,</w:t>
+      </w:r>
+    </w:p>
+    <w:p>
+      <w:pPr>
+        <w:spacing w:after="0"/>
+      </w:pPr>
+      <w:r>
+        <w:t>            "</w:t>
+      </w:r>
+      <w:proofErr w:type="spellStart"/>
+      <w:r>
+        <w:t>type</w:t>
+      </w:r>
+      <w:proofErr w:type="spellEnd"/>
+      <w:r>
+        <w:t>": "</w:t>
+      </w:r>
+      <w:proofErr w:type="spellStart"/>
+      <w:r>
+        <w:t>Account</w:t>
+      </w:r>
+      <w:proofErr w:type="spellEnd"/>
+      <w:r>
+        <w:t>",</w:t>
+      </w:r>
+    </w:p>
+    <w:p>
+      <w:pPr>
+        <w:spacing w:after="0"/>
+      </w:pPr>
+      <w:r>
+        <w:t>            **({"</w:t>
+      </w:r>
+      <w:proofErr w:type="spellStart"/>
+      <w:r>
+        <w:t>taxes</w:t>
+      </w:r>
+      <w:proofErr w:type="spellEnd"/>
+      <w:r>
+        <w:t xml:space="preserve">": [{"id": 8326}]} </w:t>
+      </w:r>
+      <w:proofErr w:type="spellStart"/>
+      <w:r>
+        <w:t>if</w:t>
+      </w:r>
+      <w:proofErr w:type="spellEnd"/>
+      <w:r>
+        <w:t xml:space="preserve"> </w:t>
+      </w:r>
+      <w:proofErr w:type="spellStart"/>
+      <w:r>
+        <w:t>iva_total</w:t>
+      </w:r>
+      <w:proofErr w:type="spellEnd"/>
+      <w:r>
+        <w:t xml:space="preserve"> &gt; 0 </w:t>
+      </w:r>
+      <w:proofErr w:type="spellStart"/>
+      <w:r>
+        <w:t>else</w:t>
+      </w:r>
+      <w:proofErr w:type="spellEnd"/>
+      <w:r>
+        <w:t xml:space="preserve"> {})</w:t>
+      </w:r>
+    </w:p>
+    <w:p>
+      <w:pPr>
+        <w:spacing w:after="0"/>
+      </w:pPr>
+      <w:r>
+        <w:t>        })</w:t>
+      </w:r>
+    </w:p>
+    <w:p>
+      <w:pPr>
+        <w:spacing w:after="0"/>
+      </w:pPr>
+    </w:p>
+    <w:p>
+      <w:pPr>
+        <w:spacing w:after="0"/>
+      </w:pPr>
+      <w:r>
+        <w:t>    data = {</w:t>
+      </w:r>
+    </w:p>
+    <w:p>
+      <w:pPr>
+        <w:spacing w:after="0"/>
+      </w:pPr>
+      <w:r>
+        <w:t>        "</w:t>
+      </w:r>
+      <w:proofErr w:type="spellStart"/>
+      <w:r>
+        <w:t>document</w:t>
+      </w:r>
+      <w:proofErr w:type="spellEnd"/>
+      <w:r>
+        <w:t>": {"id": 15481},</w:t>
+      </w:r>
+    </w:p>
+    <w:p>
+      <w:pPr>
+        <w:spacing w:after="0"/>
+      </w:pPr>
+      <w:r>
+        <w:t>        "date": factura["fecha"],</w:t>
+      </w:r>
+    </w:p>
+    <w:p>
+      <w:pPr>
+        <w:spacing w:after="0"/>
+      </w:pPr>
+      <w:r>
+        <w:t>        "</w:t>
+      </w:r>
+      <w:proofErr w:type="spellStart"/>
+      <w:r>
+        <w:t>provider_invoice</w:t>
+      </w:r>
+      <w:proofErr w:type="spellEnd"/>
+      <w:r>
+        <w:t>": {</w:t>
+      </w:r>
+    </w:p>
+    <w:p>
+      <w:pPr>
+        <w:spacing w:after="0"/>
+      </w:pPr>
+      <w:r>
+        <w:t>            "</w:t>
+      </w:r>
+      <w:proofErr w:type="spellStart"/>
+      <w:r>
+        <w:t>prefix</w:t>
+      </w:r>
+      <w:proofErr w:type="spellEnd"/>
+      <w:r>
+        <w:t>": prefijo,</w:t>
+      </w:r>
+    </w:p>
+    <w:p>
+      <w:pPr>
+        <w:spacing w:after="0"/>
+      </w:pPr>
+      <w:r>
+        <w:t>            "</w:t>
+      </w:r>
+      <w:proofErr w:type="spellStart"/>
+      <w:r>
+        <w:t>number</w:t>
+      </w:r>
+      <w:proofErr w:type="spellEnd"/>
+      <w:r>
+        <w:t>": numero</w:t>
+      </w:r>
+    </w:p>
+    <w:p>
+      <w:pPr>
+        <w:spacing w:after="0"/>
+      </w:pPr>
+      <w:r>
+        <w:t>        },</w:t>
+      </w:r>
+    </w:p>
+    <w:p>
+      <w:pPr>
+        <w:spacing w:after="0"/>
+      </w:pPr>
+      <w:r>
+        <w:t>        "</w:t>
+      </w:r>
+      <w:proofErr w:type="spellStart"/>
+      <w:r>
+        <w:t>supplier</w:t>
+      </w:r>
+      <w:proofErr w:type="spellEnd"/>
+      <w:r>
+        <w:t>": {</w:t>
+      </w:r>
+    </w:p>
+    <w:p>
+      <w:pPr>
+        <w:spacing w:after="0"/>
+      </w:pPr>
+      <w:r>
+        <w:t>            "</w:t>
+      </w:r>
+      <w:proofErr w:type="spellStart"/>
+      <w:r>
+        <w:t>identification</w:t>
+      </w:r>
+      <w:proofErr w:type="spellEnd"/>
+      <w:r>
+        <w:t xml:space="preserve">": </w:t>
+      </w:r>
+      <w:proofErr w:type="spellStart"/>
+      <w:r>
+        <w:t>nit_real</w:t>
+      </w:r>
+      <w:proofErr w:type="spellEnd"/>
+    </w:p>
+    <w:p>
+      <w:pPr>
+        <w:spacing w:after="0"/>
+      </w:pPr>
+      <w:r>
+        <w:t>        },</w:t>
+      </w:r>
+    </w:p>
+    <w:p>
+      <w:pPr>
+        <w:spacing w:after="0"/>
+      </w:pPr>
+      <w:r>
+        <w:t>        "</w:t>
+      </w:r>
+      <w:proofErr w:type="spellStart"/>
+      <w:r>
+        <w:t>cost_center</w:t>
+      </w:r>
+      <w:proofErr w:type="spellEnd"/>
+      <w:r>
+        <w:t>": 1132,</w:t>
+      </w:r>
+    </w:p>
+    <w:p>
+      <w:pPr>
+        <w:spacing w:after="0"/>
+      </w:pPr>
+      <w:r>
+        <w:t>        "</w:t>
+      </w:r>
+      <w:proofErr w:type="spellStart"/>
+      <w:r>
+        <w:t>items</w:t>
+      </w:r>
+      <w:proofErr w:type="spellEnd"/>
+      <w:r>
+        <w:t xml:space="preserve">": </w:t>
+      </w:r>
+      <w:proofErr w:type="spellStart"/>
+      <w:r>
+        <w:t>items</w:t>
+      </w:r>
+      <w:proofErr w:type="spellEnd"/>
+      <w:r>
+        <w:t>,</w:t>
+      </w:r>
+    </w:p>
+    <w:p>
+      <w:pPr>
+        <w:spacing w:after="0"/>
+      </w:pPr>
+      <w:r>
+        <w:t>        "</w:t>
+      </w:r>
+      <w:proofErr w:type="spellStart"/>
+      <w:r>
+        <w:t>payments</w:t>
+      </w:r>
+      <w:proofErr w:type="spellEnd"/>
+      <w:r>
+        <w:t>": [</w:t>
+      </w:r>
+    </w:p>
+    <w:p>
+      <w:pPr>
+        <w:spacing w:after="0"/>
+      </w:pPr>
+      <w:r>
+        <w:t>            {</w:t>
+      </w:r>
+    </w:p>
+    <w:p>
+      <w:pPr>
+        <w:spacing w:after="0"/>
+      </w:pPr>
+      <w:r>
+        <w:t>                "id": 20868,</w:t>
+      </w:r>
+    </w:p>
+    <w:p>
+      <w:pPr>
+        <w:spacing w:after="0"/>
+      </w:pPr>
+      <w:r>
+        <w:t>                "</w:t>
+      </w:r>
+      <w:proofErr w:type="spellStart"/>
+      <w:r>
+        <w:t>value</w:t>
+      </w:r>
+      <w:proofErr w:type="spellEnd"/>
+      <w:r>
+        <w:t xml:space="preserve">": </w:t>
+      </w:r>
+      <w:proofErr w:type="spellStart"/>
+      <w:r>
+        <w:t>payment_correcto</w:t>
+      </w:r>
+      <w:proofErr w:type="spellEnd"/>
+      <w:r>
+        <w:t>,</w:t>
+      </w:r>
+    </w:p>
+    <w:p>
+      <w:pPr>
+        <w:spacing w:after="0"/>
+      </w:pPr>
+      <w:r>
+        <w:t>                "</w:t>
+      </w:r>
+      <w:proofErr w:type="spellStart"/>
+      <w:r>
+        <w:t>due_date</w:t>
+      </w:r>
+      <w:proofErr w:type="spellEnd"/>
+      <w:r>
+        <w:t>": factura["fecha"]</w:t>
+      </w:r>
+    </w:p>
+    <w:p>
+      <w:pPr>
+        <w:spacing w:after="0"/>
+      </w:pPr>
+      <w:r>
+        <w:t>            }</w:t>
+      </w:r>
+    </w:p>
+    <w:p>
+      <w:pPr>
+        <w:spacing w:after="0"/>
+      </w:pPr>
+      <w:r>
+        <w:t>        ]</w:t>
+      </w:r>
+    </w:p>
+    <w:p>
+      <w:pPr>
+        <w:spacing w:after="0"/>
+      </w:pPr>
+      <w:r>
+        <w:t>    }</w:t>
+      </w:r>
+    </w:p>
+    <w:p>
+      <w:pPr>
+        <w:spacing w:after="0"/>
+      </w:pPr>
+    </w:p>
+    <w:p>
+      <w:pPr>
+        <w:spacing w:after="0"/>
+      </w:pPr>
+      <w:r>
+        <w:t xml:space="preserve">    </w:t>
+      </w:r>
+      <w:proofErr w:type="spellStart"/>
+      <w:r>
+        <w:t>headers</w:t>
+      </w:r>
+      <w:proofErr w:type="spellEnd"/>
+      <w:r>
+        <w:t xml:space="preserve"> = </w:t>
+      </w:r>
+      <w:proofErr w:type="spellStart"/>
+      <w:r>
+        <w:t>construir_headers</w:t>
+      </w:r>
+      <w:proofErr w:type="spellEnd"/>
+      <w:r>
+        <w:t>()</w:t>
+      </w:r>
+    </w:p>
+    <w:p>
+      <w:pPr>
+        <w:spacing w:after="0"/>
+      </w:pPr>
+      <w:r>
+        <w:t xml:space="preserve">    response = </w:t>
+      </w:r>
+      <w:proofErr w:type="spellStart"/>
+      <w:r>
+        <w:t>requests.post</w:t>
+      </w:r>
+      <w:proofErr w:type="spellEnd"/>
+      <w:r>
+        <w:t xml:space="preserve">(SIIGO_URL, </w:t>
+      </w:r>
+      <w:proofErr w:type="spellStart"/>
+      <w:r>
+        <w:t>json</w:t>
+      </w:r>
+      <w:proofErr w:type="spellEnd"/>
+      <w:r>
+        <w:t xml:space="preserve">=data, </w:t>
+      </w:r>
+      <w:proofErr w:type="spellStart"/>
+      <w:r>
+        <w:t>headers</w:t>
+      </w:r>
+      <w:proofErr w:type="spellEnd"/>
+      <w:r>
+        <w:t>=</w:t>
+      </w:r>
+      <w:proofErr w:type="spellStart"/>
+      <w:r>
+        <w:t>headers</w:t>
+      </w:r>
+      <w:proofErr w:type="spellEnd"/>
+      <w:r>
+        <w:t>)</w:t>
+      </w:r>
+    </w:p>
+    <w:p>
+      <w:pPr>
+        <w:spacing w:after="0"/>
+      </w:pPr>
+    </w:p>
+    <w:p>
+      <w:pPr>
+        <w:spacing w:after="0"/>
+      </w:pPr>
+      <w:r>
+        <w:lastRenderedPageBreak/>
+        <w:t xml:space="preserve">    </w:t>
+      </w:r>
+      <w:proofErr w:type="spellStart"/>
+      <w:r>
+        <w:t>print</w:t>
+      </w:r>
+      <w:proofErr w:type="spellEnd"/>
+      <w:r>
+        <w:t xml:space="preserve">("SIIGO STATUS:", </w:t>
+      </w:r>
+      <w:proofErr w:type="spellStart"/>
+      <w:r>
+        <w:t>response.status_code</w:t>
+      </w:r>
+      <w:proofErr w:type="spellEnd"/>
+      <w:r>
+        <w:t>)</w:t>
+      </w:r>
+    </w:p>
+    <w:p>
+      <w:pPr>
+        <w:spacing w:after="0"/>
+      </w:pPr>
+      <w:r>
+        <w:t xml:space="preserve">    </w:t>
+      </w:r>
+      <w:proofErr w:type="spellStart"/>
+      <w:r>
+        <w:t>print</w:t>
+      </w:r>
+      <w:proofErr w:type="spellEnd"/>
+      <w:r>
+        <w:t xml:space="preserve">("SIIGO RESP:", </w:t>
+      </w:r>
+      <w:proofErr w:type="spellStart"/>
+      <w:r>
+        <w:t>response.text</w:t>
+      </w:r>
+      <w:proofErr w:type="spellEnd"/>
+      <w:r>
+        <w:t>)</w:t>
+      </w:r>
+    </w:p>
+    <w:p>
+      <w:pPr>
+        <w:spacing w:after="0"/>
+      </w:pPr>
+    </w:p>
+    <w:p>
+      <w:pPr>
+        <w:spacing w:after="0"/>
+      </w:pPr>
+      <w:r>
+        <w:t xml:space="preserve">    </w:t>
+      </w:r>
+      <w:proofErr w:type="spellStart"/>
+      <w:r>
+        <w:t>return</w:t>
+      </w:r>
+      <w:proofErr w:type="spellEnd"/>
+      <w:r>
+        <w:t xml:space="preserve"> </w:t>
+      </w:r>
+      <w:proofErr w:type="spellStart"/>
+      <w:r>
+        <w:t>response.status_code</w:t>
+      </w:r>
+      <w:proofErr w:type="spellEnd"/>
+      <w:r>
+        <w:t xml:space="preserve">, </w:t>
+      </w:r>
+      <w:proofErr w:type="spellStart"/>
+      <w:r>
+        <w:t>response.text</w:t>
+      </w:r>
+      <w:proofErr w:type="spellEnd"/>
+    </w:p>
+    <w:p>
+      <w:pPr>
+        <w:spacing w:after="0"/>
+      </w:pPr>
+    </w:p>
+    <w:p>
+      <w:pPr>
+        <w:spacing w:after="0"/>
+      </w:pPr>
+      <w:r>
+        <w:t xml:space="preserve"># </w:t>
+      </w:r>
+      <w:r>
+        <w:rPr>
+          <w:rFonts w:ascii="Segoe UI Emoji" w:hAnsi="Segoe UI Emoji" w:cs="Segoe UI Emoji"/>
+        </w:rPr>
+        <w:t>🔹</w:t>
+      </w:r>
+      <w:r>
+        <w:t xml:space="preserve"> FLASK</w:t>
+      </w:r>
+    </w:p>
+    <w:p>
+      <w:pPr>
+        <w:spacing w:after="0"/>
+      </w:pPr>
+      <w:r>
+        <w:t>app = Flask(__</w:t>
+      </w:r>
+      <w:proofErr w:type="spellStart"/>
+      <w:r>
+        <w:t>name</w:t>
+      </w:r>
+      <w:proofErr w:type="spellEnd"/>
+      <w:r>
+        <w:t>__)</w:t>
+      </w:r>
+    </w:p>
+    <w:p>
+      <w:pPr>
+        <w:spacing w:after="0"/>
+      </w:pPr>
+    </w:p>
+    <w:p>
+      <w:pPr>
+        <w:spacing w:after="0"/>
+      </w:pPr>
+      <w:r>
+        <w:t xml:space="preserve">@app.route('/xml', </w:t>
+      </w:r>
+      <w:proofErr w:type="spellStart"/>
+      <w:r>
+        <w:t>methods</w:t>
+      </w:r>
+      <w:proofErr w:type="spellEnd"/>
+      <w:r>
+        <w:t>=['POST'])</w:t>
+      </w:r>
+    </w:p>
+    <w:p>
+      <w:pPr>
+        <w:spacing w:after="0"/>
+      </w:pPr>
+      <w:proofErr w:type="spellStart"/>
+      <w:r>
+        <w:t>def</w:t>
+      </w:r>
+      <w:proofErr w:type="spellEnd"/>
+      <w:r>
+        <w:t xml:space="preserve"> </w:t>
+      </w:r>
+      <w:proofErr w:type="spellStart"/>
+      <w:r>
+        <w:t>recibir_xml</w:t>
+      </w:r>
+      <w:proofErr w:type="spellEnd"/>
+      <w:r>
+        <w:t>():</w:t>
+      </w:r>
+    </w:p>
+    <w:p>
+      <w:pPr>
+        <w:spacing w:after="0"/>
+      </w:pPr>
+      <w:r>
+        <w:t xml:space="preserve">    data = </w:t>
+      </w:r>
+      <w:proofErr w:type="spellStart"/>
+      <w:r>
+        <w:t>request.json</w:t>
+      </w:r>
+      <w:proofErr w:type="spellEnd"/>
+    </w:p>
+    <w:p>
+      <w:pPr>
+        <w:spacing w:after="0"/>
+      </w:pPr>
+      <w:r>
+        <w:t xml:space="preserve">    nombre = </w:t>
+      </w:r>
+      <w:proofErr w:type="spellStart"/>
+      <w:r>
+        <w:t>data.get</w:t>
+      </w:r>
+      <w:proofErr w:type="spellEnd"/>
+      <w:r>
+        <w:t>("nombre", "</w:t>
+      </w:r>
+      <w:proofErr w:type="spellStart"/>
+      <w:r>
+        <w:t>sin_nombre</w:t>
+      </w:r>
+      <w:proofErr w:type="spellEnd"/>
+      <w:r>
+        <w:t>")</w:t>
+      </w:r>
+    </w:p>
+    <w:p>
+      <w:pPr>
+        <w:spacing w:after="0"/>
+      </w:pPr>
+      <w:r>
+        <w:t xml:space="preserve">    </w:t>
+      </w:r>
+      <w:proofErr w:type="spellStart"/>
+      <w:r>
+        <w:t>xml_string</w:t>
+      </w:r>
+      <w:proofErr w:type="spellEnd"/>
+      <w:r>
+        <w:t xml:space="preserve"> = </w:t>
+      </w:r>
+      <w:proofErr w:type="spellStart"/>
+      <w:r>
+        <w:t>data.get</w:t>
+      </w:r>
+      <w:proofErr w:type="spellEnd"/>
+      <w:r>
+        <w:t>("</w:t>
+      </w:r>
+      <w:proofErr w:type="spellStart"/>
+      <w:r>
+        <w:t>xml</w:t>
+      </w:r>
+      <w:proofErr w:type="spellEnd"/>
+      <w:r>
+        <w:t>", "").</w:t>
+      </w:r>
+      <w:proofErr w:type="spellStart"/>
+      <w:r>
+        <w:t>strip</w:t>
+      </w:r>
+      <w:proofErr w:type="spellEnd"/>
+      <w:r>
+        <w:t>()</w:t>
+      </w:r>
+    </w:p>
+    <w:p>
+      <w:pPr>
+        <w:spacing w:after="0"/>
+      </w:pPr>
+    </w:p>
+    <w:p>
+      <w:pPr>
+        <w:spacing w:after="0"/>
+      </w:pPr>
+      <w:r>
+        <w:t>    try:</w:t>
+      </w:r>
+    </w:p>
+    <w:p>
+      <w:pPr>
+        <w:spacing w:after="0"/>
+      </w:pPr>
+      <w:r>
+        <w:t xml:space="preserve">        factura = </w:t>
+      </w:r>
+      <w:proofErr w:type="spellStart"/>
+      <w:r>
+        <w:t>parsear_factura_xml</w:t>
+      </w:r>
+      <w:proofErr w:type="spellEnd"/>
+      <w:r>
+        <w:t>(</w:t>
+      </w:r>
+      <w:proofErr w:type="spellStart"/>
+      <w:r>
+        <w:t>xml_string</w:t>
+      </w:r>
+      <w:proofErr w:type="spellEnd"/>
+      <w:r>
+        <w:t>)</w:t>
+      </w:r>
+    </w:p>
+    <w:p>
+      <w:pPr>
+        <w:spacing w:after="0"/>
+      </w:pPr>
+      <w:r>
+        <w:t xml:space="preserve">        </w:t>
+      </w:r>
+      <w:proofErr w:type="spellStart"/>
+      <w:r>
+        <w:t>siigo_status</w:t>
+      </w:r>
+      <w:proofErr w:type="spellEnd"/>
+      <w:r>
+        <w:t xml:space="preserve">, </w:t>
+      </w:r>
+      <w:proofErr w:type="spellStart"/>
+      <w:r>
+        <w:t>siigo_resp</w:t>
+      </w:r>
+      <w:proofErr w:type="spellEnd"/>
+      <w:r>
+        <w:t xml:space="preserve"> = </w:t>
+      </w:r>
+      <w:proofErr w:type="spellStart"/>
+      <w:r>
+        <w:t>enviar_a_siigo</w:t>
+      </w:r>
+      <w:proofErr w:type="spellEnd"/>
+      <w:r>
+        <w:t xml:space="preserve">(factura, </w:t>
+      </w:r>
+      <w:proofErr w:type="spellStart"/>
+      <w:r>
+        <w:t>xml_string</w:t>
+      </w:r>
+      <w:proofErr w:type="spellEnd"/>
+      <w:r>
+        <w:t>)</w:t>
+      </w:r>
+    </w:p>
+    <w:p>
+      <w:pPr>
+        <w:spacing w:after="0"/>
+      </w:pPr>
+    </w:p>
+    <w:p>
+      <w:pPr>
+        <w:spacing w:after="0"/>
+      </w:pPr>
+      <w:r>
+        <w:t xml:space="preserve">        </w:t>
+      </w:r>
+      <w:proofErr w:type="spellStart"/>
+      <w:r>
+        <w:t>return</w:t>
+      </w:r>
+      <w:proofErr w:type="spellEnd"/>
+      <w:r>
+        <w:t xml:space="preserve"> </w:t>
+      </w:r>
+      <w:proofErr w:type="spellStart"/>
+      <w:r>
+        <w:t>jsonify</w:t>
+      </w:r>
+      <w:proofErr w:type="spellEnd"/>
+      <w:r>
+        <w:t>({</w:t>
+      </w:r>
+    </w:p>
+    <w:p>
+      <w:pPr>
+        <w:spacing w:after="0"/>
+      </w:pPr>
+      <w:r>
+        <w:t>            "status": "ok",</w:t>
+      </w:r>
+    </w:p>
+    <w:p>
+      <w:pPr>
+        <w:spacing w:after="0"/>
+      </w:pPr>
+      <w:r>
+        <w:t>            "</w:t>
+      </w:r>
+      <w:proofErr w:type="spellStart"/>
+      <w:r>
+        <w:t>siigo_status</w:t>
+      </w:r>
+      <w:proofErr w:type="spellEnd"/>
+      <w:r>
+        <w:t xml:space="preserve">": </w:t>
+      </w:r>
+      <w:proofErr w:type="spellStart"/>
+      <w:r>
+        <w:t>siigo_status</w:t>
+      </w:r>
+      <w:proofErr w:type="spellEnd"/>
+      <w:r>
+        <w:t>,</w:t>
+      </w:r>
+    </w:p>
+    <w:p>
+      <w:pPr>
+        <w:spacing w:after="0"/>
+      </w:pPr>
+      <w:r>
+        <w:t>            "</w:t>
+      </w:r>
+      <w:proofErr w:type="spellStart"/>
+      <w:r>
+        <w:t>siigo_response</w:t>
+      </w:r>
+      <w:proofErr w:type="spellEnd"/>
+      <w:r>
+        <w:t xml:space="preserve">": </w:t>
+      </w:r>
+      <w:proofErr w:type="spellStart"/>
+      <w:r>
+        <w:t>siigo_resp</w:t>
+      </w:r>
+      <w:proofErr w:type="spellEnd"/>
+    </w:p>
+    <w:p>
+      <w:pPr>
+        <w:spacing w:after="0"/>
+      </w:pPr>
+      <w:r>
+        <w:t>        }), 200</w:t>
+      </w:r>
+    </w:p>
+    <w:p>
+      <w:pPr>
+        <w:spacing w:after="0"/>
+      </w:pPr>
+    </w:p>
+    <w:p>
+      <w:pPr>
+        <w:spacing w:after="0"/>
+      </w:pPr>
+      <w:r>
+        <w:t xml:space="preserve">    </w:t>
+      </w:r>
+      <w:proofErr w:type="spellStart"/>
+      <w:r>
+        <w:t>except</w:t>
+      </w:r>
+      <w:proofErr w:type="spellEnd"/>
+      <w:r>
+        <w:t xml:space="preserve"> </w:t>
+      </w:r>
+      <w:proofErr w:type="spellStart"/>
+      <w:r>
+        <w:t>Exception</w:t>
+      </w:r>
+      <w:proofErr w:type="spellEnd"/>
+      <w:r>
+        <w:t xml:space="preserve"> as e:</w:t>
+      </w:r>
+    </w:p>
+    <w:p>
+      <w:pPr>
+        <w:spacing w:after="0"/>
+      </w:pPr>
+      <w:r>
+        <w:t xml:space="preserve">        </w:t>
+      </w:r>
+      <w:proofErr w:type="spellStart"/>
+      <w:r>
+        <w:t>print</w:t>
+      </w:r>
+      <w:proofErr w:type="spellEnd"/>
+      <w:r>
+        <w:t>(f"</w:t>
+      </w:r>
+      <w:r>
+        <w:rPr>
+          <w:rFonts w:ascii="Segoe UI Emoji" w:hAnsi="Segoe UI Emoji" w:cs="Segoe UI Emoji"/>
+        </w:rPr>
+        <w:t>❌</w:t>
+      </w:r>
+      <w:r>
+        <w:t xml:space="preserve"> Error procesando {nombre}: {e}")</w:t>
+      </w:r>
+    </w:p>
+    <w:p>
+      <w:pPr>
+        <w:spacing w:after="0"/>
+      </w:pPr>
+      <w:r>
+        <w:t xml:space="preserve">        </w:t>
+      </w:r>
+      <w:proofErr w:type="spellStart"/>
+      <w:r>
+        <w:t>return</w:t>
+      </w:r>
+      <w:proofErr w:type="spellEnd"/>
+      <w:r>
+        <w:t xml:space="preserve"> </w:t>
+      </w:r>
+      <w:proofErr w:type="spellStart"/>
+      <w:r>
+        <w:t>jsonify</w:t>
+      </w:r>
+      <w:proofErr w:type="spellEnd"/>
+      <w:r>
+        <w:t>({</w:t>
+      </w:r>
+    </w:p>
+    <w:p>
+      <w:pPr>
+        <w:spacing w:after="0"/>
+      </w:pPr>
+      <w:r>
+        <w:t>            "status": "error",</w:t>
+      </w:r>
+    </w:p>
+    <w:p>
+      <w:pPr>
+        <w:spacing w:after="0"/>
+      </w:pPr>
+      <w:r>
+        <w:t xml:space="preserve">            "mensaje": </w:t>
+      </w:r>
+      <w:proofErr w:type="spellStart"/>
+      <w:r>
+        <w:t>str</w:t>
+      </w:r>
+      <w:proofErr w:type="spellEnd"/>
+      <w:r>
+        <w:t>(e)</w:t>
+      </w:r>
+    </w:p>
+    <w:p>
+      <w:pPr>
+        <w:spacing w:after="0"/>
+      </w:pPr>
+      <w:r>
+        <w:t>        }), 400</w:t>
+      </w:r>
+    </w:p>
+    <w:p>
+      <w:pPr>
+        <w:spacing w:after="0"/>
+      </w:pPr>
+    </w:p>
+    <w:p>
+      <w:pPr>
+        <w:spacing w:after="0"/>
+      </w:pPr>
+      <w:r>
+        <w:t>@app.route('/')</w:t>
+      </w:r>
+    </w:p>
+    <w:p>
+      <w:pPr>
+        <w:spacing w:after="0"/>
+      </w:pPr>
+      <w:proofErr w:type="spellStart"/>
+      <w:r>
+        <w:t>def</w:t>
+      </w:r>
+      <w:proofErr w:type="spellEnd"/>
+      <w:r>
+        <w:t xml:space="preserve"> home():</w:t>
+      </w:r>
+    </w:p>
+    <w:p>
+      <w:pPr>
+        <w:spacing w:after="0"/>
+      </w:pPr>
+      <w:r>
+        <w:t xml:space="preserve">    </w:t>
+      </w:r>
+      <w:proofErr w:type="spellStart"/>
+      <w:r>
+        <w:t>return</w:t>
+      </w:r>
+      <w:proofErr w:type="spellEnd"/>
+      <w:r>
+        <w:t xml:space="preserve"> "OK"</w:t>
+      </w:r>
+    </w:p>
+    <w:p>
+      <w:pPr>
+        <w:spacing w:after="0"/>
+      </w:pPr>
+    </w:p>
+    <w:p>
+      <w:pPr>
+        <w:spacing w:after="0"/>
+      </w:pPr>
+      <w:r>
+        <w:t>@app.route('/debug-env')</w:t>
+      </w:r>
+    </w:p>
+    <w:p>
+      <w:pPr>
+        <w:spacing w:after="0"/>
+      </w:pPr>
+      <w:proofErr w:type="spellStart"/>
+      <w:r>
+        <w:t>def</w:t>
+      </w:r>
+      <w:proofErr w:type="spellEnd"/>
+      <w:r>
+        <w:t xml:space="preserve"> </w:t>
+      </w:r>
+      <w:proofErr w:type="spellStart"/>
+      <w:r>
+        <w:t>debug_env</w:t>
+      </w:r>
+      <w:proofErr w:type="spellEnd"/>
+      <w:r>
+        <w:t>():</w:t>
+      </w:r>
+    </w:p>
+    <w:p>
+      <w:pPr>
+        <w:spacing w:after="0"/>
+      </w:pPr>
+      <w:r>
+        <w:t xml:space="preserve">    </w:t>
+      </w:r>
+      <w:proofErr w:type="spellStart"/>
+      <w:r>
+        <w:t>return</w:t>
+      </w:r>
+      <w:proofErr w:type="spellEnd"/>
+      <w:r>
+        <w:t xml:space="preserve"> </w:t>
+      </w:r>
+      <w:proofErr w:type="spellStart"/>
+      <w:r>
+        <w:t>jsonify</w:t>
+      </w:r>
+      <w:proofErr w:type="spellEnd"/>
+      <w:r>
+        <w:t>({</w:t>
+      </w:r>
+    </w:p>
+    <w:p>
+      <w:pPr>
+        <w:spacing w:after="0"/>
+      </w:pPr>
+      <w:r>
+        <w:lastRenderedPageBreak/>
+        <w:t xml:space="preserve">        "SIIGO_ACCESS_KEY": </w:t>
+      </w:r>
+      <w:proofErr w:type="spellStart"/>
+      <w:r>
+        <w:t>os.environ.get</w:t>
+      </w:r>
+      <w:proofErr w:type="spellEnd"/>
+      <w:r>
+        <w:t>("SIIGO_ACCESS_KEY", "</w:t>
+      </w:r>
+      <w:r>
+        <w:rPr>
+          <w:rFonts w:ascii="Segoe UI Emoji" w:hAnsi="Segoe UI Emoji" w:cs="Segoe UI Emoji"/>
+        </w:rPr>
+        <w:t>❌</w:t>
+      </w:r>
+      <w:r>
+        <w:t xml:space="preserve"> NO ENCONTRADA")[:10],</w:t>
+      </w:r>
+    </w:p>
+    <w:p>
+      <w:pPr>
+        <w:spacing w:after="0"/>
+      </w:pPr>
+      <w:r>
+        <w:t xml:space="preserve">        "SIIGO_USERNAME": </w:t>
+      </w:r>
+      <w:proofErr w:type="spellStart"/>
+      <w:r>
+        <w:t>os.environ.get</w:t>
+      </w:r>
+      <w:proofErr w:type="spellEnd"/>
+      <w:r>
+        <w:t>("SIIGO_USERNAME", "</w:t>
+      </w:r>
+      <w:r>
+        <w:rPr>
+          <w:rFonts w:ascii="Segoe UI Emoji" w:hAnsi="Segoe UI Emoji" w:cs="Segoe UI Emoji"/>
+        </w:rPr>
+        <w:t>❌</w:t>
+      </w:r>
+      <w:r>
+        <w:t xml:space="preserve"> NO ENCONTRADA")</w:t>
+      </w:r>
+    </w:p>
+    <w:p>
+      <w:pPr>
+        <w:spacing w:after="0"/>
+      </w:pPr>
+      <w:r>
+        <w:t>    })</w:t>
+      </w:r>
+    </w:p>
+    <w:p>
+      <w:pPr>
+        <w:spacing w:after="0"/>
+      </w:pPr>
+    </w:p>
+    <w:p>
+      <w:pPr>
+        <w:spacing w:after="0"/>
+      </w:pPr>
+      <w:proofErr w:type="spellStart"/>
+      <w:r>
+        <w:t>if</w:t>
+      </w:r>
+      <w:proofErr w:type="spellEnd"/>
+      <w:r>
+        <w:t xml:space="preserve"> __</w:t>
+      </w:r>
+      <w:proofErr w:type="spellStart"/>
+      <w:r>
+        <w:t>name</w:t>
+      </w:r>
+      <w:proofErr w:type="spellEnd"/>
+      <w:r>
+        <w:t>__ == "__</w:t>
+      </w:r>
+      <w:proofErr w:type="spellStart"/>
+      <w:r>
+        <w:t>main</w:t>
+      </w:r>
+      <w:proofErr w:type="spellEnd"/>
+      <w:r>
+        <w:t>__":</w:t>
+      </w:r>
+    </w:p>
+    <w:p>
+      <w:pPr>
+        <w:spacing w:after="0"/>
+      </w:pPr>
+      <w:r>
+        <w:t xml:space="preserve">    </w:t>
+      </w:r>
+      <w:proofErr w:type="spellStart"/>
+      <w:r>
+        <w:t>app.run</w:t>
+      </w:r>
+      <w:proofErr w:type="spellEnd"/>
+      <w:r>
+        <w:t xml:space="preserve">(host="0.0.0.0", </w:t>
+      </w:r>
+      <w:proofErr w:type="spellStart"/>
+      <w:r>
+        <w:t>port</w:t>
+      </w:r>
+      <w:proofErr w:type="spellEnd"/>
+      <w:r>
+        <w:t>=5000)</w:t>
+      </w:r>
+    </w:p>
+    <w:p>
+      <w:pPr>
+        <w:spacing w:after="0"/>
+      </w:pPr>
+    </w:p>
+    <w:p>
+      <w:pPr>
+        <w:spacing w:after="0"/>
+        <w:rPr>
+          <w:b/>
+          <w:bCs/>
+        </w:rPr>
+      </w:pPr>
+      <w:r>
+        <w:rPr>
+          <w:b/>
+          <w:bCs/>
+        </w:rPr>
+        <w:t>PARSER_XLM.PY</w:t>
+      </w:r>
+    </w:p>
+    <w:p>
+      <w:pPr>
+        <w:spacing w:after="0"/>
+        <w:rPr>
+          <w:b/>
+          <w:bCs/>
+        </w:rPr>
+      </w:pPr>
+    </w:p>
+    <w:p>
+      <w:pPr>
+        <w:spacing w:after="0"/>
+      </w:pPr>
+      <w:proofErr w:type="spellStart"/>
+      <w:r>
+        <w:t>import</w:t>
+      </w:r>
+      <w:proofErr w:type="spellEnd"/>
+      <w:r>
+        <w:t xml:space="preserve"> </w:t>
+      </w:r>
+      <w:proofErr w:type="spellStart"/>
+      <w:r>
+        <w:t>xml.etree.ElementTree</w:t>
+      </w:r>
+      <w:proofErr w:type="spellEnd"/>
+      <w:r>
+        <w:t xml:space="preserve"> as ET</w:t>
+      </w:r>
+    </w:p>
+    <w:p>
+      <w:pPr>
+        <w:spacing w:after="0"/>
+      </w:pPr>
+      <w:proofErr w:type="spellStart"/>
+      <w:r>
+        <w:t>import</w:t>
+      </w:r>
+      <w:proofErr w:type="spellEnd"/>
+      <w:r>
+        <w:t xml:space="preserve"> re</w:t>
+      </w:r>
+    </w:p>
+    <w:p>
+      <w:pPr>
+        <w:spacing w:after="0"/>
+      </w:pPr>
+      <w:proofErr w:type="spellStart"/>
+      <w:r>
+        <w:t>from</w:t>
+      </w:r>
+      <w:proofErr w:type="spellEnd"/>
+      <w:r>
+        <w:t xml:space="preserve"> decimal </w:t>
+      </w:r>
+      <w:proofErr w:type="spellStart"/>
+      <w:r>
+        <w:t>import</w:t>
+      </w:r>
+      <w:proofErr w:type="spellEnd"/>
+      <w:r>
+        <w:t xml:space="preserve"> Decimal</w:t>
+      </w:r>
+    </w:p>
+    <w:p>
+      <w:pPr>
+        <w:spacing w:after="0"/>
+      </w:pPr>
+    </w:p>
+    <w:p>
+      <w:pPr>
+        <w:spacing w:after="0"/>
+      </w:pPr>
+      <w:r>
+        <w:t>NS = {</w:t>
+      </w:r>
+    </w:p>
+    <w:p>
+      <w:pPr>
+        <w:spacing w:after="0"/>
+      </w:pPr>
+      <w:r>
+        <w:t>    '</w:t>
+      </w:r>
+      <w:proofErr w:type="spellStart"/>
+      <w:r>
+        <w:t>cbc</w:t>
+      </w:r>
+      <w:proofErr w:type="spellEnd"/>
+      <w:r>
+        <w:t>': 'urn:oasis:names:specification:ubl:schema:xsd:CommonBasicComponents-2',</w:t>
+      </w:r>
+    </w:p>
+    <w:p>
+      <w:pPr>
+        <w:spacing w:after="0"/>
+      </w:pPr>
+      <w:r>
+        <w:t>    '</w:t>
+      </w:r>
+      <w:proofErr w:type="spellStart"/>
+      <w:r>
+        <w:t>cac</w:t>
+      </w:r>
+      <w:proofErr w:type="spellEnd"/>
+      <w:r>
+        <w:t>': 'urn:oasis:names:specification:ubl:schema:xsd:CommonAggregateComponents-2',</w:t>
+      </w:r>
+    </w:p>
+    <w:p>
+      <w:pPr>
+        <w:spacing w:after="0"/>
+      </w:pPr>
+      <w:r>
+        <w:t>}</w:t>
+      </w:r>
+    </w:p>
+    <w:p>
+      <w:pPr>
+        <w:spacing w:after="0"/>
+      </w:pPr>
+    </w:p>
+    <w:p>
+      <w:pPr>
+        <w:spacing w:after="0"/>
+      </w:pPr>
+      <w:proofErr w:type="spellStart"/>
+      <w:r>
+        <w:t>def</w:t>
+      </w:r>
+      <w:proofErr w:type="spellEnd"/>
+      <w:r>
+        <w:t xml:space="preserve"> </w:t>
+      </w:r>
+      <w:proofErr w:type="spellStart"/>
+      <w:r>
+        <w:t>extraer_xml_interno</w:t>
+      </w:r>
+      <w:proofErr w:type="spellEnd"/>
+      <w:r>
+        <w:t>(</w:t>
+      </w:r>
+      <w:proofErr w:type="spellStart"/>
+      <w:r>
+        <w:t>xml_string</w:t>
+      </w:r>
+      <w:proofErr w:type="spellEnd"/>
+      <w:r>
+        <w:t>):</w:t>
+      </w:r>
+    </w:p>
+    <w:p>
+      <w:pPr>
+        <w:spacing w:after="0"/>
+      </w:pPr>
+      <w:r>
+        <w:t xml:space="preserve">    </w:t>
+      </w:r>
+      <w:proofErr w:type="spellStart"/>
+      <w:r>
+        <w:t>root</w:t>
+      </w:r>
+      <w:proofErr w:type="spellEnd"/>
+      <w:r>
+        <w:t xml:space="preserve"> = </w:t>
+      </w:r>
+      <w:proofErr w:type="spellStart"/>
+      <w:r>
+        <w:t>ET.fromstring</w:t>
+      </w:r>
+      <w:proofErr w:type="spellEnd"/>
+      <w:r>
+        <w:t>(</w:t>
+      </w:r>
+      <w:proofErr w:type="spellStart"/>
+      <w:r>
+        <w:t>xml_string.strip</w:t>
+      </w:r>
+      <w:proofErr w:type="spellEnd"/>
+      <w:r>
+        <w:t>().</w:t>
+      </w:r>
+      <w:proofErr w:type="spellStart"/>
+      <w:r>
+        <w:t>lstrip</w:t>
+      </w:r>
+      <w:proofErr w:type="spellEnd"/>
+      <w:r>
+        <w:t>('\</w:t>
+      </w:r>
+      <w:proofErr w:type="spellStart"/>
+      <w:r>
+        <w:t>ufeff</w:t>
+      </w:r>
+      <w:proofErr w:type="spellEnd"/>
+      <w:r>
+        <w:t>'))</w:t>
+      </w:r>
+    </w:p>
+    <w:p>
+      <w:pPr>
+        <w:spacing w:after="0"/>
+      </w:pPr>
+      <w:r>
+        <w:t xml:space="preserve">    </w:t>
+      </w:r>
+      <w:proofErr w:type="spellStart"/>
+      <w:r>
+        <w:t>desc</w:t>
+      </w:r>
+      <w:proofErr w:type="spellEnd"/>
+      <w:r>
+        <w:t xml:space="preserve"> = root.find('.//cac:Attachment/cac:ExternalReference/cbc:Description', NS)</w:t>
+      </w:r>
+    </w:p>
+    <w:p>
+      <w:pPr>
+        <w:spacing w:after="0"/>
+      </w:pPr>
+      <w:r>
+        <w:t xml:space="preserve">    </w:t>
+      </w:r>
+      <w:proofErr w:type="spellStart"/>
+      <w:r>
+        <w:t>if</w:t>
+      </w:r>
+      <w:proofErr w:type="spellEnd"/>
+      <w:r>
+        <w:t xml:space="preserve"> </w:t>
+      </w:r>
+      <w:proofErr w:type="spellStart"/>
+      <w:r>
+        <w:t>desc</w:t>
+      </w:r>
+      <w:proofErr w:type="spellEnd"/>
+      <w:r>
+        <w:t xml:space="preserve"> </w:t>
+      </w:r>
+      <w:proofErr w:type="spellStart"/>
+      <w:r>
+        <w:t>is</w:t>
+      </w:r>
+      <w:proofErr w:type="spellEnd"/>
+      <w:r>
+        <w:t xml:space="preserve"> </w:t>
+      </w:r>
+      <w:proofErr w:type="spellStart"/>
+      <w:r>
+        <w:t>not</w:t>
+      </w:r>
+      <w:proofErr w:type="spellEnd"/>
+      <w:r>
+        <w:t xml:space="preserve"> </w:t>
+      </w:r>
+      <w:proofErr w:type="spellStart"/>
+      <w:r>
+        <w:t>None</w:t>
+      </w:r>
+      <w:proofErr w:type="spellEnd"/>
+      <w:r>
+        <w:t xml:space="preserve"> and </w:t>
+      </w:r>
+      <w:proofErr w:type="spellStart"/>
+      <w:r>
+        <w:t>desc.text</w:t>
+      </w:r>
+      <w:proofErr w:type="spellEnd"/>
+      <w:r>
+        <w:t>:</w:t>
+      </w:r>
+    </w:p>
+    <w:p>
+      <w:pPr>
+        <w:spacing w:after="0"/>
+      </w:pPr>
+      <w:r>
+        <w:t xml:space="preserve">        </w:t>
+      </w:r>
+      <w:proofErr w:type="spellStart"/>
+      <w:r>
+        <w:t>xml_limpio</w:t>
+      </w:r>
+      <w:proofErr w:type="spellEnd"/>
+      <w:r>
+        <w:t xml:space="preserve"> = </w:t>
+      </w:r>
+      <w:proofErr w:type="spellStart"/>
+      <w:r>
+        <w:t>desc.text.strip</w:t>
+      </w:r>
+      <w:proofErr w:type="spellEnd"/>
+      <w:r>
+        <w:t>().</w:t>
+      </w:r>
+      <w:proofErr w:type="spellStart"/>
+      <w:r>
+        <w:t>lstrip</w:t>
+      </w:r>
+      <w:proofErr w:type="spellEnd"/>
+      <w:r>
+        <w:t>('\</w:t>
+      </w:r>
+      <w:proofErr w:type="spellStart"/>
+      <w:r>
+        <w:t>ufeff</w:t>
+      </w:r>
+      <w:proofErr w:type="spellEnd"/>
+      <w:r>
+        <w:t>')</w:t>
+      </w:r>
+    </w:p>
+    <w:p>
+      <w:pPr>
+        <w:spacing w:after="0"/>
+      </w:pPr>
+      <w:r>
+        <w:t>        try:</w:t>
+      </w:r>
+    </w:p>
+    <w:p>
+      <w:pPr>
+        <w:spacing w:after="0"/>
+      </w:pPr>
+      <w:r>
+        <w:t xml:space="preserve">            </w:t>
+      </w:r>
+      <w:proofErr w:type="spellStart"/>
+      <w:r>
+        <w:t>return</w:t>
+      </w:r>
+      <w:proofErr w:type="spellEnd"/>
+      <w:r>
+        <w:t xml:space="preserve"> </w:t>
+      </w:r>
+      <w:proofErr w:type="spellStart"/>
+      <w:r>
+        <w:t>ET.fromstring</w:t>
+      </w:r>
+      <w:proofErr w:type="spellEnd"/>
+      <w:r>
+        <w:t>(</w:t>
+      </w:r>
+      <w:proofErr w:type="spellStart"/>
+      <w:r>
+        <w:t>xml_limpio</w:t>
+      </w:r>
+      <w:proofErr w:type="spellEnd"/>
+      <w:r>
+        <w:t xml:space="preserve">), </w:t>
+      </w:r>
+      <w:proofErr w:type="spellStart"/>
+      <w:r>
+        <w:t>root</w:t>
+      </w:r>
+      <w:proofErr w:type="spellEnd"/>
+    </w:p>
+    <w:p>
+      <w:pPr>
+        <w:spacing w:after="0"/>
+      </w:pPr>
+      <w:r>
+        <w:t xml:space="preserve">        </w:t>
+      </w:r>
+      <w:proofErr w:type="spellStart"/>
+      <w:r>
+        <w:t>except</w:t>
+      </w:r>
+      <w:proofErr w:type="spellEnd"/>
+      <w:r>
+        <w:t xml:space="preserve"> </w:t>
+      </w:r>
+      <w:proofErr w:type="spellStart"/>
+      <w:r>
+        <w:t>Exception</w:t>
+      </w:r>
+      <w:proofErr w:type="spellEnd"/>
+      <w:r>
+        <w:t xml:space="preserve"> as e:</w:t>
+      </w:r>
+    </w:p>
+    <w:p>
+      <w:pPr>
+        <w:spacing w:after="0"/>
+      </w:pPr>
+      <w:r>
+        <w:t xml:space="preserve">            </w:t>
+      </w:r>
+      <w:proofErr w:type="spellStart"/>
+      <w:r>
+        <w:t>print</w:t>
+      </w:r>
+      <w:proofErr w:type="spellEnd"/>
+      <w:r>
+        <w:t>("</w:t>
+      </w:r>
+      <w:r>
+        <w:rPr>
+          <w:rFonts w:ascii="Segoe UI Emoji" w:hAnsi="Segoe UI Emoji" w:cs="Segoe UI Emoji"/>
+        </w:rPr>
+        <w:t>❌</w:t>
+      </w:r>
+      <w:r>
+        <w:t xml:space="preserve"> Error </w:t>
+      </w:r>
+      <w:proofErr w:type="spellStart"/>
+      <w:r>
+        <w:t>parseando</w:t>
+      </w:r>
+      <w:proofErr w:type="spellEnd"/>
+      <w:r>
+        <w:t xml:space="preserve"> XML interno:", e)</w:t>
+      </w:r>
+    </w:p>
+    <w:p>
+      <w:pPr>
+        <w:spacing w:after="0"/>
+      </w:pPr>
+      <w:r>
+        <w:t xml:space="preserve">            </w:t>
+      </w:r>
+      <w:proofErr w:type="spellStart"/>
+      <w:r>
+        <w:t>print</w:t>
+      </w:r>
+      <w:proofErr w:type="spellEnd"/>
+      <w:r>
+        <w:t xml:space="preserve">("Contenido problemático:", </w:t>
+      </w:r>
+      <w:proofErr w:type="spellStart"/>
+      <w:r>
+        <w:t>xml_limpio</w:t>
+      </w:r>
+      <w:proofErr w:type="spellEnd"/>
+      <w:r>
+        <w:t>[:200])</w:t>
+      </w:r>
+    </w:p>
+    <w:p>
+      <w:pPr>
+        <w:spacing w:after="0"/>
+      </w:pPr>
+      <w:r>
+        <w:t xml:space="preserve">            </w:t>
+      </w:r>
+      <w:proofErr w:type="spellStart"/>
+      <w:r>
+        <w:t>raise</w:t>
+      </w:r>
+      <w:proofErr w:type="spellEnd"/>
+    </w:p>
+    <w:p>
+      <w:pPr>
+        <w:spacing w:after="0"/>
+      </w:pPr>
+      <w:r>
+        <w:t xml:space="preserve">    </w:t>
+      </w:r>
+      <w:proofErr w:type="spellStart"/>
+      <w:r>
+        <w:t>return</w:t>
+      </w:r>
+      <w:proofErr w:type="spellEnd"/>
+      <w:r>
+        <w:t xml:space="preserve"> </w:t>
+      </w:r>
+      <w:proofErr w:type="spellStart"/>
+      <w:r>
+        <w:t>root</w:t>
+      </w:r>
+      <w:proofErr w:type="spellEnd"/>
+      <w:r>
+        <w:t xml:space="preserve">, </w:t>
+      </w:r>
+      <w:proofErr w:type="spellStart"/>
+      <w:r>
+        <w:t>root</w:t>
+      </w:r>
+      <w:proofErr w:type="spellEnd"/>
+    </w:p>
+    <w:p>
+      <w:pPr>
+        <w:spacing w:after="0"/>
+      </w:pPr>
+    </w:p>
+    <w:p>
+      <w:pPr>
+        <w:spacing w:after="0"/>
+      </w:pPr>
+      <w:proofErr w:type="spellStart"/>
+      <w:r>
+        <w:t>def</w:t>
+      </w:r>
+      <w:proofErr w:type="spellEnd"/>
+      <w:r>
+        <w:t xml:space="preserve"> </w:t>
+      </w:r>
+      <w:proofErr w:type="spellStart"/>
+      <w:r>
+        <w:t>extraer_valor</w:t>
+      </w:r>
+      <w:proofErr w:type="spellEnd"/>
+      <w:r>
+        <w:t>(</w:t>
+      </w:r>
+      <w:proofErr w:type="spellStart"/>
+      <w:r>
+        <w:t>root</w:t>
+      </w:r>
+      <w:proofErr w:type="spellEnd"/>
+      <w:r>
+        <w:t xml:space="preserve">, </w:t>
+      </w:r>
+      <w:proofErr w:type="spellStart"/>
+      <w:r>
+        <w:t>paths</w:t>
+      </w:r>
+      <w:proofErr w:type="spellEnd"/>
+      <w:r>
+        <w:t>):</w:t>
+      </w:r>
+    </w:p>
+    <w:p>
+      <w:pPr>
+        <w:spacing w:after="0"/>
+      </w:pPr>
+      <w:r>
+        <w:t xml:space="preserve">    </w:t>
+      </w:r>
+      <w:proofErr w:type="spellStart"/>
+      <w:r>
+        <w:t>for</w:t>
+      </w:r>
+      <w:proofErr w:type="spellEnd"/>
+      <w:r>
+        <w:t xml:space="preserve"> </w:t>
+      </w:r>
+      <w:proofErr w:type="spellStart"/>
+      <w:r>
+        <w:t>path</w:t>
+      </w:r>
+      <w:proofErr w:type="spellEnd"/>
+      <w:r>
+        <w:t xml:space="preserve"> in </w:t>
+      </w:r>
+      <w:proofErr w:type="spellStart"/>
+      <w:r>
+        <w:t>paths</w:t>
+      </w:r>
+      <w:proofErr w:type="spellEnd"/>
+      <w:r>
+        <w:t>:</w:t>
+      </w:r>
+    </w:p>
+    <w:p>
+      <w:pPr>
+        <w:spacing w:after="0"/>
+      </w:pPr>
+      <w:r>
+        <w:t xml:space="preserve">        el = </w:t>
+      </w:r>
+      <w:proofErr w:type="spellStart"/>
+      <w:r>
+        <w:t>root.find</w:t>
+      </w:r>
+      <w:proofErr w:type="spellEnd"/>
+      <w:r>
+        <w:t>(</w:t>
+      </w:r>
+      <w:proofErr w:type="spellStart"/>
+      <w:r>
+        <w:t>path</w:t>
+      </w:r>
+      <w:proofErr w:type="spellEnd"/>
+      <w:r>
+        <w:t>, NS)</w:t>
+      </w:r>
+    </w:p>
+    <w:p>
+      <w:pPr>
+        <w:spacing w:after="0"/>
+      </w:pPr>
+      <w:r>
+        <w:lastRenderedPageBreak/>
+        <w:t xml:space="preserve">        </w:t>
+      </w:r>
+      <w:proofErr w:type="spellStart"/>
+      <w:r>
+        <w:t>if</w:t>
+      </w:r>
+      <w:proofErr w:type="spellEnd"/>
+      <w:r>
+        <w:t xml:space="preserve"> el </w:t>
+      </w:r>
+      <w:proofErr w:type="spellStart"/>
+      <w:r>
+        <w:t>is</w:t>
+      </w:r>
+      <w:proofErr w:type="spellEnd"/>
+      <w:r>
+        <w:t xml:space="preserve"> </w:t>
+      </w:r>
+      <w:proofErr w:type="spellStart"/>
+      <w:r>
+        <w:t>not</w:t>
+      </w:r>
+      <w:proofErr w:type="spellEnd"/>
+      <w:r>
+        <w:t xml:space="preserve"> </w:t>
+      </w:r>
+      <w:proofErr w:type="spellStart"/>
+      <w:r>
+        <w:t>None</w:t>
+      </w:r>
+      <w:proofErr w:type="spellEnd"/>
+      <w:r>
+        <w:t xml:space="preserve"> and </w:t>
+      </w:r>
+      <w:proofErr w:type="spellStart"/>
+      <w:r>
+        <w:t>el.text</w:t>
+      </w:r>
+      <w:proofErr w:type="spellEnd"/>
+      <w:r>
+        <w:t>:</w:t>
+      </w:r>
+    </w:p>
+    <w:p>
+      <w:pPr>
+        <w:spacing w:after="0"/>
+      </w:pPr>
+      <w:r>
+        <w:t>            try:</w:t>
+      </w:r>
+    </w:p>
+    <w:p>
+      <w:pPr>
+        <w:spacing w:after="0"/>
+      </w:pPr>
+      <w:r>
+        <w:t xml:space="preserve">                </w:t>
+      </w:r>
+      <w:proofErr w:type="spellStart"/>
+      <w:r>
+        <w:t>return</w:t>
+      </w:r>
+      <w:proofErr w:type="spellEnd"/>
+      <w:r>
+        <w:t xml:space="preserve"> </w:t>
+      </w:r>
+      <w:proofErr w:type="spellStart"/>
+      <w:r>
+        <w:t>float</w:t>
+      </w:r>
+      <w:proofErr w:type="spellEnd"/>
+      <w:r>
+        <w:t>(</w:t>
+      </w:r>
+      <w:proofErr w:type="spellStart"/>
+      <w:r>
+        <w:t>el.text</w:t>
+      </w:r>
+      <w:proofErr w:type="spellEnd"/>
+      <w:r>
+        <w:t>)</w:t>
+      </w:r>
+    </w:p>
+    <w:p>
+      <w:pPr>
+        <w:spacing w:after="0"/>
+      </w:pPr>
+      <w:r>
+        <w:t xml:space="preserve">            </w:t>
+      </w:r>
+      <w:proofErr w:type="spellStart"/>
+      <w:r>
+        <w:t>except</w:t>
+      </w:r>
+      <w:proofErr w:type="spellEnd"/>
+      <w:r>
+        <w:t>:</w:t>
+      </w:r>
+    </w:p>
+    <w:p>
+      <w:pPr>
+        <w:spacing w:after="0"/>
+      </w:pPr>
+      <w:r>
+        <w:t>                continue</w:t>
+      </w:r>
+    </w:p>
+    <w:p>
+      <w:pPr>
+        <w:spacing w:after="0"/>
+      </w:pPr>
+      <w:r>
+        <w:t xml:space="preserve">    </w:t>
+      </w:r>
+      <w:proofErr w:type="spellStart"/>
+      <w:r>
+        <w:t>return</w:t>
+      </w:r>
+      <w:proofErr w:type="spellEnd"/>
+      <w:r>
+        <w:t xml:space="preserve"> 0</w:t>
+      </w:r>
+    </w:p>
+    <w:p>
+      <w:pPr>
+        <w:spacing w:after="0"/>
+      </w:pPr>
+    </w:p>
+    <w:p>
+      <w:pPr>
+        <w:spacing w:after="0"/>
+      </w:pPr>
+      <w:proofErr w:type="spellStart"/>
+      <w:r>
+        <w:t>def</w:t>
+      </w:r>
+      <w:proofErr w:type="spellEnd"/>
+      <w:r>
+        <w:t xml:space="preserve"> </w:t>
+      </w:r>
+      <w:proofErr w:type="spellStart"/>
+      <w:r>
+        <w:t>extraer_iva_real</w:t>
+      </w:r>
+      <w:proofErr w:type="spellEnd"/>
+      <w:r>
+        <w:t>(</w:t>
+      </w:r>
+      <w:proofErr w:type="spellStart"/>
+      <w:r>
+        <w:t>invoice_root</w:t>
+      </w:r>
+      <w:proofErr w:type="spellEnd"/>
+      <w:r>
+        <w:t>):</w:t>
+      </w:r>
+    </w:p>
+    <w:p>
+      <w:pPr>
+        <w:spacing w:after="0"/>
+      </w:pPr>
+      <w:r>
+        <w:t xml:space="preserve">    </w:t>
+      </w:r>
+      <w:proofErr w:type="spellStart"/>
+      <w:r>
+        <w:t>iva</w:t>
+      </w:r>
+      <w:proofErr w:type="spellEnd"/>
+      <w:r>
+        <w:t xml:space="preserve"> = </w:t>
+      </w:r>
+      <w:proofErr w:type="spellStart"/>
+      <w:r>
+        <w:t>invoice_root.find</w:t>
+      </w:r>
+      <w:proofErr w:type="spellEnd"/>
+      <w:r>
+        <w:t>(".//</w:t>
+      </w:r>
+      <w:proofErr w:type="spellStart"/>
+      <w:r>
+        <w:t>cac:TaxTotal</w:t>
+      </w:r>
+      <w:proofErr w:type="spellEnd"/>
+      <w:r>
+        <w:t>/</w:t>
+      </w:r>
+      <w:proofErr w:type="spellStart"/>
+      <w:r>
+        <w:t>cbc:TaxAmount</w:t>
+      </w:r>
+      <w:proofErr w:type="spellEnd"/>
+      <w:r>
+        <w:t>", NS)</w:t>
+      </w:r>
+    </w:p>
+    <w:p>
+      <w:pPr>
+        <w:spacing w:after="0"/>
+      </w:pPr>
+      <w:r>
+        <w:t xml:space="preserve">    </w:t>
+      </w:r>
+      <w:proofErr w:type="spellStart"/>
+      <w:r>
+        <w:t>if</w:t>
+      </w:r>
+      <w:proofErr w:type="spellEnd"/>
+      <w:r>
+        <w:t xml:space="preserve"> </w:t>
+      </w:r>
+      <w:proofErr w:type="spellStart"/>
+      <w:r>
+        <w:t>iva</w:t>
+      </w:r>
+      <w:proofErr w:type="spellEnd"/>
+      <w:r>
+        <w:t xml:space="preserve"> </w:t>
+      </w:r>
+      <w:proofErr w:type="spellStart"/>
+      <w:r>
+        <w:t>is</w:t>
+      </w:r>
+      <w:proofErr w:type="spellEnd"/>
+      <w:r>
+        <w:t xml:space="preserve"> </w:t>
+      </w:r>
+      <w:proofErr w:type="spellStart"/>
+      <w:r>
+        <w:t>not</w:t>
+      </w:r>
+      <w:proofErr w:type="spellEnd"/>
+      <w:r>
+        <w:t xml:space="preserve"> </w:t>
+      </w:r>
+      <w:proofErr w:type="spellStart"/>
+      <w:r>
+        <w:t>None</w:t>
+      </w:r>
+      <w:proofErr w:type="spellEnd"/>
+      <w:r>
+        <w:t xml:space="preserve"> and </w:t>
+      </w:r>
+      <w:proofErr w:type="spellStart"/>
+      <w:r>
+        <w:t>iva.text</w:t>
+      </w:r>
+      <w:proofErr w:type="spellEnd"/>
+      <w:r>
+        <w:t>:</w:t>
+      </w:r>
+    </w:p>
+    <w:p>
+      <w:pPr>
+        <w:spacing w:after="0"/>
+      </w:pPr>
+      <w:r>
+        <w:t xml:space="preserve">        </w:t>
+      </w:r>
+      <w:proofErr w:type="spellStart"/>
+      <w:r>
+        <w:t>return</w:t>
+      </w:r>
+      <w:proofErr w:type="spellEnd"/>
+      <w:r>
+        <w:t xml:space="preserve"> round(</w:t>
+      </w:r>
+      <w:proofErr w:type="spellStart"/>
+      <w:r>
+        <w:t>float</w:t>
+      </w:r>
+      <w:proofErr w:type="spellEnd"/>
+      <w:r>
+        <w:t>(</w:t>
+      </w:r>
+      <w:proofErr w:type="spellStart"/>
+      <w:r>
+        <w:t>iva.text</w:t>
+      </w:r>
+      <w:proofErr w:type="spellEnd"/>
+      <w:r>
+        <w:t>), 2)</w:t>
+      </w:r>
+    </w:p>
+    <w:p>
+      <w:pPr>
+        <w:spacing w:after="0"/>
+      </w:pPr>
+      <w:r>
+        <w:t xml:space="preserve">    </w:t>
+      </w:r>
+      <w:proofErr w:type="spellStart"/>
+      <w:r>
+        <w:t>return</w:t>
+      </w:r>
+      <w:proofErr w:type="spellEnd"/>
+      <w:r>
+        <w:t xml:space="preserve"> 0</w:t>
+      </w:r>
+    </w:p>
+    <w:p>
+      <w:pPr>
+        <w:spacing w:after="0"/>
+      </w:pPr>
+    </w:p>
+    <w:p>
+      <w:pPr>
+        <w:spacing w:after="0"/>
+      </w:pPr>
+      <w:proofErr w:type="spellStart"/>
+      <w:r>
+        <w:t>def</w:t>
+      </w:r>
+      <w:proofErr w:type="spellEnd"/>
+      <w:r>
+        <w:t xml:space="preserve"> </w:t>
+      </w:r>
+      <w:proofErr w:type="spellStart"/>
+      <w:r>
+        <w:t>extraer_bases_por_tarifa</w:t>
+      </w:r>
+      <w:proofErr w:type="spellEnd"/>
+      <w:r>
+        <w:t>(</w:t>
+      </w:r>
+      <w:proofErr w:type="spellStart"/>
+      <w:r>
+        <w:t>invoice_root</w:t>
+      </w:r>
+      <w:proofErr w:type="spellEnd"/>
+      <w:r>
+        <w:t>):</w:t>
+      </w:r>
+    </w:p>
+    <w:p>
+      <w:pPr>
+        <w:spacing w:after="0"/>
+      </w:pPr>
+      <w:r>
+        <w:t>    bases = {}</w:t>
+      </w:r>
+    </w:p>
+    <w:p>
+      <w:pPr>
+        <w:spacing w:after="0"/>
+      </w:pPr>
+      <w:r>
+        <w:t xml:space="preserve">    </w:t>
+      </w:r>
+      <w:proofErr w:type="spellStart"/>
+      <w:r>
+        <w:t>for</w:t>
+      </w:r>
+      <w:proofErr w:type="spellEnd"/>
+      <w:r>
+        <w:t xml:space="preserve"> line in </w:t>
+      </w:r>
+      <w:proofErr w:type="spellStart"/>
+      <w:r>
+        <w:t>invoice_root.findall</w:t>
+      </w:r>
+      <w:proofErr w:type="spellEnd"/>
+      <w:r>
+        <w:t>(".//</w:t>
+      </w:r>
+      <w:proofErr w:type="spellStart"/>
+      <w:r>
+        <w:t>cac:InvoiceLine</w:t>
+      </w:r>
+      <w:proofErr w:type="spellEnd"/>
+      <w:r>
+        <w:t>", NS):</w:t>
+      </w:r>
+    </w:p>
+    <w:p>
+      <w:pPr>
+        <w:spacing w:after="0"/>
+      </w:pPr>
+      <w:r>
+        <w:t xml:space="preserve">        </w:t>
+      </w:r>
+      <w:proofErr w:type="spellStart"/>
+      <w:r>
+        <w:t>base_el</w:t>
+      </w:r>
+      <w:proofErr w:type="spellEnd"/>
+      <w:r>
+        <w:t xml:space="preserve"> = </w:t>
+      </w:r>
+      <w:proofErr w:type="spellStart"/>
+      <w:r>
+        <w:t>line.find</w:t>
+      </w:r>
+      <w:proofErr w:type="spellEnd"/>
+      <w:r>
+        <w:t>(".//</w:t>
+      </w:r>
+      <w:proofErr w:type="spellStart"/>
+      <w:r>
+        <w:t>cbc:LineExtensionAmount</w:t>
+      </w:r>
+      <w:proofErr w:type="spellEnd"/>
+      <w:r>
+        <w:t>", NS)</w:t>
+      </w:r>
+    </w:p>
+    <w:p>
+      <w:pPr>
+        <w:spacing w:after="0"/>
+      </w:pPr>
+      <w:r>
+        <w:t xml:space="preserve">        </w:t>
+      </w:r>
+      <w:proofErr w:type="spellStart"/>
+      <w:r>
+        <w:t>if</w:t>
+      </w:r>
+      <w:proofErr w:type="spellEnd"/>
+      <w:r>
+        <w:t xml:space="preserve"> </w:t>
+      </w:r>
+      <w:proofErr w:type="spellStart"/>
+      <w:r>
+        <w:t>base_el</w:t>
+      </w:r>
+      <w:proofErr w:type="spellEnd"/>
+      <w:r>
+        <w:t xml:space="preserve"> </w:t>
+      </w:r>
+      <w:proofErr w:type="spellStart"/>
+      <w:r>
+        <w:t>is</w:t>
+      </w:r>
+      <w:proofErr w:type="spellEnd"/>
+      <w:r>
+        <w:t xml:space="preserve"> </w:t>
+      </w:r>
+      <w:proofErr w:type="spellStart"/>
+      <w:r>
+        <w:t>None</w:t>
+      </w:r>
+      <w:proofErr w:type="spellEnd"/>
+      <w:r>
+        <w:t xml:space="preserve"> </w:t>
+      </w:r>
+      <w:proofErr w:type="spellStart"/>
+      <w:r>
+        <w:t>or</w:t>
+      </w:r>
+      <w:proofErr w:type="spellEnd"/>
+      <w:r>
+        <w:t xml:space="preserve"> </w:t>
+      </w:r>
+      <w:proofErr w:type="spellStart"/>
+      <w:r>
+        <w:t>not</w:t>
+      </w:r>
+      <w:proofErr w:type="spellEnd"/>
+      <w:r>
+        <w:t xml:space="preserve"> </w:t>
+      </w:r>
+      <w:proofErr w:type="spellStart"/>
+      <w:r>
+        <w:t>base_el.text</w:t>
+      </w:r>
+      <w:proofErr w:type="spellEnd"/>
+      <w:r>
+        <w:t>:</w:t>
+      </w:r>
+    </w:p>
+    <w:p>
+      <w:pPr>
+        <w:spacing w:after="0"/>
+      </w:pPr>
+      <w:r>
+        <w:t>            continue</w:t>
+      </w:r>
+    </w:p>
+    <w:p>
+      <w:pPr>
+        <w:spacing w:after="0"/>
+      </w:pPr>
+      <w:r>
+        <w:t>        base = Decimal(</w:t>
+      </w:r>
+      <w:proofErr w:type="spellStart"/>
+      <w:r>
+        <w:t>base_el.text</w:t>
+      </w:r>
+      <w:proofErr w:type="spellEnd"/>
+      <w:r>
+        <w:t>)</w:t>
+      </w:r>
+    </w:p>
+    <w:p>
+      <w:pPr>
+        <w:spacing w:after="0"/>
+      </w:pPr>
+      <w:r>
+        <w:t xml:space="preserve">        </w:t>
+      </w:r>
+      <w:proofErr w:type="spellStart"/>
+      <w:r>
+        <w:t>percent_el</w:t>
+      </w:r>
+      <w:proofErr w:type="spellEnd"/>
+      <w:r>
+        <w:t xml:space="preserve"> = </w:t>
+      </w:r>
+      <w:proofErr w:type="spellStart"/>
+      <w:r>
+        <w:t>line.find</w:t>
+      </w:r>
+      <w:proofErr w:type="spellEnd"/>
+      <w:r>
+        <w:t>(".//</w:t>
+      </w:r>
+      <w:proofErr w:type="spellStart"/>
+      <w:r>
+        <w:t>cac:TaxCategory</w:t>
+      </w:r>
+      <w:proofErr w:type="spellEnd"/>
+      <w:r>
+        <w:t>/</w:t>
+      </w:r>
+      <w:proofErr w:type="spellStart"/>
+      <w:r>
+        <w:t>cbc:Percent</w:t>
+      </w:r>
+      <w:proofErr w:type="spellEnd"/>
+      <w:r>
+        <w:t>", NS)</w:t>
+      </w:r>
+    </w:p>
+    <w:p>
+      <w:pPr>
+        <w:spacing w:after="0"/>
+      </w:pPr>
+      <w:r>
+        <w:t xml:space="preserve">        </w:t>
+      </w:r>
+      <w:proofErr w:type="spellStart"/>
+      <w:r>
+        <w:t>if</w:t>
+      </w:r>
+      <w:proofErr w:type="spellEnd"/>
+      <w:r>
+        <w:t xml:space="preserve"> </w:t>
+      </w:r>
+      <w:proofErr w:type="spellStart"/>
+      <w:r>
+        <w:t>percent_el</w:t>
+      </w:r>
+      <w:proofErr w:type="spellEnd"/>
+      <w:r>
+        <w:t xml:space="preserve"> </w:t>
+      </w:r>
+      <w:proofErr w:type="spellStart"/>
+      <w:r>
+        <w:t>is</w:t>
+      </w:r>
+      <w:proofErr w:type="spellEnd"/>
+      <w:r>
+        <w:t xml:space="preserve"> </w:t>
+      </w:r>
+      <w:proofErr w:type="spellStart"/>
+      <w:r>
+        <w:t>not</w:t>
+      </w:r>
+      <w:proofErr w:type="spellEnd"/>
+      <w:r>
+        <w:t xml:space="preserve"> </w:t>
+      </w:r>
+      <w:proofErr w:type="spellStart"/>
+      <w:r>
+        <w:t>None</w:t>
+      </w:r>
+      <w:proofErr w:type="spellEnd"/>
+      <w:r>
+        <w:t xml:space="preserve"> and </w:t>
+      </w:r>
+      <w:proofErr w:type="spellStart"/>
+      <w:r>
+        <w:t>percent_el.text</w:t>
+      </w:r>
+      <w:proofErr w:type="spellEnd"/>
+      <w:r>
+        <w:t>:</w:t>
+      </w:r>
+    </w:p>
+    <w:p>
+      <w:pPr>
+        <w:spacing w:after="0"/>
+      </w:pPr>
+      <w:r>
+        <w:t xml:space="preserve">            tarifa = </w:t>
+      </w:r>
+      <w:proofErr w:type="spellStart"/>
+      <w:r>
+        <w:t>str</w:t>
+      </w:r>
+      <w:proofErr w:type="spellEnd"/>
+      <w:r>
+        <w:t>(</w:t>
+      </w:r>
+      <w:proofErr w:type="spellStart"/>
+      <w:r>
+        <w:t>int</w:t>
+      </w:r>
+      <w:proofErr w:type="spellEnd"/>
+      <w:r>
+        <w:t>(</w:t>
+      </w:r>
+      <w:proofErr w:type="spellStart"/>
+      <w:r>
+        <w:t>float</w:t>
+      </w:r>
+      <w:proofErr w:type="spellEnd"/>
+      <w:r>
+        <w:t>(</w:t>
+      </w:r>
+      <w:proofErr w:type="spellStart"/>
+      <w:r>
+        <w:t>percent_el.text</w:t>
+      </w:r>
+      <w:proofErr w:type="spellEnd"/>
+      <w:r>
+        <w:t>)))</w:t>
+      </w:r>
+    </w:p>
+    <w:p>
+      <w:pPr>
+        <w:spacing w:after="0"/>
+      </w:pPr>
+      <w:r>
+        <w:t xml:space="preserve">        </w:t>
+      </w:r>
+      <w:proofErr w:type="spellStart"/>
+      <w:r>
+        <w:t>else</w:t>
+      </w:r>
+      <w:proofErr w:type="spellEnd"/>
+      <w:r>
+        <w:t>:</w:t>
+      </w:r>
+    </w:p>
+    <w:p>
+      <w:pPr>
+        <w:spacing w:after="0"/>
+      </w:pPr>
+      <w:r>
+        <w:t>            tarifa = "0"</w:t>
+      </w:r>
+    </w:p>
+    <w:p>
+      <w:pPr>
+        <w:spacing w:after="0"/>
+      </w:pPr>
+      <w:r>
+        <w:t xml:space="preserve">        </w:t>
+      </w:r>
+      <w:proofErr w:type="spellStart"/>
+      <w:r>
+        <w:t>if</w:t>
+      </w:r>
+      <w:proofErr w:type="spellEnd"/>
+      <w:r>
+        <w:t xml:space="preserve"> tarifa </w:t>
+      </w:r>
+      <w:proofErr w:type="spellStart"/>
+      <w:r>
+        <w:t>not</w:t>
+      </w:r>
+      <w:proofErr w:type="spellEnd"/>
+      <w:r>
+        <w:t xml:space="preserve"> in bases:</w:t>
+      </w:r>
+    </w:p>
+    <w:p>
+      <w:pPr>
+        <w:spacing w:after="0"/>
+      </w:pPr>
+      <w:r>
+        <w:t>            bases[tarifa] = Decimal("0.00")</w:t>
+      </w:r>
+    </w:p>
+    <w:p>
+      <w:pPr>
+        <w:spacing w:after="0"/>
+      </w:pPr>
+      <w:r>
+        <w:t>        bases[tarifa] += base</w:t>
+      </w:r>
+    </w:p>
+    <w:p>
+      <w:pPr>
+        <w:spacing w:after="0"/>
+      </w:pPr>
+      <w:r>
+        <w:t xml:space="preserve">    </w:t>
+      </w:r>
+      <w:proofErr w:type="spellStart"/>
+      <w:r>
+        <w:t>for</w:t>
+      </w:r>
+      <w:proofErr w:type="spellEnd"/>
+      <w:r>
+        <w:t xml:space="preserve"> t in ["19", "5", "0"]:</w:t>
+      </w:r>
+    </w:p>
+    <w:p>
+      <w:pPr>
+        <w:spacing w:after="0"/>
+      </w:pPr>
+      <w:r>
+        <w:t xml:space="preserve">        </w:t>
+      </w:r>
+      <w:proofErr w:type="spellStart"/>
+      <w:r>
+        <w:t>bases.setdefault</w:t>
+      </w:r>
+      <w:proofErr w:type="spellEnd"/>
+      <w:r>
+        <w:t>(t, Decimal("0.00"))</w:t>
+      </w:r>
+    </w:p>
+    <w:p>
+      <w:pPr>
+        <w:spacing w:after="0"/>
+      </w:pPr>
+      <w:r>
+        <w:t xml:space="preserve">    </w:t>
+      </w:r>
+      <w:proofErr w:type="spellStart"/>
+      <w:r>
+        <w:t>return</w:t>
+      </w:r>
+      <w:proofErr w:type="spellEnd"/>
+      <w:r>
+        <w:t xml:space="preserve"> bases</w:t>
+      </w:r>
+    </w:p>
+    <w:p>
+      <w:pPr>
+        <w:spacing w:after="0"/>
+      </w:pPr>
+    </w:p>
+    <w:p>
+      <w:pPr>
+        <w:spacing w:after="0"/>
+      </w:pPr>
+      <w:proofErr w:type="spellStart"/>
+      <w:r>
+        <w:t>def</w:t>
+      </w:r>
+      <w:proofErr w:type="spellEnd"/>
+      <w:r>
+        <w:t xml:space="preserve"> </w:t>
+      </w:r>
+      <w:proofErr w:type="spellStart"/>
+      <w:r>
+        <w:t>extraer_totales</w:t>
+      </w:r>
+      <w:proofErr w:type="spellEnd"/>
+      <w:r>
+        <w:t>(</w:t>
+      </w:r>
+      <w:proofErr w:type="spellStart"/>
+      <w:r>
+        <w:t>invoice_root</w:t>
+      </w:r>
+      <w:proofErr w:type="spellEnd"/>
+      <w:r>
+        <w:t>):</w:t>
+      </w:r>
+    </w:p>
+    <w:p>
+      <w:pPr>
+        <w:spacing w:after="0"/>
+      </w:pPr>
+      <w:r>
+        <w:t xml:space="preserve">    subtotal = </w:t>
+      </w:r>
+      <w:proofErr w:type="spellStart"/>
+      <w:r>
+        <w:t>extraer_valor</w:t>
+      </w:r>
+      <w:proofErr w:type="spellEnd"/>
+      <w:r>
+        <w:t>(</w:t>
+      </w:r>
+      <w:proofErr w:type="spellStart"/>
+      <w:r>
+        <w:t>invoice_root</w:t>
+      </w:r>
+      <w:proofErr w:type="spellEnd"/>
+      <w:r>
+        <w:t>, [</w:t>
+      </w:r>
+    </w:p>
+    <w:p>
+      <w:pPr>
+        <w:spacing w:after="0"/>
+      </w:pPr>
+      <w:r>
+        <w:t>        ".//</w:t>
+      </w:r>
+      <w:proofErr w:type="spellStart"/>
+      <w:r>
+        <w:t>cac:LegalMonetaryTotal</w:t>
+      </w:r>
+      <w:proofErr w:type="spellEnd"/>
+      <w:r>
+        <w:t>/</w:t>
+      </w:r>
+      <w:proofErr w:type="spellStart"/>
+      <w:r>
+        <w:t>cbc:LineExtensionAmount</w:t>
+      </w:r>
+      <w:proofErr w:type="spellEnd"/>
+      <w:r>
+        <w:t>"</w:t>
+      </w:r>
+    </w:p>
+    <w:p>
+      <w:pPr>
+        <w:spacing w:after="0"/>
+      </w:pPr>
+      <w:r>
+        <w:t>    ])</w:t>
+      </w:r>
+    </w:p>
+    <w:p>
+      <w:pPr>
+        <w:spacing w:after="0"/>
+      </w:pPr>
+      <w:r>
+        <w:t xml:space="preserve">    total = </w:t>
+      </w:r>
+      <w:proofErr w:type="spellStart"/>
+      <w:r>
+        <w:t>extraer_valor</w:t>
+      </w:r>
+      <w:proofErr w:type="spellEnd"/>
+      <w:r>
+        <w:t>(</w:t>
+      </w:r>
+      <w:proofErr w:type="spellStart"/>
+      <w:r>
+        <w:t>invoice_root</w:t>
+      </w:r>
+      <w:proofErr w:type="spellEnd"/>
+      <w:r>
+        <w:t>, [</w:t>
+      </w:r>
+    </w:p>
+    <w:p>
+      <w:pPr>
+        <w:spacing w:after="0"/>
+      </w:pPr>
+      <w:r>
+        <w:t>        ".//</w:t>
+      </w:r>
+      <w:proofErr w:type="spellStart"/>
+      <w:r>
+        <w:t>cac:LegalMonetaryTotal</w:t>
+      </w:r>
+      <w:proofErr w:type="spellEnd"/>
+      <w:r>
+        <w:t>/</w:t>
+      </w:r>
+      <w:proofErr w:type="spellStart"/>
+      <w:r>
+        <w:t>cbc:PayableAmount</w:t>
+      </w:r>
+      <w:proofErr w:type="spellEnd"/>
+      <w:r>
+        <w:t>"</w:t>
+      </w:r>
+    </w:p>
+    <w:p>
+      <w:pPr>
+        <w:spacing w:after="0"/>
+      </w:pPr>
+      <w:r>
+        <w:lastRenderedPageBreak/>
+        <w:t>    ])</w:t>
+      </w:r>
+    </w:p>
+    <w:p>
+      <w:pPr>
+        <w:spacing w:after="0"/>
+      </w:pPr>
+      <w:r>
+        <w:t xml:space="preserve">    </w:t>
+      </w:r>
+      <w:proofErr w:type="spellStart"/>
+      <w:r>
+        <w:t>iva_total</w:t>
+      </w:r>
+      <w:proofErr w:type="spellEnd"/>
+      <w:r>
+        <w:t xml:space="preserve"> = </w:t>
+      </w:r>
+      <w:proofErr w:type="spellStart"/>
+      <w:r>
+        <w:t>extraer_iva_real</w:t>
+      </w:r>
+      <w:proofErr w:type="spellEnd"/>
+      <w:r>
+        <w:t>(</w:t>
+      </w:r>
+      <w:proofErr w:type="spellStart"/>
+      <w:r>
+        <w:t>invoice_root</w:t>
+      </w:r>
+      <w:proofErr w:type="spellEnd"/>
+      <w:r>
+        <w:t>)</w:t>
+      </w:r>
+    </w:p>
+    <w:p>
+      <w:pPr>
+        <w:spacing w:after="0"/>
+      </w:pPr>
+    </w:p>
+    <w:p>
+      <w:pPr>
+        <w:spacing w:after="0"/>
+      </w:pPr>
+      <w:r>
+        <w:t xml:space="preserve">    </w:t>
+      </w:r>
+      <w:proofErr w:type="spellStart"/>
+      <w:r>
+        <w:t>if</w:t>
+      </w:r>
+      <w:proofErr w:type="spellEnd"/>
+      <w:r>
+        <w:t xml:space="preserve"> subtotal == 0 and total &gt; 0 and </w:t>
+      </w:r>
+      <w:proofErr w:type="spellStart"/>
+      <w:r>
+        <w:t>iva_total</w:t>
+      </w:r>
+      <w:proofErr w:type="spellEnd"/>
+      <w:r>
+        <w:t xml:space="preserve"> &gt; 0:</w:t>
+      </w:r>
+    </w:p>
+    <w:p>
+      <w:pPr>
+        <w:spacing w:after="0"/>
+      </w:pPr>
+      <w:r>
+        <w:t xml:space="preserve">        subtotal = round(total - </w:t>
+      </w:r>
+      <w:proofErr w:type="spellStart"/>
+      <w:r>
+        <w:t>iva_total</w:t>
+      </w:r>
+      <w:proofErr w:type="spellEnd"/>
+      <w:r>
+        <w:t>, 2)</w:t>
+      </w:r>
+    </w:p>
+    <w:p>
+      <w:pPr>
+        <w:spacing w:after="0"/>
+      </w:pPr>
+      <w:r>
+        <w:t xml:space="preserve">    </w:t>
+      </w:r>
+      <w:proofErr w:type="spellStart"/>
+      <w:r>
+        <w:t>if</w:t>
+      </w:r>
+      <w:proofErr w:type="spellEnd"/>
+      <w:r>
+        <w:t xml:space="preserve"> total == 0 and subtotal &gt; 0:</w:t>
+      </w:r>
+    </w:p>
+    <w:p>
+      <w:pPr>
+        <w:spacing w:after="0"/>
+      </w:pPr>
+      <w:r>
+        <w:t xml:space="preserve">        total = subtotal + </w:t>
+      </w:r>
+      <w:proofErr w:type="spellStart"/>
+      <w:r>
+        <w:t>iva_total</w:t>
+      </w:r>
+      <w:proofErr w:type="spellEnd"/>
+    </w:p>
+    <w:p>
+      <w:pPr>
+        <w:spacing w:after="0"/>
+      </w:pPr>
+    </w:p>
+    <w:p>
+      <w:pPr>
+        <w:spacing w:after="0"/>
+      </w:pPr>
+      <w:r>
+        <w:t xml:space="preserve">    </w:t>
+      </w:r>
+      <w:proofErr w:type="spellStart"/>
+      <w:r>
+        <w:t>return</w:t>
+      </w:r>
+      <w:proofErr w:type="spellEnd"/>
+      <w:r>
+        <w:t xml:space="preserve"> round(subtotal, 2), round(</w:t>
+      </w:r>
+      <w:proofErr w:type="spellStart"/>
+      <w:r>
+        <w:t>iva_total</w:t>
+      </w:r>
+      <w:proofErr w:type="spellEnd"/>
+      <w:r>
+        <w:t>, 2), round(total, 2)</w:t>
+      </w:r>
+    </w:p>
+    <w:p>
+      <w:pPr>
+        <w:spacing w:after="0"/>
+      </w:pPr>
+    </w:p>
+    <w:p>
+      <w:pPr>
+        <w:spacing w:after="0"/>
+      </w:pPr>
+      <w:proofErr w:type="spellStart"/>
+      <w:r>
+        <w:t>def</w:t>
+      </w:r>
+      <w:proofErr w:type="spellEnd"/>
+      <w:r>
+        <w:t xml:space="preserve"> </w:t>
+      </w:r>
+      <w:proofErr w:type="spellStart"/>
+      <w:r>
+        <w:t>parsear_factura_xml</w:t>
+      </w:r>
+      <w:proofErr w:type="spellEnd"/>
+      <w:r>
+        <w:t>(</w:t>
+      </w:r>
+      <w:proofErr w:type="spellStart"/>
+      <w:r>
+        <w:t>xml_string</w:t>
+      </w:r>
+      <w:proofErr w:type="spellEnd"/>
+      <w:r>
+        <w:t>):</w:t>
+      </w:r>
+    </w:p>
+    <w:p>
+      <w:pPr>
+        <w:spacing w:after="0"/>
+      </w:pPr>
+      <w:r>
+        <w:t xml:space="preserve">    </w:t>
+      </w:r>
+      <w:proofErr w:type="spellStart"/>
+      <w:r>
+        <w:t>invoice_root</w:t>
+      </w:r>
+      <w:proofErr w:type="spellEnd"/>
+      <w:r>
+        <w:t xml:space="preserve">, _ = </w:t>
+      </w:r>
+      <w:proofErr w:type="spellStart"/>
+      <w:r>
+        <w:t>extraer_xml_interno</w:t>
+      </w:r>
+      <w:proofErr w:type="spellEnd"/>
+      <w:r>
+        <w:t>(</w:t>
+      </w:r>
+      <w:proofErr w:type="spellStart"/>
+      <w:r>
+        <w:t>xml_string</w:t>
+      </w:r>
+      <w:proofErr w:type="spellEnd"/>
+      <w:r>
+        <w:t>)</w:t>
+      </w:r>
+    </w:p>
+    <w:p>
+      <w:pPr>
+        <w:spacing w:after="0"/>
+      </w:pPr>
+    </w:p>
+    <w:p>
+      <w:pPr>
+        <w:spacing w:after="0"/>
+      </w:pPr>
+      <w:r>
+        <w:t xml:space="preserve">    subtotal, </w:t>
+      </w:r>
+      <w:proofErr w:type="spellStart"/>
+      <w:r>
+        <w:t>iva_total</w:t>
+      </w:r>
+      <w:proofErr w:type="spellEnd"/>
+      <w:r>
+        <w:t xml:space="preserve">, total = </w:t>
+      </w:r>
+      <w:proofErr w:type="spellStart"/>
+      <w:r>
+        <w:t>extraer_totales</w:t>
+      </w:r>
+      <w:proofErr w:type="spellEnd"/>
+      <w:r>
+        <w:t>(</w:t>
+      </w:r>
+      <w:proofErr w:type="spellStart"/>
+      <w:r>
+        <w:t>invoice_root</w:t>
+      </w:r>
+      <w:proofErr w:type="spellEnd"/>
+      <w:r>
+        <w:t>)</w:t>
+      </w:r>
+    </w:p>
+    <w:p>
+      <w:pPr>
+        <w:spacing w:after="0"/>
+      </w:pPr>
+      <w:r>
+        <w:t xml:space="preserve">    bases = </w:t>
+      </w:r>
+      <w:proofErr w:type="spellStart"/>
+      <w:r>
+        <w:t>extraer_bases_por_tarifa</w:t>
+      </w:r>
+      <w:proofErr w:type="spellEnd"/>
+      <w:r>
+        <w:t>(</w:t>
+      </w:r>
+      <w:proofErr w:type="spellStart"/>
+      <w:r>
+        <w:t>invoice_root</w:t>
+      </w:r>
+      <w:proofErr w:type="spellEnd"/>
+      <w:r>
+        <w:t xml:space="preserve">)  # </w:t>
+      </w:r>
+      <w:r>
+        <w:rPr>
+          <w:rFonts w:ascii="Segoe UI Emoji" w:hAnsi="Segoe UI Emoji" w:cs="Segoe UI Emoji"/>
+        </w:rPr>
+        <w:t>✅</w:t>
+      </w:r>
+      <w:r>
+        <w:t xml:space="preserve"> llamada expl</w:t>
+      </w:r>
+      <w:r>
+        <w:rPr>
+          <w:rFonts w:ascii="Aptos" w:hAnsi="Aptos" w:cs="Aptos"/>
+        </w:rPr>
+        <w:t>í</w:t>
+      </w:r>
+      <w:r>
+        <w:t>cita aqu</w:t>
+      </w:r>
+      <w:r>
+        <w:rPr>
+          <w:rFonts w:ascii="Aptos" w:hAnsi="Aptos" w:cs="Aptos"/>
+        </w:rPr>
+        <w:t>í</w:t>
+      </w:r>
+    </w:p>
+    <w:p>
+      <w:pPr>
+        <w:spacing w:after="0"/>
+      </w:pPr>
+    </w:p>
+    <w:p>
+      <w:pPr>
+        <w:spacing w:after="0"/>
+      </w:pPr>
+      <w:r>
+        <w:t xml:space="preserve">    numero = </w:t>
+      </w:r>
+      <w:proofErr w:type="spellStart"/>
+      <w:r>
+        <w:t>invoice_root.find</w:t>
+      </w:r>
+      <w:proofErr w:type="spellEnd"/>
+      <w:r>
+        <w:t>(".//</w:t>
+      </w:r>
+      <w:proofErr w:type="spellStart"/>
+      <w:r>
+        <w:t>cbc:ID</w:t>
+      </w:r>
+      <w:proofErr w:type="spellEnd"/>
+      <w:r>
+        <w:t>", NS)</w:t>
+      </w:r>
+    </w:p>
+    <w:p>
+      <w:pPr>
+        <w:spacing w:after="0"/>
+      </w:pPr>
+      <w:r>
+        <w:t xml:space="preserve">    </w:t>
+      </w:r>
+      <w:proofErr w:type="spellStart"/>
+      <w:r>
+        <w:t>numero_factura</w:t>
+      </w:r>
+      <w:proofErr w:type="spellEnd"/>
+      <w:r>
+        <w:t xml:space="preserve"> = </w:t>
+      </w:r>
+      <w:proofErr w:type="spellStart"/>
+      <w:r>
+        <w:t>numero.text.strip</w:t>
+      </w:r>
+      <w:proofErr w:type="spellEnd"/>
+      <w:r>
+        <w:t xml:space="preserve">() </w:t>
+      </w:r>
+      <w:proofErr w:type="spellStart"/>
+      <w:r>
+        <w:t>if</w:t>
+      </w:r>
+      <w:proofErr w:type="spellEnd"/>
+      <w:r>
+        <w:t xml:space="preserve"> </w:t>
+      </w:r>
+      <w:proofErr w:type="spellStart"/>
+      <w:r>
+        <w:t>numero</w:t>
+      </w:r>
+      <w:proofErr w:type="spellEnd"/>
+      <w:r>
+        <w:t xml:space="preserve"> </w:t>
+      </w:r>
+      <w:proofErr w:type="spellStart"/>
+      <w:r>
+        <w:t>is</w:t>
+      </w:r>
+      <w:proofErr w:type="spellEnd"/>
+      <w:r>
+        <w:t xml:space="preserve"> </w:t>
+      </w:r>
+      <w:proofErr w:type="spellStart"/>
+      <w:r>
+        <w:t>not</w:t>
+      </w:r>
+      <w:proofErr w:type="spellEnd"/>
+      <w:r>
+        <w:t xml:space="preserve"> </w:t>
+      </w:r>
+      <w:proofErr w:type="spellStart"/>
+      <w:r>
+        <w:t>None</w:t>
+      </w:r>
+      <w:proofErr w:type="spellEnd"/>
+      <w:r>
+        <w:t xml:space="preserve"> </w:t>
+      </w:r>
+      <w:proofErr w:type="spellStart"/>
+      <w:r>
+        <w:t>else</w:t>
+      </w:r>
+      <w:proofErr w:type="spellEnd"/>
+      <w:r>
+        <w:t xml:space="preserve"> "1"</w:t>
+      </w:r>
+    </w:p>
+    <w:p>
+      <w:pPr>
+        <w:spacing w:after="0"/>
+      </w:pPr>
+    </w:p>
+    <w:p>
+      <w:pPr>
+        <w:spacing w:after="0"/>
+      </w:pPr>
+      <w:r>
+        <w:t xml:space="preserve">    fecha = </w:t>
+      </w:r>
+      <w:proofErr w:type="spellStart"/>
+      <w:r>
+        <w:t>invoice_root.find</w:t>
+      </w:r>
+      <w:proofErr w:type="spellEnd"/>
+      <w:r>
+        <w:t>(".//</w:t>
+      </w:r>
+      <w:proofErr w:type="spellStart"/>
+      <w:r>
+        <w:t>cbc:IssueDate</w:t>
+      </w:r>
+      <w:proofErr w:type="spellEnd"/>
+      <w:r>
+        <w:t>", NS)</w:t>
+      </w:r>
+    </w:p>
+    <w:p>
+      <w:pPr>
+        <w:spacing w:after="0"/>
+      </w:pPr>
+      <w:r>
+        <w:t xml:space="preserve">    fecha = </w:t>
+      </w:r>
+      <w:proofErr w:type="spellStart"/>
+      <w:r>
+        <w:t>fecha.text</w:t>
+      </w:r>
+      <w:proofErr w:type="spellEnd"/>
+      <w:r>
+        <w:t xml:space="preserve"> </w:t>
+      </w:r>
+      <w:proofErr w:type="spellStart"/>
+      <w:r>
+        <w:t>if</w:t>
+      </w:r>
+      <w:proofErr w:type="spellEnd"/>
+      <w:r>
+        <w:t xml:space="preserve"> fecha </w:t>
+      </w:r>
+      <w:proofErr w:type="spellStart"/>
+      <w:r>
+        <w:t>is</w:t>
+      </w:r>
+      <w:proofErr w:type="spellEnd"/>
+      <w:r>
+        <w:t xml:space="preserve"> </w:t>
+      </w:r>
+      <w:proofErr w:type="spellStart"/>
+      <w:r>
+        <w:t>not</w:t>
+      </w:r>
+      <w:proofErr w:type="spellEnd"/>
+      <w:r>
+        <w:t xml:space="preserve"> </w:t>
+      </w:r>
+      <w:proofErr w:type="spellStart"/>
+      <w:r>
+        <w:t>None</w:t>
+      </w:r>
+      <w:proofErr w:type="spellEnd"/>
+      <w:r>
+        <w:t xml:space="preserve"> </w:t>
+      </w:r>
+      <w:proofErr w:type="spellStart"/>
+      <w:r>
+        <w:t>else</w:t>
+      </w:r>
+      <w:proofErr w:type="spellEnd"/>
+      <w:r>
+        <w:t xml:space="preserve"> "2026-01-01"</w:t>
+      </w:r>
+    </w:p>
+    <w:p>
+      <w:pPr>
+        <w:spacing w:after="0"/>
+      </w:pPr>
+    </w:p>
+    <w:p>
+      <w:pPr>
+        <w:spacing w:after="0"/>
+      </w:pPr>
+      <w:r>
+        <w:t xml:space="preserve">    </w:t>
+      </w:r>
+      <w:proofErr w:type="spellStart"/>
+      <w:r>
+        <w:t>nit_raw</w:t>
+      </w:r>
+      <w:proofErr w:type="spellEnd"/>
+      <w:r>
+        <w:t xml:space="preserve"> = invoice_root.find(".//cac:AccountingSupplierParty//cbc:CompanyID", NS)</w:t>
+      </w:r>
+    </w:p>
+    <w:p>
+      <w:pPr>
+        <w:spacing w:after="0"/>
+      </w:pPr>
+      <w:r>
+        <w:t xml:space="preserve">    </w:t>
+      </w:r>
+      <w:proofErr w:type="spellStart"/>
+      <w:r>
+        <w:t>nit_raw</w:t>
+      </w:r>
+      <w:proofErr w:type="spellEnd"/>
+      <w:r>
+        <w:t xml:space="preserve"> = </w:t>
+      </w:r>
+      <w:proofErr w:type="spellStart"/>
+      <w:r>
+        <w:t>nit_raw.text.strip</w:t>
+      </w:r>
+      <w:proofErr w:type="spellEnd"/>
+      <w:r>
+        <w:t xml:space="preserve">() </w:t>
+      </w:r>
+      <w:proofErr w:type="spellStart"/>
+      <w:r>
+        <w:t>if</w:t>
+      </w:r>
+      <w:proofErr w:type="spellEnd"/>
+      <w:r>
+        <w:t xml:space="preserve"> </w:t>
+      </w:r>
+      <w:proofErr w:type="spellStart"/>
+      <w:r>
+        <w:t>nit_raw</w:t>
+      </w:r>
+      <w:proofErr w:type="spellEnd"/>
+      <w:r>
+        <w:t xml:space="preserve"> </w:t>
+      </w:r>
+      <w:proofErr w:type="spellStart"/>
+      <w:r>
+        <w:t>is</w:t>
+      </w:r>
+      <w:proofErr w:type="spellEnd"/>
+      <w:r>
+        <w:t xml:space="preserve"> </w:t>
+      </w:r>
+      <w:proofErr w:type="spellStart"/>
+      <w:r>
+        <w:t>not</w:t>
+      </w:r>
+      <w:proofErr w:type="spellEnd"/>
+      <w:r>
+        <w:t xml:space="preserve"> </w:t>
+      </w:r>
+      <w:proofErr w:type="spellStart"/>
+      <w:r>
+        <w:t>None</w:t>
+      </w:r>
+      <w:proofErr w:type="spellEnd"/>
+      <w:r>
+        <w:t xml:space="preserve"> </w:t>
+      </w:r>
+      <w:proofErr w:type="spellStart"/>
+      <w:r>
+        <w:t>else</w:t>
+      </w:r>
+      <w:proofErr w:type="spellEnd"/>
+      <w:r>
+        <w:t xml:space="preserve"> "000000000"</w:t>
+      </w:r>
+    </w:p>
+    <w:p>
+      <w:pPr>
+        <w:spacing w:after="0"/>
+      </w:pPr>
+      <w:r>
+        <w:t xml:space="preserve">    </w:t>
+      </w:r>
+      <w:proofErr w:type="spellStart"/>
+      <w:r>
+        <w:t>nit</w:t>
+      </w:r>
+      <w:proofErr w:type="spellEnd"/>
+      <w:r>
+        <w:t xml:space="preserve"> = </w:t>
+      </w:r>
+      <w:proofErr w:type="spellStart"/>
+      <w:r>
+        <w:t>re.sub</w:t>
+      </w:r>
+      <w:proofErr w:type="spellEnd"/>
+      <w:r>
+        <w:t xml:space="preserve">(r'\D', '', </w:t>
+      </w:r>
+      <w:proofErr w:type="spellStart"/>
+      <w:r>
+        <w:t>nit_raw.split</w:t>
+      </w:r>
+      <w:proofErr w:type="spellEnd"/>
+      <w:r>
+        <w:t>('-')[0])</w:t>
+      </w:r>
+    </w:p>
+    <w:p>
+      <w:pPr>
+        <w:spacing w:after="0"/>
+      </w:pPr>
+    </w:p>
+    <w:p>
+      <w:pPr>
+        <w:spacing w:after="0"/>
+      </w:pPr>
+      <w:r>
+        <w:t>    nombre = invoice_root.find(".//cac:AccountingSupplierParty//cbc:RegistrationName", NS)</w:t>
+      </w:r>
+    </w:p>
+    <w:p>
+      <w:pPr>
+        <w:spacing w:after="0"/>
+      </w:pPr>
+      <w:r>
+        <w:t xml:space="preserve">    nombre = </w:t>
+      </w:r>
+      <w:proofErr w:type="spellStart"/>
+      <w:r>
+        <w:t>nombre.text.strip</w:t>
+      </w:r>
+      <w:proofErr w:type="spellEnd"/>
+      <w:r>
+        <w:t xml:space="preserve">() </w:t>
+      </w:r>
+      <w:proofErr w:type="spellStart"/>
+      <w:r>
+        <w:t>if</w:t>
+      </w:r>
+      <w:proofErr w:type="spellEnd"/>
+      <w:r>
+        <w:t xml:space="preserve"> nombre </w:t>
+      </w:r>
+      <w:proofErr w:type="spellStart"/>
+      <w:r>
+        <w:t>is</w:t>
+      </w:r>
+      <w:proofErr w:type="spellEnd"/>
+      <w:r>
+        <w:t xml:space="preserve"> </w:t>
+      </w:r>
+      <w:proofErr w:type="spellStart"/>
+      <w:r>
+        <w:t>not</w:t>
+      </w:r>
+      <w:proofErr w:type="spellEnd"/>
+      <w:r>
+        <w:t xml:space="preserve"> </w:t>
+      </w:r>
+      <w:proofErr w:type="spellStart"/>
+      <w:r>
+        <w:t>None</w:t>
+      </w:r>
+      <w:proofErr w:type="spellEnd"/>
+      <w:r>
+        <w:t xml:space="preserve"> </w:t>
+      </w:r>
+      <w:proofErr w:type="spellStart"/>
+      <w:r>
+        <w:t>else</w:t>
+      </w:r>
+      <w:proofErr w:type="spellEnd"/>
+      <w:r>
+        <w:t xml:space="preserve"> "PROVEEDOR"</w:t>
+      </w:r>
+    </w:p>
+    <w:p>
+      <w:pPr>
+        <w:spacing w:after="0"/>
+      </w:pPr>
+    </w:p>
+    <w:p>
+      <w:pPr>
+        <w:spacing w:after="0"/>
+      </w:pPr>
+      <w:r>
+        <w:t xml:space="preserve">    </w:t>
+      </w:r>
+      <w:proofErr w:type="spellStart"/>
+      <w:r>
+        <w:t>print</w:t>
+      </w:r>
+      <w:proofErr w:type="spellEnd"/>
+      <w:r>
+        <w:t>("---- PARSER ----")</w:t>
+      </w:r>
+    </w:p>
+    <w:p>
+      <w:pPr>
+        <w:spacing w:after="0"/>
+      </w:pPr>
+      <w:r>
+        <w:t xml:space="preserve">    </w:t>
+      </w:r>
+      <w:proofErr w:type="spellStart"/>
+      <w:r>
+        <w:t>print</w:t>
+      </w:r>
+      <w:proofErr w:type="spellEnd"/>
+      <w:r>
+        <w:t xml:space="preserve">("NIT limpio:", </w:t>
+      </w:r>
+      <w:proofErr w:type="spellStart"/>
+      <w:r>
+        <w:t>nit</w:t>
+      </w:r>
+      <w:proofErr w:type="spellEnd"/>
+      <w:r>
+        <w:t>)</w:t>
+      </w:r>
+    </w:p>
+    <w:p>
+      <w:pPr>
+        <w:spacing w:after="0"/>
+      </w:pPr>
+      <w:r>
+        <w:t xml:space="preserve">    </w:t>
+      </w:r>
+      <w:proofErr w:type="spellStart"/>
+      <w:r>
+        <w:t>print</w:t>
+      </w:r>
+      <w:proofErr w:type="spellEnd"/>
+      <w:r>
+        <w:t>("PROVEEDOR:", nombre)</w:t>
+      </w:r>
+    </w:p>
+    <w:p>
+      <w:pPr>
+        <w:spacing w:after="0"/>
+      </w:pPr>
+      <w:r>
+        <w:t xml:space="preserve">    </w:t>
+      </w:r>
+      <w:proofErr w:type="spellStart"/>
+      <w:r>
+        <w:t>print</w:t>
+      </w:r>
+      <w:proofErr w:type="spellEnd"/>
+      <w:r>
+        <w:t xml:space="preserve">("FACTURA:", </w:t>
+      </w:r>
+      <w:proofErr w:type="spellStart"/>
+      <w:r>
+        <w:t>numero_factura</w:t>
+      </w:r>
+      <w:proofErr w:type="spellEnd"/>
+      <w:r>
+        <w:t>)</w:t>
+      </w:r>
+    </w:p>
+    <w:p>
+      <w:pPr>
+        <w:spacing w:after="0"/>
+      </w:pPr>
+      <w:r>
+        <w:t xml:space="preserve">    </w:t>
+      </w:r>
+      <w:proofErr w:type="spellStart"/>
+      <w:r>
+        <w:t>print</w:t>
+      </w:r>
+      <w:proofErr w:type="spellEnd"/>
+      <w:r>
+        <w:t>("SUBTOTAL:", subtotal)</w:t>
+      </w:r>
+    </w:p>
+    <w:p>
+      <w:pPr>
+        <w:spacing w:after="0"/>
+      </w:pPr>
+      <w:r>
+        <w:t xml:space="preserve">    </w:t>
+      </w:r>
+      <w:proofErr w:type="spellStart"/>
+      <w:r>
+        <w:t>print</w:t>
+      </w:r>
+      <w:proofErr w:type="spellEnd"/>
+      <w:r>
+        <w:t xml:space="preserve">("IVA:", </w:t>
+      </w:r>
+      <w:proofErr w:type="spellStart"/>
+      <w:r>
+        <w:t>iva_total</w:t>
+      </w:r>
+      <w:proofErr w:type="spellEnd"/>
+      <w:r>
+        <w:t>)</w:t>
+      </w:r>
+    </w:p>
+    <w:p>
+      <w:pPr>
+        <w:spacing w:after="0"/>
+      </w:pPr>
+      <w:r>
+        <w:t xml:space="preserve">    </w:t>
+      </w:r>
+      <w:proofErr w:type="spellStart"/>
+      <w:r>
+        <w:t>print</w:t>
+      </w:r>
+      <w:proofErr w:type="spellEnd"/>
+      <w:r>
+        <w:t>("TOTAL:", total)</w:t>
+      </w:r>
+    </w:p>
+    <w:p>
+      <w:pPr>
+        <w:spacing w:after="0"/>
+      </w:pPr>
+      <w:r>
+        <w:t xml:space="preserve">    </w:t>
+      </w:r>
+      <w:proofErr w:type="spellStart"/>
+      <w:r>
+        <w:t>print</w:t>
+      </w:r>
+      <w:proofErr w:type="spellEnd"/>
+      <w:r>
+        <w:t>("BASES:", bases)</w:t>
+      </w:r>
+    </w:p>
+    <w:p>
+      <w:pPr>
+        <w:spacing w:after="0"/>
+      </w:pPr>
+    </w:p>
+    <w:p>
+      <w:pPr>
+        <w:spacing w:after="0"/>
+      </w:pPr>
+      <w:r>
+        <w:t xml:space="preserve">    </w:t>
+      </w:r>
+      <w:proofErr w:type="spellStart"/>
+      <w:r>
+        <w:t>return</w:t>
+      </w:r>
+      <w:proofErr w:type="spellEnd"/>
+      <w:r>
+        <w:t xml:space="preserve"> {</w:t>
+      </w:r>
+    </w:p>
+    <w:p>
+      <w:pPr>
+        <w:spacing w:after="0"/>
+      </w:pPr>
+      <w:r>
+        <w:t>        "fecha": fecha,</w:t>
+      </w:r>
+    </w:p>
+    <w:p>
+      <w:pPr>
+        <w:spacing w:after="0"/>
+      </w:pPr>
+      <w:r>
+        <w:t>        "</w:t>
+      </w:r>
+      <w:proofErr w:type="spellStart"/>
+      <w:r>
+        <w:t>numero_factura</w:t>
+      </w:r>
+      <w:proofErr w:type="spellEnd"/>
+      <w:r>
+        <w:t xml:space="preserve">": </w:t>
+      </w:r>
+      <w:proofErr w:type="spellStart"/>
+      <w:r>
+        <w:t>numero_factura</w:t>
+      </w:r>
+      <w:proofErr w:type="spellEnd"/>
+      <w:r>
+        <w:t>,</w:t>
+      </w:r>
+    </w:p>
+    <w:p>
+      <w:pPr>
+        <w:spacing w:after="0"/>
+      </w:pPr>
+      <w:r>
+        <w:t>        "proveedor": {"</w:t>
+      </w:r>
+      <w:proofErr w:type="spellStart"/>
+      <w:r>
+        <w:t>nit</w:t>
+      </w:r>
+      <w:proofErr w:type="spellEnd"/>
+      <w:r>
+        <w:t xml:space="preserve">": </w:t>
+      </w:r>
+      <w:proofErr w:type="spellStart"/>
+      <w:r>
+        <w:t>nit</w:t>
+      </w:r>
+      <w:proofErr w:type="spellEnd"/>
+      <w:r>
+        <w:t>, "nombre": nombre},</w:t>
+      </w:r>
+    </w:p>
+    <w:p>
+      <w:pPr>
+        <w:spacing w:after="0"/>
+      </w:pPr>
+      <w:r>
+        <w:t>        "totales": {"subtotal": subtotal, "</w:t>
+      </w:r>
+      <w:proofErr w:type="spellStart"/>
+      <w:r>
+        <w:t>total_pagar</w:t>
+      </w:r>
+      <w:proofErr w:type="spellEnd"/>
+      <w:r>
+        <w:t>": total},</w:t>
+      </w:r>
+    </w:p>
+    <w:p>
+      <w:pPr>
+        <w:spacing w:after="0"/>
+      </w:pPr>
+      <w:r>
+        <w:t>        "</w:t>
+      </w:r>
+      <w:proofErr w:type="spellStart"/>
+      <w:r>
+        <w:t>iva_total</w:t>
+      </w:r>
+      <w:proofErr w:type="spellEnd"/>
+      <w:r>
+        <w:t xml:space="preserve">": </w:t>
+      </w:r>
+      <w:proofErr w:type="spellStart"/>
+      <w:r>
+        <w:t>iva_total</w:t>
+      </w:r>
+      <w:proofErr w:type="spellEnd"/>
+      <w:r>
+        <w:t>,</w:t>
+      </w:r>
+    </w:p>
+    <w:p>
+      <w:pPr>
+        <w:spacing w:after="0"/>
+      </w:pPr>
+      <w:r>
+        <w:t>        "base": bases</w:t>
+      </w:r>
+    </w:p>
+    <w:p>
+      <w:pPr>
+        <w:spacing w:after="0"/>
+      </w:pPr>
+      <w:r>
+        <w:t>    }</w:t>
+      </w:r>
+    </w:p>
+    <w:p>
+      <w:pPr>
+        <w:spacing w:after="0"/>
+        <w:rPr>
+          <w:b/>
+          <w:bCs/>
+        </w:rPr>
+      </w:pPr>
+    </w:p>
+    <w:p>
+      <w:pPr>
+        <w:spacing w:after="0"/>
+        <w:rPr>
+          <w:b/>
+          <w:bCs/>
+        </w:rPr>
+      </w:pPr>
+    </w:p>
+    <w:p>
+      <w:pPr>
+        <w:spacing w:after="0"/>
+        <w:rPr>
+          <w:b/>
+          <w:bCs/>
+        </w:rPr>
       </w:pPr>
     </w:p>
     <w:p>
@@ -2546,7 +9811,6 @@
   <w:style w:type="character" w:default="1" w:styleId="Fuentedeprrafopredeter">
     <w:name w:val="Default Paragraph Font"/>
     <w:uiPriority w:val="1"/>
-    <w:semiHidden/>
     <w:unhideWhenUsed/>
   </w:style>
   <w:style w:type="table" w:default="1" w:styleId="Tablanormal">
